--- a/docs/Programa_H1_v2026.docx
+++ b/docs/Programa_H1_v2026.docx
@@ -464,7 +464,7 @@
     </w:p>
     <w:bookmarkEnd w:id="12"/>
     <w:bookmarkEnd w:id="13"/>
-    <w:bookmarkStart w:id="22" w:name="webinar-16.09.2026-1900---2100"/>
+    <w:bookmarkStart w:id="25" w:name="webinar-16.09.2026-1900---2100"/>
     <w:p>
       <w:pPr>
         <w:pStyle w:val="Heading2"/>
@@ -1047,7 +1047,7 @@
     </w:p>
     <w:bookmarkEnd w:id="18"/>
     <w:bookmarkEnd w:id="19"/>
-    <w:bookmarkStart w:id="21" w:name="Xe66d7d78fe1f97caf6053f00a5ca5f5f89bcbf7"/>
+    <w:bookmarkStart w:id="22" w:name="Xe66d7d78fe1f97caf6053f00a5ca5f5f89bcbf7"/>
     <w:p>
       <w:pPr>
         <w:pStyle w:val="Heading3"/>
@@ -1106,14 +1106,157 @@
     </w:p>
     <w:p>
       <w:pPr>
+        <w:numPr>
+          <w:ilvl w:val="0"/>
+          <w:numId w:val="1012"/>
+        </w:numPr>
+      </w:pPr>
+      <w:r>
+        <w:t xml:space="preserve">Evaluación preliminar de conocimientos (Finalidad docente, no puntuable).</w:t>
+      </w:r>
+    </w:p>
+    <w:p>
+      <w:pPr>
+        <w:numPr>
+          <w:ilvl w:val="0"/>
+          <w:numId w:val="1012"/>
+        </w:numPr>
+      </w:pPr>
+      <w:r>
+        <w:t xml:space="preserve">Introducción a la monografía de Lundberg.</w:t>
+      </w:r>
+      <w:r>
+        <w:br/>
+      </w:r>
+      <w:r>
+        <w:rPr>
+          <w:b/>
+          <w:bCs/>
+        </w:rPr>
+        <w:t xml:space="preserve">J. Sahuquillo</w:t>
+      </w:r>
+      <w:r>
+        <w:br/>
+      </w:r>
+    </w:p>
+    <w:p>
+      <w:pPr>
+        <w:numPr>
+          <w:ilvl w:val="0"/>
+          <w:numId w:val="1012"/>
+        </w:numPr>
+      </w:pPr>
+      <w:r>
+        <w:t xml:space="preserve">Las ondas A o ‘plateau’.</w:t>
+      </w:r>
+      <w:r>
+        <w:t xml:space="preserve"> </w:t>
+      </w:r>
+      <w:r>
+        <w:rPr>
+          <w:b/>
+          <w:bCs/>
+        </w:rPr>
+        <w:t xml:space="preserve">M. A. Poca</w:t>
+      </w:r>
+    </w:p>
+    <w:p>
+      <w:pPr>
+        <w:numPr>
+          <w:ilvl w:val="0"/>
+          <w:numId w:val="1012"/>
+        </w:numPr>
+      </w:pPr>
+      <w:r>
+        <w:t xml:space="preserve">Ondas B o beta.</w:t>
+      </w:r>
+      <w:r>
+        <w:br/>
+      </w:r>
+      <w:r>
+        <w:rPr>
+          <w:b/>
+          <w:bCs/>
+        </w:rPr>
+        <w:t xml:space="preserve">M. A. Poca</w:t>
+      </w:r>
+    </w:p>
+    <w:p>
+      <w:pPr>
+        <w:numPr>
+          <w:ilvl w:val="0"/>
+          <w:numId w:val="1012"/>
+        </w:numPr>
+      </w:pPr>
+      <w:r>
+        <w:t xml:space="preserve">Ondas C.</w:t>
+      </w:r>
+      <w:r>
+        <w:br/>
+      </w:r>
+      <w:r>
+        <w:rPr>
+          <w:b/>
+          <w:bCs/>
+        </w:rPr>
+        <w:t xml:space="preserve">J. Sahuquillo</w:t>
+      </w:r>
+    </w:p>
+    <w:p>
+      <w:pPr>
+        <w:numPr>
+          <w:ilvl w:val="0"/>
+          <w:numId w:val="1012"/>
+        </w:numPr>
+      </w:pPr>
+      <w:r>
+        <w:t xml:space="preserve">Deconstruyendo el registro de PIC: ondas cardiacas y respiratorias.</w:t>
+      </w:r>
+      <w:r>
+        <w:br/>
+      </w:r>
+      <w:r>
+        <w:rPr>
+          <w:b/>
+          <w:bCs/>
+        </w:rPr>
+        <w:t xml:space="preserve">J. Sahuquillo</w:t>
+      </w:r>
+    </w:p>
+    <w:bookmarkEnd w:id="20"/>
+    <w:bookmarkStart w:id="21" w:name="actividades-complementarias-modulo-4"/>
+    <w:p>
+      <w:pPr>
+        <w:pStyle w:val="Heading4"/>
+      </w:pPr>
+      <w:r>
+        <w:t xml:space="preserve">1.5.2</w:t>
+      </w:r>
+      <w:r>
+        <w:t xml:space="preserve"> </w:t>
+      </w:r>
+      <w:r>
+        <w:rPr>
+          <w:b/>
+          <w:bCs/>
+        </w:rPr>
+        <w:t xml:space="preserve">Actividades complementarias Modulo 4</w:t>
+      </w:r>
+    </w:p>
+    <w:p>
+      <w:pPr>
         <w:pStyle w:val="Compact"/>
         <w:numPr>
           <w:ilvl w:val="0"/>
-          <w:numId w:val="1012"/>
-        </w:numPr>
-      </w:pPr>
-      <w:r>
-        <w:t xml:space="preserve">Evaluación preliminar de conocimientos (Finalidad docente, no puntuable).</w:t>
+          <w:numId w:val="1013"/>
+        </w:numPr>
+      </w:pPr>
+      <w:r>
+        <w:rPr>
+          <w:b/>
+          <w:bCs/>
+        </w:rPr>
+        <w:t xml:space="preserve">Bibliografía recomendada</w:t>
       </w:r>
     </w:p>
     <w:p>
@@ -1121,24 +1264,15 @@
         <w:pStyle w:val="Compact"/>
         <w:numPr>
           <w:ilvl w:val="0"/>
-          <w:numId w:val="1012"/>
-        </w:numPr>
-      </w:pPr>
-      <w:r>
-        <w:t xml:space="preserve">Introducción a la monografía de Lundberg.</w:t>
-      </w:r>
-      <w:r>
-        <w:br/>
-      </w:r>
-      <w:r>
-        <w:rPr>
-          <w:b/>
-          <w:bCs/>
-        </w:rPr>
-        <w:t xml:space="preserve">J. Sahuquillo</w:t>
-      </w:r>
-      <w:r>
-        <w:br/>
+          <w:numId w:val="1013"/>
+        </w:numPr>
+      </w:pPr>
+      <w:r>
+        <w:rPr>
+          <w:b/>
+          <w:bCs/>
+        </w:rPr>
+        <w:t xml:space="preserve">Evaluación para créditos del Módulo 4</w:t>
       </w:r>
     </w:p>
     <w:p>
@@ -1146,16 +1280,105 @@
         <w:pStyle w:val="Compact"/>
         <w:numPr>
           <w:ilvl w:val="0"/>
-          <w:numId w:val="1012"/>
-        </w:numPr>
-      </w:pPr>
-      <w:r>
-        <w:t xml:space="preserve">Las ondas A o ‘plateau’. M. A. Poca Ondas B o beta. M. A. Poca Ondas C. J. Sahuquillo Deconstruyendo el registro de PIC: ondas cardiacas y respiratorias. J. Sahuquillo Como informar un registro de PIC cuando se utiliza con carácter diagnóstico. K. Rosas Webinar. Valoración de casos clínicos y registros de PIC. D. López-Bermeo y J. Sahuquillo Moderación: M.A. Poca (18 de noviembre, 19:00 horas)</w:t>
-      </w:r>
-    </w:p>
-    <w:bookmarkEnd w:id="20"/>
+          <w:numId w:val="1013"/>
+        </w:numPr>
+      </w:pPr>
+      <w:r>
+        <w:rPr>
+          <w:b/>
+          <w:bCs/>
+        </w:rPr>
+        <w:t xml:space="preserve">Valoración del Módulo 4 (control de calidad)</w:t>
+      </w:r>
+    </w:p>
     <w:bookmarkEnd w:id="21"/>
     <w:bookmarkEnd w:id="22"/>
+    <w:bookmarkStart w:id="24" w:name="X6d25449cf4a073097dbed84f2aa4c297994f549"/>
+    <w:p>
+      <w:pPr>
+        <w:pStyle w:val="Heading3"/>
+      </w:pPr>
+      <w:r>
+        <w:t xml:space="preserve">1.6 Webinar | 18 de noviembre, 19:00 horas. Valoración de casos clínicos y registros de PIC.</w:t>
+      </w:r>
+    </w:p>
+    <w:p>
+      <w:pPr>
+        <w:pStyle w:val="Compact"/>
+        <w:numPr>
+          <w:ilvl w:val="0"/>
+          <w:numId w:val="1014"/>
+        </w:numPr>
+      </w:pPr>
+      <w:r>
+        <w:t xml:space="preserve">D. López-Bermeo</w:t>
+      </w:r>
+    </w:p>
+    <w:p>
+      <w:pPr>
+        <w:pStyle w:val="Compact"/>
+        <w:numPr>
+          <w:ilvl w:val="0"/>
+          <w:numId w:val="1014"/>
+        </w:numPr>
+      </w:pPr>
+      <w:r>
+        <w:t xml:space="preserve">J. Sahuquillo</w:t>
+      </w:r>
+    </w:p>
+    <w:p>
+      <w:pPr>
+        <w:pStyle w:val="FirstParagraph"/>
+      </w:pPr>
+      <w:r>
+        <w:rPr>
+          <w:b/>
+          <w:bCs/>
+        </w:rPr>
+        <w:t xml:space="preserve">Moderación:</w:t>
+      </w:r>
+      <w:r>
+        <w:t xml:space="preserve"> </w:t>
+      </w:r>
+      <w:r>
+        <w:t xml:space="preserve">M.A. Poca</w:t>
+      </w:r>
+      <w:r>
+        <w:br/>
+      </w:r>
+      <w:r>
+        <w:rPr>
+          <w:b/>
+          <w:bCs/>
+        </w:rPr>
+        <w:t xml:space="preserve">Sistema interactivo Vevox</w:t>
+      </w:r>
+      <w:r>
+        <w:br/>
+      </w:r>
+    </w:p>
+    <w:bookmarkStart w:id="23" w:name="X905bacab504cb9782e974405000004090d897af"/>
+    <w:p>
+      <w:pPr>
+        <w:pStyle w:val="Heading4"/>
+      </w:pPr>
+      <w:r>
+        <w:t xml:space="preserve">1.6.1</w:t>
+      </w:r>
+      <w:r>
+        <w:t xml:space="preserve"> </w:t>
+      </w:r>
+      <w:r>
+        <w:rPr>
+          <w:b/>
+          <w:bCs/>
+        </w:rPr>
+        <w:t xml:space="preserve">Encuesta control calidad: Valoración global final del curso SC-H1-v2026</w:t>
+      </w:r>
+    </w:p>
+    <w:bookmarkEnd w:id="23"/>
+    <w:bookmarkEnd w:id="24"/>
+    <w:bookmarkEnd w:id="25"/>
     <w:sectPr>
       <w:footnotePr>
         <w:numRestart w:val="eachSect"/>
@@ -1406,6 +1629,12 @@
     <w:abstractNumId w:val="991"/>
   </w:num>
   <w:num w:numId="1012">
+    <w:abstractNumId w:val="991"/>
+  </w:num>
+  <w:num w:numId="1013">
+    <w:abstractNumId w:val="991"/>
+  </w:num>
+  <w:num w:numId="1014">
     <w:abstractNumId w:val="991"/>
   </w:num>
 </w:numbering>

--- a/docs/Programa_H1_v2026.docx
+++ b/docs/Programa_H1_v2026.docx
@@ -204,7 +204,7 @@
       </w:r>
     </w:p>
     <w:bookmarkEnd w:id="11"/>
-    <w:bookmarkStart w:id="13" w:name="X36d5e9de734f3314732d8bf226179190e19b636"/>
+    <w:bookmarkStart w:id="12" w:name="X36d5e9de734f3314732d8bf226179190e19b636"/>
     <w:p>
       <w:pPr>
         <w:pStyle w:val="Heading3"/>
@@ -263,7 +263,7 @@
           <w:b/>
           <w:bCs/>
         </w:rPr>
-        <w:t xml:space="preserve">Nelson Barrientos</w:t>
+        <w:t xml:space="preserve">N. Pickard</w:t>
       </w:r>
     </w:p>
     <w:p>
@@ -395,13 +395,14 @@
         <w:t xml:space="preserve">M. A. Poca</w:t>
       </w:r>
     </w:p>
-    <w:bookmarkStart w:id="12" w:name="actividades-complementarias-modulo-1"/>
-    <w:p>
-      <w:pPr>
-        <w:pStyle w:val="Heading4"/>
-      </w:pPr>
-      <w:r>
-        <w:t xml:space="preserve">0.4.1</w:t>
+    <w:bookmarkEnd w:id="12"/>
+    <w:bookmarkStart w:id="13" w:name="actividades-complementarias-modulo-1"/>
+    <w:p>
+      <w:pPr>
+        <w:pStyle w:val="Heading3"/>
+      </w:pPr>
+      <w:r>
+        <w:t xml:space="preserve">0.5</w:t>
       </w:r>
       <w:r>
         <w:t xml:space="preserve"> </w:t>
@@ -462,9 +463,8 @@
         <w:t xml:space="preserve">Valoración del Módulo 1 (control de calidad)</w:t>
       </w:r>
     </w:p>
-    <w:bookmarkEnd w:id="12"/>
     <w:bookmarkEnd w:id="13"/>
-    <w:bookmarkStart w:id="25" w:name="webinar-16.09.2026-1900---2100"/>
+    <w:bookmarkStart w:id="26" w:name="webinar-16.09.2026-1900---2100"/>
     <w:p>
       <w:pPr>
         <w:pStyle w:val="Heading2"/>
@@ -516,6 +516,28 @@
           <w:bCs/>
         </w:rPr>
         <w:t xml:space="preserve">D. López Bermeo</w:t>
+      </w:r>
+    </w:p>
+    <w:p>
+      <w:pPr>
+        <w:pStyle w:val="Compact"/>
+        <w:numPr>
+          <w:ilvl w:val="0"/>
+          <w:numId w:val="1005"/>
+        </w:numPr>
+      </w:pPr>
+      <w:r>
+        <w:rPr>
+          <w:b/>
+          <w:bCs/>
+        </w:rPr>
+        <w:t xml:space="preserve">Moderación:</w:t>
+      </w:r>
+      <w:r>
+        <w:t xml:space="preserve"> </w:t>
+      </w:r>
+      <w:r>
+        <w:t xml:space="preserve">M. A. Poca</w:t>
       </w:r>
     </w:p>
     <w:p>
@@ -533,7 +555,7 @@
         <w:pStyle w:val="Heading3"/>
       </w:pPr>
       <w:r>
-        <w:t xml:space="preserve">1.2 Módulo 2. Actualizaciones sobre los conceptos de hidrocefalia**</w:t>
+        <w:t xml:space="preserve">1.2 Módulo 2. Actualizaciones sobre los conceptos de hidrocefalia</w:t>
       </w:r>
     </w:p>
     <w:p>
@@ -742,13 +764,22 @@
     </w:p>
     <w:bookmarkEnd w:id="15"/>
     <w:bookmarkEnd w:id="16"/>
-    <w:bookmarkStart w:id="17" w:name="X7ecf518342b4fffb2b4737e799c452de27a5e73"/>
+    <w:bookmarkStart w:id="18" w:name="webinar-7-de-octubre-1900-horas"/>
     <w:p>
       <w:pPr>
         <w:pStyle w:val="Heading3"/>
       </w:pPr>
       <w:r>
-        <w:t xml:space="preserve">1.3 Webinar (7 de octubre, 19:00 horas)**. Lifelong implications in the diagnosis and management of Hydrocephalus.</w:t>
+        <w:t xml:space="preserve">1.3 Webinar (7 de octubre, 19:00 horas)</w:t>
+      </w:r>
+    </w:p>
+    <w:bookmarkStart w:id="17" w:name="X0bcca3650dda935a2da42165fcafdef1ad7a1f8"/>
+    <w:p>
+      <w:pPr>
+        <w:pStyle w:val="Heading4"/>
+      </w:pPr>
+      <w:r>
+        <w:t xml:space="preserve">1.3.1 **Lifelong implications in the diagnosis and management of Hydrocephalus.</w:t>
       </w:r>
     </w:p>
     <w:p>
@@ -760,6 +791,12 @@
         </w:numPr>
       </w:pPr>
       <w:r>
+        <w:t xml:space="preserve">Presenter:</w:t>
+      </w:r>
+      <w:r>
+        <w:t xml:space="preserve"> </w:t>
+      </w:r>
+      <w:r>
         <w:rPr>
           <w:b/>
           <w:bCs/>
@@ -808,7 +845,8 @@
       </w:r>
     </w:p>
     <w:bookmarkEnd w:id="17"/>
-    <w:bookmarkStart w:id="19" w:name="X3198d81f49e008158305c14e6b6752b9ef3dd4c"/>
+    <w:bookmarkEnd w:id="18"/>
+    <w:bookmarkStart w:id="20" w:name="X3198d81f49e008158305c14e6b6752b9ef3dd4c"/>
     <w:p>
       <w:pPr>
         <w:pStyle w:val="Heading3"/>
@@ -839,6 +877,156 @@
         <w:t xml:space="preserve">Tipos de sensores de PIC. Ventajas e inconvenientes.</w:t>
       </w:r>
       <w:r>
+        <w:br/>
+      </w:r>
+      <w:r>
+        <w:rPr>
+          <w:b/>
+          <w:bCs/>
+        </w:rPr>
+        <w:t xml:space="preserve">M. A. Poca</w:t>
+      </w:r>
+    </w:p>
+    <w:p>
+      <w:pPr>
+        <w:numPr>
+          <w:ilvl w:val="0"/>
+          <w:numId w:val="1009"/>
+        </w:numPr>
+      </w:pPr>
+      <w:r>
+        <w:t xml:space="preserve">Los sensores epidurales aplicados al estudio de la hidrocefalia.</w:t>
+      </w:r>
+    </w:p>
+    <w:p>
+      <w:pPr>
+        <w:numPr>
+          <w:ilvl w:val="0"/>
+          <w:numId w:val="1000"/>
+        </w:numPr>
+      </w:pPr>
+      <w:r>
+        <w:rPr>
+          <w:b/>
+          <w:bCs/>
+        </w:rPr>
+        <w:t xml:space="preserve">M. A. Poca</w:t>
+      </w:r>
+    </w:p>
+    <w:p>
+      <w:pPr>
+        <w:numPr>
+          <w:ilvl w:val="0"/>
+          <w:numId w:val="1009"/>
+        </w:numPr>
+      </w:pPr>
+      <w:r>
+        <w:t xml:space="preserve">Introducción a los sistemas telemétricos.</w:t>
+      </w:r>
+      <w:r>
+        <w:br/>
+      </w:r>
+      <w:r>
+        <w:rPr>
+          <w:b/>
+          <w:bCs/>
+        </w:rPr>
+        <w:t xml:space="preserve">M. Rivero</w:t>
+      </w:r>
+    </w:p>
+    <w:p>
+      <w:pPr>
+        <w:numPr>
+          <w:ilvl w:val="0"/>
+          <w:numId w:val="1009"/>
+        </w:numPr>
+      </w:pPr>
+      <w:r>
+        <w:t xml:space="preserve">Adquisición y filtrado básico de la señal de presión intracraneal.</w:t>
+      </w:r>
+      <w:r>
+        <w:br/>
+      </w:r>
+      <w:r>
+        <w:rPr>
+          <w:b/>
+          <w:bCs/>
+        </w:rPr>
+        <w:t xml:space="preserve">J. Sahuquillo</w:t>
+      </w:r>
+    </w:p>
+    <w:p>
+      <w:pPr>
+        <w:numPr>
+          <w:ilvl w:val="0"/>
+          <w:numId w:val="1009"/>
+        </w:numPr>
+      </w:pPr>
+      <w:r>
+        <w:t xml:space="preserve">Cómo analizar un registro de PIC. Características de un registro normal e introducción a los registros digitales.</w:t>
+      </w:r>
+      <w:r>
+        <w:br/>
+      </w:r>
+      <w:r>
+        <w:rPr>
+          <w:b/>
+          <w:bCs/>
+        </w:rPr>
+        <w:t xml:space="preserve">M. A. Poca</w:t>
+      </w:r>
+    </w:p>
+    <w:p>
+      <w:pPr>
+        <w:numPr>
+          <w:ilvl w:val="0"/>
+          <w:numId w:val="1009"/>
+        </w:numPr>
+      </w:pPr>
+      <w:r>
+        <w:t xml:space="preserve">Errores mas frecuentes y artefactos en un registro de PIC.</w:t>
+      </w:r>
+      <w:r>
+        <w:br/>
+      </w:r>
+      <w:r>
+        <w:rPr>
+          <w:b/>
+          <w:bCs/>
+        </w:rPr>
+        <w:t xml:space="preserve">M. A. Poca</w:t>
+      </w:r>
+    </w:p>
+    <w:p>
+      <w:pPr>
+        <w:numPr>
+          <w:ilvl w:val="0"/>
+          <w:numId w:val="1009"/>
+        </w:numPr>
+      </w:pPr>
+      <w:r>
+        <w:t xml:space="preserve">Características diferenciales de la monitorización de la PIC en los niños con hidrocefalia.</w:t>
+      </w:r>
+      <w:r>
+        <w:br/>
+      </w:r>
+      <w:r>
+        <w:rPr>
+          <w:b/>
+          <w:bCs/>
+        </w:rPr>
+        <w:t xml:space="preserve">M. A. Poca</w:t>
+      </w:r>
+    </w:p>
+    <w:bookmarkStart w:id="19" w:name="actividades-complementarias-modulo-3"/>
+    <w:p>
+      <w:pPr>
+        <w:pStyle w:val="Heading4"/>
+      </w:pPr>
+      <w:r>
+        <w:t xml:space="preserve">1.4.1</w:t>
+      </w:r>
+      <w:r>
         <w:t xml:space="preserve"> </w:t>
       </w:r>
       <w:r>
@@ -846,21 +1034,267 @@
           <w:b/>
           <w:bCs/>
         </w:rPr>
+        <w:t xml:space="preserve">Actividades complementarias Modulo 3</w:t>
+      </w:r>
+    </w:p>
+    <w:p>
+      <w:pPr>
+        <w:pStyle w:val="Compact"/>
+        <w:numPr>
+          <w:ilvl w:val="0"/>
+          <w:numId w:val="1010"/>
+        </w:numPr>
+      </w:pPr>
+      <w:r>
+        <w:rPr>
+          <w:b/>
+          <w:bCs/>
+        </w:rPr>
+        <w:t xml:space="preserve">Bibliografía recomendada</w:t>
+      </w:r>
+    </w:p>
+    <w:p>
+      <w:pPr>
+        <w:pStyle w:val="Compact"/>
+        <w:numPr>
+          <w:ilvl w:val="0"/>
+          <w:numId w:val="1010"/>
+        </w:numPr>
+      </w:pPr>
+      <w:r>
+        <w:rPr>
+          <w:b/>
+          <w:bCs/>
+        </w:rPr>
+        <w:t xml:space="preserve">Evaluación para créditos del Módulo 3</w:t>
+      </w:r>
+    </w:p>
+    <w:p>
+      <w:pPr>
+        <w:pStyle w:val="Compact"/>
+        <w:numPr>
+          <w:ilvl w:val="0"/>
+          <w:numId w:val="1010"/>
+        </w:numPr>
+      </w:pPr>
+      <w:r>
+        <w:rPr>
+          <w:b/>
+          <w:bCs/>
+        </w:rPr>
+        <w:t xml:space="preserve">Valoración del Módulo 3 (control de calidad)</w:t>
+      </w:r>
+    </w:p>
+    <w:bookmarkEnd w:id="19"/>
+    <w:bookmarkEnd w:id="20"/>
+    <w:bookmarkStart w:id="23" w:name="Xe66d7d78fe1f97caf6053f00a5ca5f5f89bcbf7"/>
+    <w:p>
+      <w:pPr>
+        <w:pStyle w:val="Heading3"/>
+      </w:pPr>
+      <w:r>
+        <w:t xml:space="preserve">1.5 Webinar. Taller sobre el registro de PIC mediante un equipo digital (PowerLab 4SP y el programa LabChart 8).</w:t>
+      </w:r>
+    </w:p>
+    <w:p>
+      <w:pPr>
+        <w:pStyle w:val="Compact"/>
+        <w:numPr>
+          <w:ilvl w:val="0"/>
+          <w:numId w:val="1011"/>
+        </w:numPr>
+      </w:pPr>
+      <w:r>
+        <w:rPr>
+          <w:b/>
+          <w:bCs/>
+        </w:rPr>
+        <w:t xml:space="preserve">Fecha:</w:t>
+      </w:r>
+      <w:r>
+        <w:t xml:space="preserve"> </w:t>
+      </w:r>
+      <w:r>
+        <w:t xml:space="preserve">28 octubre (19:00 a 21:00)</w:t>
+      </w:r>
+    </w:p>
+    <w:p>
+      <w:pPr>
+        <w:pStyle w:val="Compact"/>
+        <w:numPr>
+          <w:ilvl w:val="0"/>
+          <w:numId w:val="1011"/>
+        </w:numPr>
+      </w:pPr>
+      <w:r>
+        <w:rPr>
+          <w:b/>
+          <w:bCs/>
+        </w:rPr>
+        <w:t xml:space="preserve">Presentación:</w:t>
+      </w:r>
+      <w:r>
+        <w:t xml:space="preserve"> </w:t>
+      </w:r>
+      <w:r>
+        <w:t xml:space="preserve">M.A. Poca</w:t>
+      </w:r>
+    </w:p>
+    <w:p>
+      <w:pPr>
+        <w:pStyle w:val="Compact"/>
+        <w:numPr>
+          <w:ilvl w:val="0"/>
+          <w:numId w:val="1011"/>
+        </w:numPr>
+      </w:pPr>
+      <w:r>
+        <w:rPr>
+          <w:b/>
+          <w:bCs/>
+        </w:rPr>
+        <w:t xml:space="preserve">Moderación:</w:t>
+      </w:r>
+      <w:r>
+        <w:t xml:space="preserve"> </w:t>
+      </w:r>
+      <w:r>
+        <w:t xml:space="preserve">J. Sahuquillo</w:t>
+      </w:r>
+    </w:p>
+    <w:bookmarkStart w:id="21" w:name="Xb147427f727b7d2c10ead1ed83fc8bf00882a71"/>
+    <w:p>
+      <w:pPr>
+        <w:pStyle w:val="Heading4"/>
+      </w:pPr>
+      <w:r>
+        <w:t xml:space="preserve">1.5.1 Módulo 4. Métodos diagnósticos. Conceptos avanzados sobre presión intracraneal</w:t>
+      </w:r>
+    </w:p>
+    <w:p>
+      <w:pPr>
+        <w:numPr>
+          <w:ilvl w:val="0"/>
+          <w:numId w:val="1012"/>
+        </w:numPr>
+      </w:pPr>
+      <w:r>
+        <w:t xml:space="preserve">Evaluación preliminar de conocimientos (Finalidad docente, no puntuable).</w:t>
+      </w:r>
+    </w:p>
+    <w:p>
+      <w:pPr>
+        <w:numPr>
+          <w:ilvl w:val="0"/>
+          <w:numId w:val="1012"/>
+        </w:numPr>
+      </w:pPr>
+      <w:r>
+        <w:t xml:space="preserve">Introducción a la monografía de Lundberg.</w:t>
+      </w:r>
+      <w:r>
+        <w:br/>
+      </w:r>
+      <w:r>
+        <w:rPr>
+          <w:b/>
+          <w:bCs/>
+        </w:rPr>
+        <w:t xml:space="preserve">J. Sahuquillo</w:t>
+      </w:r>
+    </w:p>
+    <w:p>
+      <w:pPr>
+        <w:numPr>
+          <w:ilvl w:val="0"/>
+          <w:numId w:val="1012"/>
+        </w:numPr>
+      </w:pPr>
+      <w:r>
+        <w:t xml:space="preserve">Las ondas A o ‘plateau’.</w:t>
+      </w:r>
+      <w:r>
+        <w:br/>
+      </w:r>
+      <w:r>
+        <w:rPr>
+          <w:b/>
+          <w:bCs/>
+        </w:rPr>
         <w:t xml:space="preserve">M. A. Poca</w:t>
       </w:r>
-      <w:r>
-        <w:br/>
-      </w:r>
-    </w:p>
-    <w:p>
-      <w:pPr>
-        <w:numPr>
-          <w:ilvl w:val="0"/>
-          <w:numId w:val="1009"/>
-        </w:numPr>
-      </w:pPr>
-      <w:r>
-        <w:t xml:space="preserve">Los sensores epidurales aplicados al estudio de la hidrocefalia.</w:t>
+    </w:p>
+    <w:p>
+      <w:pPr>
+        <w:numPr>
+          <w:ilvl w:val="0"/>
+          <w:numId w:val="1012"/>
+        </w:numPr>
+      </w:pPr>
+      <w:r>
+        <w:t xml:space="preserve">Ondas B o beta.</w:t>
+      </w:r>
+      <w:r>
+        <w:br/>
+      </w:r>
+      <w:r>
+        <w:rPr>
+          <w:b/>
+          <w:bCs/>
+        </w:rPr>
+        <w:t xml:space="preserve">M. A. Poca</w:t>
+      </w:r>
+    </w:p>
+    <w:p>
+      <w:pPr>
+        <w:numPr>
+          <w:ilvl w:val="0"/>
+          <w:numId w:val="1012"/>
+        </w:numPr>
+      </w:pPr>
+      <w:r>
+        <w:t xml:space="preserve">Ondas C.</w:t>
+      </w:r>
+      <w:r>
+        <w:br/>
+      </w:r>
+      <w:r>
+        <w:rPr>
+          <w:b/>
+          <w:bCs/>
+        </w:rPr>
+        <w:t xml:space="preserve">J. Sahuquillo</w:t>
+      </w:r>
+    </w:p>
+    <w:p>
+      <w:pPr>
+        <w:numPr>
+          <w:ilvl w:val="0"/>
+          <w:numId w:val="1012"/>
+        </w:numPr>
+      </w:pPr>
+      <w:r>
+        <w:t xml:space="preserve">Deconstruyendo el registro de PIC: ondas cardiacas y respiratorias.</w:t>
+      </w:r>
+      <w:r>
+        <w:br/>
+      </w:r>
+      <w:r>
+        <w:rPr>
+          <w:b/>
+          <w:bCs/>
+        </w:rPr>
+        <w:t xml:space="preserve">J. Sahuquillo</w:t>
+      </w:r>
+    </w:p>
+    <w:bookmarkEnd w:id="21"/>
+    <w:bookmarkStart w:id="22" w:name="actividades-complementarias-modulo-4"/>
+    <w:p>
+      <w:pPr>
+        <w:pStyle w:val="Heading4"/>
+      </w:pPr>
+      <w:r>
+        <w:t xml:space="preserve">1.5.2</w:t>
       </w:r>
       <w:r>
         <w:t xml:space="preserve"> </w:t>
@@ -870,284 +1304,131 @@
           <w:b/>
           <w:bCs/>
         </w:rPr>
-        <w:t xml:space="preserve">M. A. Poca</w:t>
-      </w:r>
-    </w:p>
-    <w:p>
-      <w:pPr>
-        <w:numPr>
-          <w:ilvl w:val="0"/>
-          <w:numId w:val="1009"/>
-        </w:numPr>
-      </w:pPr>
-      <w:r>
-        <w:t xml:space="preserve">Introducción a los sistemas telemétricos.</w:t>
-      </w:r>
-      <w:r>
-        <w:br/>
-      </w:r>
-      <w:r>
-        <w:rPr>
-          <w:b/>
-          <w:bCs/>
-        </w:rPr>
-        <w:t xml:space="preserve">M. Rivero</w:t>
-      </w:r>
-    </w:p>
-    <w:p>
-      <w:pPr>
-        <w:numPr>
-          <w:ilvl w:val="0"/>
-          <w:numId w:val="1009"/>
-        </w:numPr>
-      </w:pPr>
-      <w:r>
-        <w:t xml:space="preserve">Adquisición y filtrado básico de la señal de presión intracraneal.</w:t>
-      </w:r>
-      <w:r>
-        <w:br/>
-      </w:r>
-      <w:r>
-        <w:rPr>
-          <w:b/>
-          <w:bCs/>
-        </w:rPr>
+        <w:t xml:space="preserve">Actividades complementarias Modulo 4</w:t>
+      </w:r>
+    </w:p>
+    <w:p>
+      <w:pPr>
+        <w:pStyle w:val="Compact"/>
+        <w:numPr>
+          <w:ilvl w:val="0"/>
+          <w:numId w:val="1013"/>
+        </w:numPr>
+      </w:pPr>
+      <w:r>
+        <w:rPr>
+          <w:b/>
+          <w:bCs/>
+        </w:rPr>
+        <w:t xml:space="preserve">Bibliografía recomendada</w:t>
+      </w:r>
+    </w:p>
+    <w:p>
+      <w:pPr>
+        <w:pStyle w:val="Compact"/>
+        <w:numPr>
+          <w:ilvl w:val="0"/>
+          <w:numId w:val="1013"/>
+        </w:numPr>
+      </w:pPr>
+      <w:r>
+        <w:rPr>
+          <w:b/>
+          <w:bCs/>
+        </w:rPr>
+        <w:t xml:space="preserve">Evaluación para créditos del Módulo 4</w:t>
+      </w:r>
+    </w:p>
+    <w:p>
+      <w:pPr>
+        <w:pStyle w:val="Compact"/>
+        <w:numPr>
+          <w:ilvl w:val="0"/>
+          <w:numId w:val="1013"/>
+        </w:numPr>
+      </w:pPr>
+      <w:r>
+        <w:rPr>
+          <w:b/>
+          <w:bCs/>
+        </w:rPr>
+        <w:t xml:space="preserve">Valoración del Módulo 4 (control de calidad)</w:t>
+      </w:r>
+    </w:p>
+    <w:bookmarkEnd w:id="22"/>
+    <w:bookmarkEnd w:id="23"/>
+    <w:bookmarkStart w:id="24" w:name="X6d25449cf4a073097dbed84f2aa4c297994f549"/>
+    <w:p>
+      <w:pPr>
+        <w:pStyle w:val="Heading3"/>
+      </w:pPr>
+      <w:r>
+        <w:t xml:space="preserve">1.6 Webinar | 18 de noviembre, 19:00 horas. Valoración de casos clínicos y registros de PIC.</w:t>
+      </w:r>
+    </w:p>
+    <w:p>
+      <w:pPr>
+        <w:pStyle w:val="Compact"/>
+        <w:numPr>
+          <w:ilvl w:val="0"/>
+          <w:numId w:val="1014"/>
+        </w:numPr>
+      </w:pPr>
+      <w:r>
+        <w:t xml:space="preserve">D. López-Bermeo</w:t>
+      </w:r>
+    </w:p>
+    <w:p>
+      <w:pPr>
+        <w:pStyle w:val="Compact"/>
+        <w:numPr>
+          <w:ilvl w:val="0"/>
+          <w:numId w:val="1014"/>
+        </w:numPr>
+      </w:pPr>
+      <w:r>
         <w:t xml:space="preserve">J. Sahuquillo</w:t>
       </w:r>
     </w:p>
     <w:p>
       <w:pPr>
-        <w:numPr>
-          <w:ilvl w:val="0"/>
-          <w:numId w:val="1009"/>
-        </w:numPr>
-      </w:pPr>
-      <w:r>
-        <w:t xml:space="preserve">Cómo analizar un registro de PIC. Características de un registro normal e introducción a los registros digitales.</w:t>
-      </w:r>
-      <w:r>
-        <w:br/>
-      </w:r>
-      <w:r>
-        <w:rPr>
-          <w:b/>
-          <w:bCs/>
-        </w:rPr>
-        <w:t xml:space="preserve">M. A. Poca</w:t>
-      </w:r>
-    </w:p>
-    <w:p>
-      <w:pPr>
-        <w:numPr>
-          <w:ilvl w:val="0"/>
-          <w:numId w:val="1009"/>
-        </w:numPr>
-      </w:pPr>
-      <w:r>
-        <w:t xml:space="preserve">Errores mas frecuentes y artefactos en un registro de PIC.</w:t>
-      </w:r>
-      <w:r>
-        <w:br/>
-      </w:r>
-      <w:r>
-        <w:rPr>
-          <w:b/>
-          <w:bCs/>
-        </w:rPr>
-        <w:t xml:space="preserve">M. A. Poca</w:t>
-      </w:r>
-    </w:p>
-    <w:p>
-      <w:pPr>
-        <w:numPr>
-          <w:ilvl w:val="0"/>
-          <w:numId w:val="1009"/>
-        </w:numPr>
-      </w:pPr>
-      <w:r>
-        <w:t xml:space="preserve">Características diferenciales de la monitorización de la PIC en los niños con hidrocefalia.</w:t>
-      </w:r>
-      <w:r>
-        <w:br/>
-      </w:r>
-      <w:r>
-        <w:rPr>
-          <w:b/>
-          <w:bCs/>
-        </w:rPr>
-        <w:t xml:space="preserve">M. A. Poca</w:t>
-      </w:r>
-    </w:p>
-    <w:bookmarkStart w:id="18" w:name="actividades-complementarias-modulo-3"/>
-    <w:p>
-      <w:pPr>
-        <w:pStyle w:val="Heading4"/>
-      </w:pPr>
-      <w:r>
-        <w:t xml:space="preserve">1.4.1</w:t>
+        <w:pStyle w:val="FirstParagraph"/>
+      </w:pPr>
+      <w:r>
+        <w:rPr>
+          <w:b/>
+          <w:bCs/>
+        </w:rPr>
+        <w:t xml:space="preserve">Moderación:</w:t>
       </w:r>
       <w:r>
         <w:t xml:space="preserve"> </w:t>
       </w:r>
       <w:r>
-        <w:rPr>
-          <w:b/>
-          <w:bCs/>
-        </w:rPr>
-        <w:t xml:space="preserve">Actividades complementarias Modulo 3</w:t>
-      </w:r>
-    </w:p>
-    <w:p>
-      <w:pPr>
-        <w:pStyle w:val="Compact"/>
-        <w:numPr>
-          <w:ilvl w:val="0"/>
-          <w:numId w:val="1010"/>
-        </w:numPr>
-      </w:pPr>
-      <w:r>
-        <w:rPr>
-          <w:b/>
-          <w:bCs/>
-        </w:rPr>
-        <w:t xml:space="preserve">Bibliografía recomendada</w:t>
-      </w:r>
-    </w:p>
-    <w:p>
-      <w:pPr>
-        <w:pStyle w:val="Compact"/>
-        <w:numPr>
-          <w:ilvl w:val="0"/>
-          <w:numId w:val="1010"/>
-        </w:numPr>
-      </w:pPr>
-      <w:r>
-        <w:rPr>
-          <w:b/>
-          <w:bCs/>
-        </w:rPr>
-        <w:t xml:space="preserve">Evaluación para créditos del Módulo 3</w:t>
-      </w:r>
-    </w:p>
-    <w:p>
-      <w:pPr>
-        <w:pStyle w:val="Compact"/>
-        <w:numPr>
-          <w:ilvl w:val="0"/>
-          <w:numId w:val="1010"/>
-        </w:numPr>
-      </w:pPr>
-      <w:r>
-        <w:rPr>
-          <w:b/>
-          <w:bCs/>
-        </w:rPr>
-        <w:t xml:space="preserve">Valoración del Módulo 3 (control de calidad)</w:t>
-      </w:r>
-    </w:p>
-    <w:bookmarkEnd w:id="18"/>
-    <w:bookmarkEnd w:id="19"/>
-    <w:bookmarkStart w:id="22" w:name="Xe66d7d78fe1f97caf6053f00a5ca5f5f89bcbf7"/>
+        <w:t xml:space="preserve">M.A. Poca</w:t>
+      </w:r>
+      <w:r>
+        <w:br/>
+      </w:r>
+      <w:r>
+        <w:rPr>
+          <w:b/>
+          <w:bCs/>
+        </w:rPr>
+        <w:t xml:space="preserve">Sistema interactivo Vevox</w:t>
+      </w:r>
+      <w:r>
+        <w:br/>
+      </w:r>
+    </w:p>
+    <w:bookmarkEnd w:id="24"/>
+    <w:bookmarkStart w:id="25" w:name="X905bacab504cb9782e974405000004090d897af"/>
     <w:p>
       <w:pPr>
         <w:pStyle w:val="Heading3"/>
       </w:pPr>
       <w:r>
-        <w:t xml:space="preserve">1.5 Webinar. Taller sobre el registro de PIC mediante un equipo digital (PowerLab 4SP y el programa LabChart 8).</w:t>
-      </w:r>
-    </w:p>
-    <w:p>
-      <w:pPr>
-        <w:pStyle w:val="Compact"/>
-        <w:numPr>
-          <w:ilvl w:val="0"/>
-          <w:numId w:val="1011"/>
-        </w:numPr>
-      </w:pPr>
-      <w:r>
-        <w:t xml:space="preserve">Fecha: 28 octubre (19:00 a 21:00)</w:t>
-      </w:r>
-      <w:r>
-        <w:br/>
-      </w:r>
-    </w:p>
-    <w:p>
-      <w:pPr>
-        <w:pStyle w:val="Compact"/>
-        <w:numPr>
-          <w:ilvl w:val="0"/>
-          <w:numId w:val="1011"/>
-        </w:numPr>
-      </w:pPr>
-      <w:r>
-        <w:t xml:space="preserve">Presentación: M.A. Poca</w:t>
-      </w:r>
-    </w:p>
-    <w:p>
-      <w:pPr>
-        <w:pStyle w:val="Compact"/>
-        <w:numPr>
-          <w:ilvl w:val="0"/>
-          <w:numId w:val="1011"/>
-        </w:numPr>
-      </w:pPr>
-      <w:r>
-        <w:t xml:space="preserve">Moderación: J. Sahuquillo</w:t>
-      </w:r>
-    </w:p>
-    <w:bookmarkStart w:id="20" w:name="Xb147427f727b7d2c10ead1ed83fc8bf00882a71"/>
-    <w:p>
-      <w:pPr>
-        <w:pStyle w:val="Heading4"/>
-      </w:pPr>
-      <w:r>
-        <w:t xml:space="preserve">1.5.1 Módulo 4. Métodos diagnósticos. Conceptos avanzados sobre presión intracraneal</w:t>
-      </w:r>
-    </w:p>
-    <w:p>
-      <w:pPr>
-        <w:numPr>
-          <w:ilvl w:val="0"/>
-          <w:numId w:val="1012"/>
-        </w:numPr>
-      </w:pPr>
-      <w:r>
-        <w:t xml:space="preserve">Evaluación preliminar de conocimientos (Finalidad docente, no puntuable).</w:t>
-      </w:r>
-    </w:p>
-    <w:p>
-      <w:pPr>
-        <w:numPr>
-          <w:ilvl w:val="0"/>
-          <w:numId w:val="1012"/>
-        </w:numPr>
-      </w:pPr>
-      <w:r>
-        <w:t xml:space="preserve">Introducción a la monografía de Lundberg.</w:t>
-      </w:r>
-      <w:r>
-        <w:br/>
-      </w:r>
-      <w:r>
-        <w:rPr>
-          <w:b/>
-          <w:bCs/>
-        </w:rPr>
-        <w:t xml:space="preserve">J. Sahuquillo</w:t>
-      </w:r>
-      <w:r>
-        <w:br/>
-      </w:r>
-    </w:p>
-    <w:p>
-      <w:pPr>
-        <w:numPr>
-          <w:ilvl w:val="0"/>
-          <w:numId w:val="1012"/>
-        </w:numPr>
-      </w:pPr>
-      <w:r>
-        <w:t xml:space="preserve">Las ondas A o ‘plateau’.</w:t>
+        <w:t xml:space="preserve">1.7</w:t>
       </w:r>
       <w:r>
         <w:t xml:space="preserve"> </w:t>
@@ -1157,228 +1438,11 @@
           <w:b/>
           <w:bCs/>
         </w:rPr>
-        <w:t xml:space="preserve">M. A. Poca</w:t>
-      </w:r>
-    </w:p>
-    <w:p>
-      <w:pPr>
-        <w:numPr>
-          <w:ilvl w:val="0"/>
-          <w:numId w:val="1012"/>
-        </w:numPr>
-      </w:pPr>
-      <w:r>
-        <w:t xml:space="preserve">Ondas B o beta.</w:t>
-      </w:r>
-      <w:r>
-        <w:br/>
-      </w:r>
-      <w:r>
-        <w:rPr>
-          <w:b/>
-          <w:bCs/>
-        </w:rPr>
-        <w:t xml:space="preserve">M. A. Poca</w:t>
-      </w:r>
-    </w:p>
-    <w:p>
-      <w:pPr>
-        <w:numPr>
-          <w:ilvl w:val="0"/>
-          <w:numId w:val="1012"/>
-        </w:numPr>
-      </w:pPr>
-      <w:r>
-        <w:t xml:space="preserve">Ondas C.</w:t>
-      </w:r>
-      <w:r>
-        <w:br/>
-      </w:r>
-      <w:r>
-        <w:rPr>
-          <w:b/>
-          <w:bCs/>
-        </w:rPr>
-        <w:t xml:space="preserve">J. Sahuquillo</w:t>
-      </w:r>
-    </w:p>
-    <w:p>
-      <w:pPr>
-        <w:numPr>
-          <w:ilvl w:val="0"/>
-          <w:numId w:val="1012"/>
-        </w:numPr>
-      </w:pPr>
-      <w:r>
-        <w:t xml:space="preserve">Deconstruyendo el registro de PIC: ondas cardiacas y respiratorias.</w:t>
-      </w:r>
-      <w:r>
-        <w:br/>
-      </w:r>
-      <w:r>
-        <w:rPr>
-          <w:b/>
-          <w:bCs/>
-        </w:rPr>
-        <w:t xml:space="preserve">J. Sahuquillo</w:t>
-      </w:r>
-    </w:p>
-    <w:bookmarkEnd w:id="20"/>
-    <w:bookmarkStart w:id="21" w:name="actividades-complementarias-modulo-4"/>
-    <w:p>
-      <w:pPr>
-        <w:pStyle w:val="Heading4"/>
-      </w:pPr>
-      <w:r>
-        <w:t xml:space="preserve">1.5.2</w:t>
-      </w:r>
-      <w:r>
-        <w:t xml:space="preserve"> </w:t>
-      </w:r>
-      <w:r>
-        <w:rPr>
-          <w:b/>
-          <w:bCs/>
-        </w:rPr>
-        <w:t xml:space="preserve">Actividades complementarias Modulo 4</w:t>
-      </w:r>
-    </w:p>
-    <w:p>
-      <w:pPr>
-        <w:pStyle w:val="Compact"/>
-        <w:numPr>
-          <w:ilvl w:val="0"/>
-          <w:numId w:val="1013"/>
-        </w:numPr>
-      </w:pPr>
-      <w:r>
-        <w:rPr>
-          <w:b/>
-          <w:bCs/>
-        </w:rPr>
-        <w:t xml:space="preserve">Bibliografía recomendada</w:t>
-      </w:r>
-    </w:p>
-    <w:p>
-      <w:pPr>
-        <w:pStyle w:val="Compact"/>
-        <w:numPr>
-          <w:ilvl w:val="0"/>
-          <w:numId w:val="1013"/>
-        </w:numPr>
-      </w:pPr>
-      <w:r>
-        <w:rPr>
-          <w:b/>
-          <w:bCs/>
-        </w:rPr>
-        <w:t xml:space="preserve">Evaluación para créditos del Módulo 4</w:t>
-      </w:r>
-    </w:p>
-    <w:p>
-      <w:pPr>
-        <w:pStyle w:val="Compact"/>
-        <w:numPr>
-          <w:ilvl w:val="0"/>
-          <w:numId w:val="1013"/>
-        </w:numPr>
-      </w:pPr>
-      <w:r>
-        <w:rPr>
-          <w:b/>
-          <w:bCs/>
-        </w:rPr>
-        <w:t xml:space="preserve">Valoración del Módulo 4 (control de calidad)</w:t>
-      </w:r>
-    </w:p>
-    <w:bookmarkEnd w:id="21"/>
-    <w:bookmarkEnd w:id="22"/>
-    <w:bookmarkStart w:id="24" w:name="X6d25449cf4a073097dbed84f2aa4c297994f549"/>
-    <w:p>
-      <w:pPr>
-        <w:pStyle w:val="Heading3"/>
-      </w:pPr>
-      <w:r>
-        <w:t xml:space="preserve">1.6 Webinar | 18 de noviembre, 19:00 horas. Valoración de casos clínicos y registros de PIC.</w:t>
-      </w:r>
-    </w:p>
-    <w:p>
-      <w:pPr>
-        <w:pStyle w:val="Compact"/>
-        <w:numPr>
-          <w:ilvl w:val="0"/>
-          <w:numId w:val="1014"/>
-        </w:numPr>
-      </w:pPr>
-      <w:r>
-        <w:t xml:space="preserve">D. López-Bermeo</w:t>
-      </w:r>
-    </w:p>
-    <w:p>
-      <w:pPr>
-        <w:pStyle w:val="Compact"/>
-        <w:numPr>
-          <w:ilvl w:val="0"/>
-          <w:numId w:val="1014"/>
-        </w:numPr>
-      </w:pPr>
-      <w:r>
-        <w:t xml:space="preserve">J. Sahuquillo</w:t>
-      </w:r>
-    </w:p>
-    <w:p>
-      <w:pPr>
-        <w:pStyle w:val="FirstParagraph"/>
-      </w:pPr>
-      <w:r>
-        <w:rPr>
-          <w:b/>
-          <w:bCs/>
-        </w:rPr>
-        <w:t xml:space="preserve">Moderación:</w:t>
-      </w:r>
-      <w:r>
-        <w:t xml:space="preserve"> </w:t>
-      </w:r>
-      <w:r>
-        <w:t xml:space="preserve">M.A. Poca</w:t>
-      </w:r>
-      <w:r>
-        <w:br/>
-      </w:r>
-      <w:r>
-        <w:rPr>
-          <w:b/>
-          <w:bCs/>
-        </w:rPr>
-        <w:t xml:space="preserve">Sistema interactivo Vevox</w:t>
-      </w:r>
-      <w:r>
-        <w:br/>
-      </w:r>
-    </w:p>
-    <w:bookmarkStart w:id="23" w:name="X905bacab504cb9782e974405000004090d897af"/>
-    <w:p>
-      <w:pPr>
-        <w:pStyle w:val="Heading4"/>
-      </w:pPr>
-      <w:r>
-        <w:t xml:space="preserve">1.6.1</w:t>
-      </w:r>
-      <w:r>
-        <w:t xml:space="preserve"> </w:t>
-      </w:r>
-      <w:r>
-        <w:rPr>
-          <w:b/>
-          <w:bCs/>
-        </w:rPr>
         <w:t xml:space="preserve">Encuesta control calidad: Valoración global final del curso SC-H1-v2026</w:t>
       </w:r>
     </w:p>
-    <w:bookmarkEnd w:id="23"/>
-    <w:bookmarkEnd w:id="24"/>
     <w:bookmarkEnd w:id="25"/>
+    <w:bookmarkEnd w:id="26"/>
     <w:sectPr>
       <w:footnotePr>
         <w:numRestart w:val="eachSect"/>

--- a/docs/Programa_H1_v2026.docx
+++ b/docs/Programa_H1_v2026.docx
@@ -42,7 +42,7 @@
         <w:pStyle w:val="Heading3"/>
       </w:pPr>
       <w:r>
-        <w:t xml:space="preserve">0.1</w:t>
+        <w:t xml:space="preserve">0.1 |</w:t>
       </w:r>
       <w:r>
         <w:t xml:space="preserve"> </w:t>
@@ -128,7 +128,7 @@
         <w:pStyle w:val="Heading3"/>
       </w:pPr>
       <w:r>
-        <w:t xml:space="preserve">0.2</w:t>
+        <w:t xml:space="preserve">0.2 |</w:t>
       </w:r>
       <w:r>
         <w:t xml:space="preserve"> </w:t>
@@ -164,6 +164,16 @@
           <w:b/>
           <w:bCs/>
         </w:rPr>
+        <w:t xml:space="preserve">Ponente:</w:t>
+      </w:r>
+      <w:r>
+        <w:t xml:space="preserve"> </w:t>
+      </w:r>
+      <w:r>
+        <w:rPr>
+          <w:b/>
+          <w:bCs/>
+        </w:rPr>
         <w:t xml:space="preserve">Miriam Echevarria</w:t>
       </w:r>
     </w:p>
@@ -187,7 +197,11 @@
     </w:p>
     <w:p>
       <w:pPr>
-        <w:pStyle w:val="BodyText"/>
+        <w:pStyle w:val="Compact"/>
+        <w:numPr>
+          <w:ilvl w:val="0"/>
+          <w:numId w:val="1003"/>
+        </w:numPr>
       </w:pPr>
       <w:r>
         <w:rPr>
@@ -210,14 +224,14 @@
         <w:pStyle w:val="Heading3"/>
       </w:pPr>
       <w:r>
-        <w:t xml:space="preserve">0.4 Módulo 1. Aspectos básicos sobre la fisiología y fisiopatología del LCR</w:t>
-      </w:r>
-    </w:p>
-    <w:p>
-      <w:pPr>
-        <w:numPr>
-          <w:ilvl w:val="0"/>
-          <w:numId w:val="1003"/>
+        <w:t xml:space="preserve">0.4 | Módulo 1. Aspectos básicos sobre la fisiología y fisiopatología del LCR</w:t>
+      </w:r>
+    </w:p>
+    <w:p>
+      <w:pPr>
+        <w:numPr>
+          <w:ilvl w:val="0"/>
+          <w:numId w:val="1004"/>
         </w:numPr>
       </w:pPr>
       <w:r>
@@ -228,7 +242,7 @@
       <w:pPr>
         <w:numPr>
           <w:ilvl w:val="0"/>
-          <w:numId w:val="1003"/>
+          <w:numId w:val="1004"/>
         </w:numPr>
       </w:pPr>
       <w:r>
@@ -249,7 +263,7 @@
       <w:pPr>
         <w:numPr>
           <w:ilvl w:val="0"/>
-          <w:numId w:val="1003"/>
+          <w:numId w:val="1004"/>
         </w:numPr>
       </w:pPr>
       <w:r>
@@ -270,7 +284,7 @@
       <w:pPr>
         <w:numPr>
           <w:ilvl w:val="0"/>
-          <w:numId w:val="1003"/>
+          <w:numId w:val="1004"/>
         </w:numPr>
       </w:pPr>
       <w:r>
@@ -291,7 +305,7 @@
       <w:pPr>
         <w:numPr>
           <w:ilvl w:val="0"/>
-          <w:numId w:val="1003"/>
+          <w:numId w:val="1004"/>
         </w:numPr>
       </w:pPr>
       <w:r>
@@ -315,7 +329,7 @@
       <w:pPr>
         <w:numPr>
           <w:ilvl w:val="0"/>
-          <w:numId w:val="1003"/>
+          <w:numId w:val="1004"/>
         </w:numPr>
       </w:pPr>
       <w:r>
@@ -336,7 +350,7 @@
       <w:pPr>
         <w:numPr>
           <w:ilvl w:val="0"/>
-          <w:numId w:val="1003"/>
+          <w:numId w:val="1004"/>
         </w:numPr>
       </w:pPr>
       <w:r>
@@ -357,7 +371,7 @@
       <w:pPr>
         <w:numPr>
           <w:ilvl w:val="0"/>
-          <w:numId w:val="1003"/>
+          <w:numId w:val="1004"/>
         </w:numPr>
       </w:pPr>
       <w:r>
@@ -378,7 +392,7 @@
       <w:pPr>
         <w:numPr>
           <w:ilvl w:val="0"/>
-          <w:numId w:val="1003"/>
+          <w:numId w:val="1004"/>
         </w:numPr>
       </w:pPr>
       <w:r>
@@ -420,7 +434,7 @@
         <w:pStyle w:val="Compact"/>
         <w:numPr>
           <w:ilvl w:val="0"/>
-          <w:numId w:val="1004"/>
+          <w:numId w:val="1005"/>
         </w:numPr>
       </w:pPr>
       <w:r>
@@ -436,7 +450,7 @@
         <w:pStyle w:val="Compact"/>
         <w:numPr>
           <w:ilvl w:val="0"/>
-          <w:numId w:val="1004"/>
+          <w:numId w:val="1005"/>
         </w:numPr>
       </w:pPr>
       <w:r>
@@ -452,7 +466,7 @@
         <w:pStyle w:val="Compact"/>
         <w:numPr>
           <w:ilvl w:val="0"/>
-          <w:numId w:val="1004"/>
+          <w:numId w:val="1005"/>
         </w:numPr>
       </w:pPr>
       <w:r>
@@ -470,7 +484,7 @@
         <w:pStyle w:val="Heading2"/>
       </w:pPr>
       <w:r>
-        <w:t xml:space="preserve">1</w:t>
+        <w:t xml:space="preserve">1 |</w:t>
       </w:r>
       <w:r>
         <w:t xml:space="preserve"> </w:t>
@@ -507,9 +521,15 @@
         <w:pStyle w:val="Compact"/>
         <w:numPr>
           <w:ilvl w:val="0"/>
-          <w:numId w:val="1005"/>
-        </w:numPr>
-      </w:pPr>
+          <w:numId w:val="1006"/>
+        </w:numPr>
+      </w:pPr>
+      <w:r>
+        <w:t xml:space="preserve">Ponente:</w:t>
+      </w:r>
+      <w:r>
+        <w:t xml:space="preserve"> </w:t>
+      </w:r>
       <w:r>
         <w:rPr>
           <w:b/>
@@ -523,7 +543,7 @@
         <w:pStyle w:val="Compact"/>
         <w:numPr>
           <w:ilvl w:val="0"/>
-          <w:numId w:val="1005"/>
+          <w:numId w:val="1006"/>
         </w:numPr>
       </w:pPr>
       <w:r>
@@ -555,14 +575,14 @@
         <w:pStyle w:val="Heading3"/>
       </w:pPr>
       <w:r>
-        <w:t xml:space="preserve">1.2 Módulo 2. Actualizaciones sobre los conceptos de hidrocefalia</w:t>
-      </w:r>
-    </w:p>
-    <w:p>
-      <w:pPr>
-        <w:numPr>
-          <w:ilvl w:val="0"/>
-          <w:numId w:val="1006"/>
+        <w:t xml:space="preserve">1.2 | Módulo 2. Actualizaciones sobre los conceptos de hidrocefalia</w:t>
+      </w:r>
+    </w:p>
+    <w:p>
+      <w:pPr>
+        <w:numPr>
+          <w:ilvl w:val="0"/>
+          <w:numId w:val="1007"/>
         </w:numPr>
       </w:pPr>
       <w:r>
@@ -573,7 +593,7 @@
       <w:pPr>
         <w:numPr>
           <w:ilvl w:val="0"/>
-          <w:numId w:val="1006"/>
+          <w:numId w:val="1007"/>
         </w:numPr>
       </w:pPr>
       <w:r>
@@ -594,7 +614,7 @@
       <w:pPr>
         <w:numPr>
           <w:ilvl w:val="0"/>
-          <w:numId w:val="1006"/>
+          <w:numId w:val="1007"/>
         </w:numPr>
       </w:pPr>
       <w:r>
@@ -615,7 +635,7 @@
       <w:pPr>
         <w:numPr>
           <w:ilvl w:val="0"/>
-          <w:numId w:val="1006"/>
+          <w:numId w:val="1007"/>
         </w:numPr>
       </w:pPr>
       <w:r>
@@ -636,7 +656,7 @@
       <w:pPr>
         <w:numPr>
           <w:ilvl w:val="0"/>
-          <w:numId w:val="1006"/>
+          <w:numId w:val="1007"/>
         </w:numPr>
       </w:pPr>
       <w:r>
@@ -657,7 +677,7 @@
       <w:pPr>
         <w:numPr>
           <w:ilvl w:val="0"/>
-          <w:numId w:val="1006"/>
+          <w:numId w:val="1007"/>
         </w:numPr>
       </w:pPr>
       <w:r>
@@ -678,7 +698,7 @@
       <w:pPr>
         <w:numPr>
           <w:ilvl w:val="0"/>
-          <w:numId w:val="1006"/>
+          <w:numId w:val="1007"/>
         </w:numPr>
       </w:pPr>
       <w:r>
@@ -719,7 +739,7 @@
         <w:pStyle w:val="Compact"/>
         <w:numPr>
           <w:ilvl w:val="0"/>
-          <w:numId w:val="1007"/>
+          <w:numId w:val="1008"/>
         </w:numPr>
       </w:pPr>
       <w:r>
@@ -735,7 +755,7 @@
         <w:pStyle w:val="Compact"/>
         <w:numPr>
           <w:ilvl w:val="0"/>
-          <w:numId w:val="1007"/>
+          <w:numId w:val="1008"/>
         </w:numPr>
       </w:pPr>
       <w:r>
@@ -751,7 +771,7 @@
         <w:pStyle w:val="Compact"/>
         <w:numPr>
           <w:ilvl w:val="0"/>
-          <w:numId w:val="1007"/>
+          <w:numId w:val="1008"/>
         </w:numPr>
       </w:pPr>
       <w:r>
@@ -770,7 +790,7 @@
         <w:pStyle w:val="Heading3"/>
       </w:pPr>
       <w:r>
-        <w:t xml:space="preserve">1.3 Webinar (7 de octubre, 19:00 horas)</w:t>
+        <w:t xml:space="preserve">1.3 | Webinar (7 de octubre, 19:00 horas)</w:t>
       </w:r>
     </w:p>
     <w:bookmarkStart w:id="17" w:name="X0bcca3650dda935a2da42165fcafdef1ad7a1f8"/>
@@ -779,7 +799,7 @@
         <w:pStyle w:val="Heading4"/>
       </w:pPr>
       <w:r>
-        <w:t xml:space="preserve">1.3.1 **Lifelong implications in the diagnosis and management of Hydrocephalus.</w:t>
+        <w:t xml:space="preserve">1.3.1 Lifelong implications in the diagnosis and management of Hydrocephalus.</w:t>
       </w:r>
     </w:p>
     <w:p>
@@ -787,7 +807,7 @@
         <w:pStyle w:val="Compact"/>
         <w:numPr>
           <w:ilvl w:val="0"/>
-          <w:numId w:val="1008"/>
+          <w:numId w:val="1009"/>
         </w:numPr>
       </w:pPr>
       <w:r>
@@ -812,7 +832,7 @@
         <w:pStyle w:val="Compact"/>
         <w:numPr>
           <w:ilvl w:val="0"/>
-          <w:numId w:val="1008"/>
+          <w:numId w:val="1009"/>
         </w:numPr>
       </w:pPr>
       <w:r>
@@ -827,7 +847,7 @@
         <w:pStyle w:val="Compact"/>
         <w:numPr>
           <w:ilvl w:val="0"/>
-          <w:numId w:val="1008"/>
+          <w:numId w:val="1009"/>
         </w:numPr>
       </w:pPr>
       <w:r>
@@ -852,14 +872,14 @@
         <w:pStyle w:val="Heading3"/>
       </w:pPr>
       <w:r>
-        <w:t xml:space="preserve">1.4 Módulo 3. Métodos diagnósticos. Conceptos básicos sobre la presión intracraneal.</w:t>
-      </w:r>
-    </w:p>
-    <w:p>
-      <w:pPr>
-        <w:numPr>
-          <w:ilvl w:val="0"/>
-          <w:numId w:val="1009"/>
+        <w:t xml:space="preserve">1.4 | Módulo 3. Métodos diagnósticos. Conceptos básicos sobre la presión intracraneal.</w:t>
+      </w:r>
+    </w:p>
+    <w:p>
+      <w:pPr>
+        <w:numPr>
+          <w:ilvl w:val="0"/>
+          <w:numId w:val="1010"/>
         </w:numPr>
       </w:pPr>
       <w:r>
@@ -870,7 +890,7 @@
       <w:pPr>
         <w:numPr>
           <w:ilvl w:val="0"/>
-          <w:numId w:val="1009"/>
+          <w:numId w:val="1010"/>
         </w:numPr>
       </w:pPr>
       <w:r>
@@ -891,7 +911,7 @@
       <w:pPr>
         <w:numPr>
           <w:ilvl w:val="0"/>
-          <w:numId w:val="1009"/>
+          <w:numId w:val="1010"/>
         </w:numPr>
       </w:pPr>
       <w:r>
@@ -917,7 +937,7 @@
       <w:pPr>
         <w:numPr>
           <w:ilvl w:val="0"/>
-          <w:numId w:val="1009"/>
+          <w:numId w:val="1010"/>
         </w:numPr>
       </w:pPr>
       <w:r>
@@ -938,7 +958,7 @@
       <w:pPr>
         <w:numPr>
           <w:ilvl w:val="0"/>
-          <w:numId w:val="1009"/>
+          <w:numId w:val="1010"/>
         </w:numPr>
       </w:pPr>
       <w:r>
@@ -959,7 +979,7 @@
       <w:pPr>
         <w:numPr>
           <w:ilvl w:val="0"/>
-          <w:numId w:val="1009"/>
+          <w:numId w:val="1010"/>
         </w:numPr>
       </w:pPr>
       <w:r>
@@ -980,7 +1000,7 @@
       <w:pPr>
         <w:numPr>
           <w:ilvl w:val="0"/>
-          <w:numId w:val="1009"/>
+          <w:numId w:val="1010"/>
         </w:numPr>
       </w:pPr>
       <w:r>
@@ -1001,11 +1021,11 @@
       <w:pPr>
         <w:numPr>
           <w:ilvl w:val="0"/>
-          <w:numId w:val="1009"/>
-        </w:numPr>
-      </w:pPr>
-      <w:r>
-        <w:t xml:space="preserve">Características diferenciales de la monitorización de la PIC en los niños con hidrocefalia.</w:t>
+          <w:numId w:val="1010"/>
+        </w:numPr>
+      </w:pPr>
+      <w:r>
+        <w:t xml:space="preserve">Características diferenciales de la monitorización de la PIC en la edad pediátrica.</w:t>
       </w:r>
       <w:r>
         <w:br/>
@@ -1042,7 +1062,7 @@
         <w:pStyle w:val="Compact"/>
         <w:numPr>
           <w:ilvl w:val="0"/>
-          <w:numId w:val="1010"/>
+          <w:numId w:val="1011"/>
         </w:numPr>
       </w:pPr>
       <w:r>
@@ -1058,7 +1078,7 @@
         <w:pStyle w:val="Compact"/>
         <w:numPr>
           <w:ilvl w:val="0"/>
-          <w:numId w:val="1010"/>
+          <w:numId w:val="1011"/>
         </w:numPr>
       </w:pPr>
       <w:r>
@@ -1074,7 +1094,7 @@
         <w:pStyle w:val="Compact"/>
         <w:numPr>
           <w:ilvl w:val="0"/>
-          <w:numId w:val="1010"/>
+          <w:numId w:val="1011"/>
         </w:numPr>
       </w:pPr>
       <w:r>
@@ -1087,13 +1107,13 @@
     </w:p>
     <w:bookmarkEnd w:id="19"/>
     <w:bookmarkEnd w:id="20"/>
-    <w:bookmarkStart w:id="23" w:name="Xe66d7d78fe1f97caf6053f00a5ca5f5f89bcbf7"/>
+    <w:bookmarkStart w:id="21" w:name="Xe66d7d78fe1f97caf6053f00a5ca5f5f89bcbf7"/>
     <w:p>
       <w:pPr>
         <w:pStyle w:val="Heading3"/>
       </w:pPr>
       <w:r>
-        <w:t xml:space="preserve">1.5 Webinar. Taller sobre el registro de PIC mediante un equipo digital (PowerLab 4SP y el programa LabChart 8).</w:t>
+        <w:t xml:space="preserve">1.5 | Webinar. Taller sobre el registro de PIC mediante un equipo digital (PowerLab 4SP y el programa LabChart 8).</w:t>
       </w:r>
     </w:p>
     <w:p>
@@ -1101,7 +1121,7 @@
         <w:pStyle w:val="Compact"/>
         <w:numPr>
           <w:ilvl w:val="0"/>
-          <w:numId w:val="1011"/>
+          <w:numId w:val="1012"/>
         </w:numPr>
       </w:pPr>
       <w:r>
@@ -1123,7 +1143,7 @@
         <w:pStyle w:val="Compact"/>
         <w:numPr>
           <w:ilvl w:val="0"/>
-          <w:numId w:val="1011"/>
+          <w:numId w:val="1012"/>
         </w:numPr>
       </w:pPr>
       <w:r>
@@ -1145,7 +1165,7 @@
         <w:pStyle w:val="Compact"/>
         <w:numPr>
           <w:ilvl w:val="0"/>
-          <w:numId w:val="1011"/>
+          <w:numId w:val="1012"/>
         </w:numPr>
       </w:pPr>
       <w:r>
@@ -1162,139 +1182,139 @@
         <w:t xml:space="preserve">J. Sahuquillo</w:t>
       </w:r>
     </w:p>
-    <w:bookmarkStart w:id="21" w:name="Xb147427f727b7d2c10ead1ed83fc8bf00882a71"/>
+    <w:bookmarkEnd w:id="21"/>
+    <w:bookmarkStart w:id="23" w:name="Xb147427f727b7d2c10ead1ed83fc8bf00882a71"/>
+    <w:p>
+      <w:pPr>
+        <w:pStyle w:val="Heading3"/>
+      </w:pPr>
+      <w:r>
+        <w:t xml:space="preserve">1.6 | Módulo 4. Métodos diagnósticos. Conceptos avanzados sobre presión intracraneal</w:t>
+      </w:r>
+    </w:p>
+    <w:p>
+      <w:pPr>
+        <w:numPr>
+          <w:ilvl w:val="0"/>
+          <w:numId w:val="1013"/>
+        </w:numPr>
+      </w:pPr>
+      <w:r>
+        <w:t xml:space="preserve">Evaluación preliminar de conocimientos (Finalidad docente, no puntuable).</w:t>
+      </w:r>
+    </w:p>
+    <w:p>
+      <w:pPr>
+        <w:numPr>
+          <w:ilvl w:val="0"/>
+          <w:numId w:val="1013"/>
+        </w:numPr>
+      </w:pPr>
+      <w:r>
+        <w:t xml:space="preserve">Introducción a la monografía de Lundberg.</w:t>
+      </w:r>
+      <w:r>
+        <w:br/>
+      </w:r>
+      <w:r>
+        <w:rPr>
+          <w:b/>
+          <w:bCs/>
+        </w:rPr>
+        <w:t xml:space="preserve">J. Sahuquillo</w:t>
+      </w:r>
+    </w:p>
+    <w:p>
+      <w:pPr>
+        <w:numPr>
+          <w:ilvl w:val="0"/>
+          <w:numId w:val="1013"/>
+        </w:numPr>
+      </w:pPr>
+      <w:r>
+        <w:t xml:space="preserve">Las ondas A o ‘plateau’.</w:t>
+      </w:r>
+      <w:r>
+        <w:br/>
+      </w:r>
+      <w:r>
+        <w:rPr>
+          <w:b/>
+          <w:bCs/>
+        </w:rPr>
+        <w:t xml:space="preserve">M. A. Poca</w:t>
+      </w:r>
+    </w:p>
+    <w:p>
+      <w:pPr>
+        <w:numPr>
+          <w:ilvl w:val="0"/>
+          <w:numId w:val="1013"/>
+        </w:numPr>
+      </w:pPr>
+      <w:r>
+        <w:t xml:space="preserve">Ondas B o beta.</w:t>
+      </w:r>
+      <w:r>
+        <w:br/>
+      </w:r>
+      <w:r>
+        <w:rPr>
+          <w:b/>
+          <w:bCs/>
+        </w:rPr>
+        <w:t xml:space="preserve">M. A. Poca</w:t>
+      </w:r>
+    </w:p>
+    <w:p>
+      <w:pPr>
+        <w:numPr>
+          <w:ilvl w:val="0"/>
+          <w:numId w:val="1013"/>
+        </w:numPr>
+      </w:pPr>
+      <w:r>
+        <w:t xml:space="preserve">Ondas C.</w:t>
+      </w:r>
+      <w:r>
+        <w:br/>
+      </w:r>
+      <w:r>
+        <w:rPr>
+          <w:b/>
+          <w:bCs/>
+        </w:rPr>
+        <w:t xml:space="preserve">J. Sahuquillo</w:t>
+      </w:r>
+    </w:p>
+    <w:p>
+      <w:pPr>
+        <w:numPr>
+          <w:ilvl w:val="0"/>
+          <w:numId w:val="1013"/>
+        </w:numPr>
+      </w:pPr>
+      <w:r>
+        <w:t xml:space="preserve">Deconstruyendo el registro de PIC: ondas cardiacas y respiratorias.</w:t>
+      </w:r>
+      <w:r>
+        <w:br/>
+      </w:r>
+      <w:r>
+        <w:rPr>
+          <w:b/>
+          <w:bCs/>
+        </w:rPr>
+        <w:t xml:space="preserve">J. Sahuquillo</w:t>
+      </w:r>
+    </w:p>
+    <w:bookmarkStart w:id="22" w:name="actividades-complementarias-modulo-4"/>
     <w:p>
       <w:pPr>
         <w:pStyle w:val="Heading4"/>
       </w:pPr>
       <w:r>
-        <w:t xml:space="preserve">1.5.1 Módulo 4. Métodos diagnósticos. Conceptos avanzados sobre presión intracraneal</w:t>
-      </w:r>
-    </w:p>
-    <w:p>
-      <w:pPr>
-        <w:numPr>
-          <w:ilvl w:val="0"/>
-          <w:numId w:val="1012"/>
-        </w:numPr>
-      </w:pPr>
-      <w:r>
-        <w:t xml:space="preserve">Evaluación preliminar de conocimientos (Finalidad docente, no puntuable).</w:t>
-      </w:r>
-    </w:p>
-    <w:p>
-      <w:pPr>
-        <w:numPr>
-          <w:ilvl w:val="0"/>
-          <w:numId w:val="1012"/>
-        </w:numPr>
-      </w:pPr>
-      <w:r>
-        <w:t xml:space="preserve">Introducción a la monografía de Lundberg.</w:t>
-      </w:r>
-      <w:r>
-        <w:br/>
-      </w:r>
-      <w:r>
-        <w:rPr>
-          <w:b/>
-          <w:bCs/>
-        </w:rPr>
-        <w:t xml:space="preserve">J. Sahuquillo</w:t>
-      </w:r>
-    </w:p>
-    <w:p>
-      <w:pPr>
-        <w:numPr>
-          <w:ilvl w:val="0"/>
-          <w:numId w:val="1012"/>
-        </w:numPr>
-      </w:pPr>
-      <w:r>
-        <w:t xml:space="preserve">Las ondas A o ‘plateau’.</w:t>
-      </w:r>
-      <w:r>
-        <w:br/>
-      </w:r>
-      <w:r>
-        <w:rPr>
-          <w:b/>
-          <w:bCs/>
-        </w:rPr>
-        <w:t xml:space="preserve">M. A. Poca</w:t>
-      </w:r>
-    </w:p>
-    <w:p>
-      <w:pPr>
-        <w:numPr>
-          <w:ilvl w:val="0"/>
-          <w:numId w:val="1012"/>
-        </w:numPr>
-      </w:pPr>
-      <w:r>
-        <w:t xml:space="preserve">Ondas B o beta.</w:t>
-      </w:r>
-      <w:r>
-        <w:br/>
-      </w:r>
-      <w:r>
-        <w:rPr>
-          <w:b/>
-          <w:bCs/>
-        </w:rPr>
-        <w:t xml:space="preserve">M. A. Poca</w:t>
-      </w:r>
-    </w:p>
-    <w:p>
-      <w:pPr>
-        <w:numPr>
-          <w:ilvl w:val="0"/>
-          <w:numId w:val="1012"/>
-        </w:numPr>
-      </w:pPr>
-      <w:r>
-        <w:t xml:space="preserve">Ondas C.</w:t>
-      </w:r>
-      <w:r>
-        <w:br/>
-      </w:r>
-      <w:r>
-        <w:rPr>
-          <w:b/>
-          <w:bCs/>
-        </w:rPr>
-        <w:t xml:space="preserve">J. Sahuquillo</w:t>
-      </w:r>
-    </w:p>
-    <w:p>
-      <w:pPr>
-        <w:numPr>
-          <w:ilvl w:val="0"/>
-          <w:numId w:val="1012"/>
-        </w:numPr>
-      </w:pPr>
-      <w:r>
-        <w:t xml:space="preserve">Deconstruyendo el registro de PIC: ondas cardiacas y respiratorias.</w:t>
-      </w:r>
-      <w:r>
-        <w:br/>
-      </w:r>
-      <w:r>
-        <w:rPr>
-          <w:b/>
-          <w:bCs/>
-        </w:rPr>
-        <w:t xml:space="preserve">J. Sahuquillo</w:t>
-      </w:r>
-    </w:p>
-    <w:bookmarkEnd w:id="21"/>
-    <w:bookmarkStart w:id="22" w:name="actividades-complementarias-modulo-4"/>
-    <w:p>
-      <w:pPr>
-        <w:pStyle w:val="Heading4"/>
-      </w:pPr>
-      <w:r>
-        <w:t xml:space="preserve">1.5.2</w:t>
+        <w:t xml:space="preserve">1.6.1</w:t>
       </w:r>
       <w:r>
         <w:t xml:space="preserve"> </w:t>
@@ -1312,7 +1332,7 @@
         <w:pStyle w:val="Compact"/>
         <w:numPr>
           <w:ilvl w:val="0"/>
-          <w:numId w:val="1013"/>
+          <w:numId w:val="1014"/>
         </w:numPr>
       </w:pPr>
       <w:r>
@@ -1328,7 +1348,7 @@
         <w:pStyle w:val="Compact"/>
         <w:numPr>
           <w:ilvl w:val="0"/>
-          <w:numId w:val="1013"/>
+          <w:numId w:val="1014"/>
         </w:numPr>
       </w:pPr>
       <w:r>
@@ -1344,7 +1364,7 @@
         <w:pStyle w:val="Compact"/>
         <w:numPr>
           <w:ilvl w:val="0"/>
-          <w:numId w:val="1013"/>
+          <w:numId w:val="1014"/>
         </w:numPr>
       </w:pPr>
       <w:r>
@@ -1363,7 +1383,7 @@
         <w:pStyle w:val="Heading3"/>
       </w:pPr>
       <w:r>
-        <w:t xml:space="preserve">1.6 Webinar | 18 de noviembre, 19:00 horas. Valoración de casos clínicos y registros de PIC.</w:t>
+        <w:t xml:space="preserve">1.7 | Webinar | 18 de noviembre, 19:00 horas. Valoración de casos clínicos y registros de PIC.</w:t>
       </w:r>
     </w:p>
     <w:p>
@@ -1371,7 +1391,7 @@
         <w:pStyle w:val="Compact"/>
         <w:numPr>
           <w:ilvl w:val="0"/>
-          <w:numId w:val="1014"/>
+          <w:numId w:val="1015"/>
         </w:numPr>
       </w:pPr>
       <w:r>
@@ -1383,7 +1403,7 @@
         <w:pStyle w:val="Compact"/>
         <w:numPr>
           <w:ilvl w:val="0"/>
-          <w:numId w:val="1014"/>
+          <w:numId w:val="1015"/>
         </w:numPr>
       </w:pPr>
       <w:r>
@@ -1428,7 +1448,7 @@
         <w:pStyle w:val="Heading3"/>
       </w:pPr>
       <w:r>
-        <w:t xml:space="preserve">1.7</w:t>
+        <w:t xml:space="preserve">1.8</w:t>
       </w:r>
       <w:r>
         <w:t xml:space="preserve"> </w:t>
@@ -1699,6 +1719,9 @@
     <w:abstractNumId w:val="991"/>
   </w:num>
   <w:num w:numId="1014">
+    <w:abstractNumId w:val="991"/>
+  </w:num>
+  <w:num w:numId="1015">
     <w:abstractNumId w:val="991"/>
   </w:num>
 </w:numbering>

--- a/docs/Programa_H1_v2026.docx
+++ b/docs/Programa_H1_v2026.docx
@@ -478,7 +478,7 @@
       </w:r>
     </w:p>
     <w:bookmarkEnd w:id="13"/>
-    <w:bookmarkStart w:id="26" w:name="webinar-16.09.2026-1900---2100"/>
+    <w:bookmarkStart w:id="28" w:name="webinar-16.09.2026-1900---2100"/>
     <w:p>
       <w:pPr>
         <w:pStyle w:val="Heading2"/>
@@ -569,23 +569,116 @@
       </w:r>
     </w:p>
     <w:bookmarkEnd w:id="14"/>
-    <w:bookmarkStart w:id="16" w:name="Xe0e4450e1d9fdf46ba79c3fa27637e309edd42f"/>
+    <w:bookmarkStart w:id="15" w:name="conferencia-invitada"/>
     <w:p>
       <w:pPr>
         <w:pStyle w:val="Heading3"/>
       </w:pPr>
       <w:r>
-        <w:t xml:space="preserve">1.2 | Módulo 2. Actualizaciones sobre los conceptos de hidrocefalia</w:t>
-      </w:r>
-    </w:p>
-    <w:p>
-      <w:pPr>
+        <w:t xml:space="preserve">1.2 |</w:t>
+      </w:r>
+      <w:r>
+        <w:t xml:space="preserve"> </w:t>
+      </w:r>
+      <w:r>
+        <w:rPr>
+          <w:b/>
+          <w:bCs/>
+        </w:rPr>
+        <w:t xml:space="preserve">Conferencia invitada</w:t>
+      </w:r>
+    </w:p>
+    <w:bookmarkEnd w:id="15"/>
+    <w:bookmarkStart w:id="16" w:name="Xddb943b6d86c9e5555c7363ad5a7c8eb27da19f"/>
+    <w:p>
+      <w:pPr>
+        <w:pStyle w:val="Heading3"/>
+      </w:pPr>
+      <w:r>
+        <w:t xml:space="preserve">1.3 Analysis of intracranial pressure pulse waveform</w:t>
+      </w:r>
+    </w:p>
+    <w:p>
+      <w:pPr>
+        <w:pStyle w:val="Compact"/>
         <w:numPr>
           <w:ilvl w:val="0"/>
           <w:numId w:val="1007"/>
         </w:numPr>
       </w:pPr>
       <w:r>
+        <w:rPr>
+          <w:b/>
+          <w:bCs/>
+        </w:rPr>
+        <w:t xml:space="preserve">Ponente:</w:t>
+      </w:r>
+      <w:r>
+        <w:t xml:space="preserve"> </w:t>
+      </w:r>
+      <w:r>
+        <w:rPr>
+          <w:b/>
+          <w:bCs/>
+        </w:rPr>
+        <w:t xml:space="preserve">Agnieszka Kazimierska</w:t>
+      </w:r>
+    </w:p>
+    <w:p>
+      <w:pPr>
+        <w:pStyle w:val="FirstParagraph"/>
+      </w:pPr>
+      <w:r>
+        <w:rPr>
+          <w:b/>
+          <w:bCs/>
+        </w:rPr>
+        <w:t xml:space="preserve">Department of Biomedical Engineering, Wroclaw University of Science and Technology, Wroclaw, Poland</w:t>
+      </w:r>
+      <w:r>
+        <w:t xml:space="preserve">.</w:t>
+      </w:r>
+    </w:p>
+    <w:p>
+      <w:pPr>
+        <w:pStyle w:val="Compact"/>
+        <w:numPr>
+          <w:ilvl w:val="0"/>
+          <w:numId w:val="1008"/>
+        </w:numPr>
+      </w:pPr>
+      <w:r>
+        <w:rPr>
+          <w:b/>
+          <w:bCs/>
+        </w:rPr>
+        <w:t xml:space="preserve">Moderadora:</w:t>
+      </w:r>
+      <w:r>
+        <w:t xml:space="preserve"> </w:t>
+      </w:r>
+      <w:r>
+        <w:t xml:space="preserve">M.A. Poca</w:t>
+      </w:r>
+    </w:p>
+    <w:bookmarkEnd w:id="16"/>
+    <w:bookmarkStart w:id="18" w:name="Xe0e4450e1d9fdf46ba79c3fa27637e309edd42f"/>
+    <w:p>
+      <w:pPr>
+        <w:pStyle w:val="Heading3"/>
+      </w:pPr>
+      <w:r>
+        <w:t xml:space="preserve">1.4 | Módulo 2. Actualizaciones sobre los conceptos de hidrocefalia</w:t>
+      </w:r>
+    </w:p>
+    <w:p>
+      <w:pPr>
+        <w:numPr>
+          <w:ilvl w:val="0"/>
+          <w:numId w:val="1009"/>
+        </w:numPr>
+      </w:pPr>
+      <w:r>
         <w:t xml:space="preserve">Evaluación preliminar de conocimientos (Finalidad docente, no puntuable)</w:t>
       </w:r>
     </w:p>
@@ -593,7 +686,7 @@
       <w:pPr>
         <w:numPr>
           <w:ilvl w:val="0"/>
-          <w:numId w:val="1007"/>
+          <w:numId w:val="1009"/>
         </w:numPr>
       </w:pPr>
       <w:r>
@@ -614,7 +707,7 @@
       <w:pPr>
         <w:numPr>
           <w:ilvl w:val="0"/>
-          <w:numId w:val="1007"/>
+          <w:numId w:val="1009"/>
         </w:numPr>
       </w:pPr>
       <w:r>
@@ -635,7 +728,7 @@
       <w:pPr>
         <w:numPr>
           <w:ilvl w:val="0"/>
-          <w:numId w:val="1007"/>
+          <w:numId w:val="1009"/>
         </w:numPr>
       </w:pPr>
       <w:r>
@@ -656,7 +749,7 @@
       <w:pPr>
         <w:numPr>
           <w:ilvl w:val="0"/>
-          <w:numId w:val="1007"/>
+          <w:numId w:val="1009"/>
         </w:numPr>
       </w:pPr>
       <w:r>
@@ -677,7 +770,7 @@
       <w:pPr>
         <w:numPr>
           <w:ilvl w:val="0"/>
-          <w:numId w:val="1007"/>
+          <w:numId w:val="1009"/>
         </w:numPr>
       </w:pPr>
       <w:r>
@@ -698,7 +791,7 @@
       <w:pPr>
         <w:numPr>
           <w:ilvl w:val="0"/>
-          <w:numId w:val="1007"/>
+          <w:numId w:val="1009"/>
         </w:numPr>
       </w:pPr>
       <w:r>
@@ -715,13 +808,13 @@
         <w:t xml:space="preserve">MA Poca o els de l’article</w:t>
       </w:r>
     </w:p>
-    <w:bookmarkStart w:id="15" w:name="actividades-complementarias-modulo-2"/>
+    <w:bookmarkStart w:id="17" w:name="actividades-complementarias-modulo-2"/>
     <w:p>
       <w:pPr>
         <w:pStyle w:val="Heading4"/>
       </w:pPr>
       <w:r>
-        <w:t xml:space="preserve">1.2.1</w:t>
+        <w:t xml:space="preserve">1.4.1</w:t>
       </w:r>
       <w:r>
         <w:t xml:space="preserve"> </w:t>
@@ -739,7 +832,7 @@
         <w:pStyle w:val="Compact"/>
         <w:numPr>
           <w:ilvl w:val="0"/>
-          <w:numId w:val="1008"/>
+          <w:numId w:val="1010"/>
         </w:numPr>
       </w:pPr>
       <w:r>
@@ -755,7 +848,7 @@
         <w:pStyle w:val="Compact"/>
         <w:numPr>
           <w:ilvl w:val="0"/>
-          <w:numId w:val="1008"/>
+          <w:numId w:val="1010"/>
         </w:numPr>
       </w:pPr>
       <w:r>
@@ -771,7 +864,7 @@
         <w:pStyle w:val="Compact"/>
         <w:numPr>
           <w:ilvl w:val="0"/>
-          <w:numId w:val="1008"/>
+          <w:numId w:val="1010"/>
         </w:numPr>
       </w:pPr>
       <w:r>
@@ -780,340 +873,281 @@
           <w:bCs/>
         </w:rPr>
         <w:t xml:space="preserve">Valoración del Módulo 2 (control de calidad)</w:t>
-      </w:r>
-    </w:p>
-    <w:bookmarkEnd w:id="15"/>
-    <w:bookmarkEnd w:id="16"/>
-    <w:bookmarkStart w:id="18" w:name="webinar-7-de-octubre-1900-horas"/>
-    <w:p>
-      <w:pPr>
-        <w:pStyle w:val="Heading3"/>
-      </w:pPr>
-      <w:r>
-        <w:t xml:space="preserve">1.3 | Webinar (7 de octubre, 19:00 horas)</w:t>
-      </w:r>
-    </w:p>
-    <w:bookmarkStart w:id="17" w:name="X0bcca3650dda935a2da42165fcafdef1ad7a1f8"/>
-    <w:p>
-      <w:pPr>
-        <w:pStyle w:val="Heading4"/>
-      </w:pPr>
-      <w:r>
-        <w:t xml:space="preserve">1.3.1 Lifelong implications in the diagnosis and management of Hydrocephalus.</w:t>
-      </w:r>
-    </w:p>
-    <w:p>
-      <w:pPr>
-        <w:pStyle w:val="Compact"/>
-        <w:numPr>
-          <w:ilvl w:val="0"/>
-          <w:numId w:val="1009"/>
-        </w:numPr>
-      </w:pPr>
-      <w:r>
-        <w:t xml:space="preserve">Presenter:</w:t>
-      </w:r>
-      <w:r>
-        <w:t xml:space="preserve"> </w:t>
-      </w:r>
-      <w:r>
-        <w:rPr>
-          <w:b/>
-          <w:bCs/>
-        </w:rPr>
-        <w:t xml:space="preserve">P. M. Klinge</w:t>
-      </w:r>
-      <w:r>
-        <w:br/>
-      </w:r>
-    </w:p>
-    <w:p>
-      <w:pPr>
-        <w:pStyle w:val="Compact"/>
-        <w:numPr>
-          <w:ilvl w:val="0"/>
-          <w:numId w:val="1009"/>
-        </w:numPr>
-      </w:pPr>
-      <w:r>
-        <w:t xml:space="preserve">Professor of Neurosurgery. The Warren Alpert Medical School of Brown University. Providence, Rhode Island, USA</w:t>
-      </w:r>
-      <w:r>
-        <w:br/>
-      </w:r>
-    </w:p>
-    <w:p>
-      <w:pPr>
-        <w:pStyle w:val="Compact"/>
-        <w:numPr>
-          <w:ilvl w:val="0"/>
-          <w:numId w:val="1009"/>
-        </w:numPr>
-      </w:pPr>
-      <w:r>
-        <w:rPr>
-          <w:b/>
-          <w:bCs/>
-        </w:rPr>
-        <w:t xml:space="preserve">Moderación:</w:t>
-      </w:r>
-      <w:r>
-        <w:t xml:space="preserve"> </w:t>
-      </w:r>
-      <w:r>
-        <w:t xml:space="preserve">J. Sahuquillo</w:t>
       </w:r>
     </w:p>
     <w:bookmarkEnd w:id="17"/>
     <w:bookmarkEnd w:id="18"/>
-    <w:bookmarkStart w:id="20" w:name="X3198d81f49e008158305c14e6b6752b9ef3dd4c"/>
+    <w:bookmarkStart w:id="20" w:name="webinar-7-de-octubre-1900-horas"/>
     <w:p>
       <w:pPr>
         <w:pStyle w:val="Heading3"/>
       </w:pPr>
       <w:r>
-        <w:t xml:space="preserve">1.4 | Módulo 3. Métodos diagnósticos. Conceptos básicos sobre la presión intracraneal.</w:t>
-      </w:r>
-    </w:p>
-    <w:p>
-      <w:pPr>
-        <w:numPr>
-          <w:ilvl w:val="0"/>
-          <w:numId w:val="1010"/>
-        </w:numPr>
-      </w:pPr>
-      <w:r>
-        <w:t xml:space="preserve">Evaluación preliminar de conocimientos (Finalidad docente, no puntuable).</w:t>
-      </w:r>
-    </w:p>
-    <w:p>
-      <w:pPr>
-        <w:numPr>
-          <w:ilvl w:val="0"/>
-          <w:numId w:val="1010"/>
-        </w:numPr>
-      </w:pPr>
-      <w:r>
-        <w:t xml:space="preserve">Tipos de sensores de PIC. Ventajas e inconvenientes.</w:t>
-      </w:r>
-      <w:r>
-        <w:br/>
-      </w:r>
-      <w:r>
-        <w:rPr>
-          <w:b/>
-          <w:bCs/>
-        </w:rPr>
-        <w:t xml:space="preserve">M. A. Poca</w:t>
-      </w:r>
-    </w:p>
-    <w:p>
-      <w:pPr>
-        <w:numPr>
-          <w:ilvl w:val="0"/>
-          <w:numId w:val="1010"/>
-        </w:numPr>
-      </w:pPr>
-      <w:r>
-        <w:t xml:space="preserve">Los sensores epidurales aplicados al estudio de la hidrocefalia.</w:t>
-      </w:r>
-    </w:p>
-    <w:p>
-      <w:pPr>
-        <w:numPr>
-          <w:ilvl w:val="0"/>
-          <w:numId w:val="1000"/>
-        </w:numPr>
-      </w:pPr>
-      <w:r>
-        <w:rPr>
-          <w:b/>
-          <w:bCs/>
-        </w:rPr>
-        <w:t xml:space="preserve">M. A. Poca</w:t>
-      </w:r>
-    </w:p>
-    <w:p>
-      <w:pPr>
-        <w:numPr>
-          <w:ilvl w:val="0"/>
-          <w:numId w:val="1010"/>
-        </w:numPr>
-      </w:pPr>
-      <w:r>
-        <w:t xml:space="preserve">Introducción a los sistemas telemétricos.</w:t>
-      </w:r>
-      <w:r>
-        <w:br/>
-      </w:r>
-      <w:r>
-        <w:rPr>
-          <w:b/>
-          <w:bCs/>
-        </w:rPr>
-        <w:t xml:space="preserve">M. Rivero</w:t>
-      </w:r>
-    </w:p>
-    <w:p>
-      <w:pPr>
-        <w:numPr>
-          <w:ilvl w:val="0"/>
-          <w:numId w:val="1010"/>
-        </w:numPr>
-      </w:pPr>
-      <w:r>
-        <w:t xml:space="preserve">Adquisición y filtrado básico de la señal de presión intracraneal.</w:t>
-      </w:r>
-      <w:r>
-        <w:br/>
-      </w:r>
-      <w:r>
-        <w:rPr>
-          <w:b/>
-          <w:bCs/>
-        </w:rPr>
+        <w:t xml:space="preserve">1.5 | Webinar (7 de octubre, 19:00 horas)</w:t>
+      </w:r>
+    </w:p>
+    <w:bookmarkStart w:id="19" w:name="X0bcca3650dda935a2da42165fcafdef1ad7a1f8"/>
+    <w:p>
+      <w:pPr>
+        <w:pStyle w:val="Heading4"/>
+      </w:pPr>
+      <w:r>
+        <w:t xml:space="preserve">1.5.1 Lifelong implications in the diagnosis and management of Hydrocephalus.</w:t>
+      </w:r>
+    </w:p>
+    <w:p>
+      <w:pPr>
+        <w:pStyle w:val="Compact"/>
+        <w:numPr>
+          <w:ilvl w:val="0"/>
+          <w:numId w:val="1011"/>
+        </w:numPr>
+      </w:pPr>
+      <w:r>
+        <w:t xml:space="preserve">Presenter:</w:t>
+      </w:r>
+      <w:r>
+        <w:t xml:space="preserve"> </w:t>
+      </w:r>
+      <w:r>
+        <w:rPr>
+          <w:b/>
+          <w:bCs/>
+        </w:rPr>
+        <w:t xml:space="preserve">P. M. Klinge</w:t>
+      </w:r>
+      <w:r>
+        <w:br/>
+      </w:r>
+    </w:p>
+    <w:p>
+      <w:pPr>
+        <w:pStyle w:val="Compact"/>
+        <w:numPr>
+          <w:ilvl w:val="0"/>
+          <w:numId w:val="1011"/>
+        </w:numPr>
+      </w:pPr>
+      <w:r>
+        <w:t xml:space="preserve">Professor of Neurosurgery. The Warren Alpert Medical School of Brown University. Providence, Rhode Island, USA</w:t>
+      </w:r>
+      <w:r>
+        <w:br/>
+      </w:r>
+    </w:p>
+    <w:p>
+      <w:pPr>
+        <w:pStyle w:val="Compact"/>
+        <w:numPr>
+          <w:ilvl w:val="0"/>
+          <w:numId w:val="1011"/>
+        </w:numPr>
+      </w:pPr>
+      <w:r>
+        <w:rPr>
+          <w:b/>
+          <w:bCs/>
+        </w:rPr>
+        <w:t xml:space="preserve">Moderación:</w:t>
+      </w:r>
+      <w:r>
+        <w:t xml:space="preserve"> </w:t>
+      </w:r>
+      <w:r>
         <w:t xml:space="preserve">J. Sahuquillo</w:t>
-      </w:r>
-    </w:p>
-    <w:p>
-      <w:pPr>
-        <w:numPr>
-          <w:ilvl w:val="0"/>
-          <w:numId w:val="1010"/>
-        </w:numPr>
-      </w:pPr>
-      <w:r>
-        <w:t xml:space="preserve">Cómo analizar un registro de PIC. Características de un registro normal e introducción a los registros digitales.</w:t>
-      </w:r>
-      <w:r>
-        <w:br/>
-      </w:r>
-      <w:r>
-        <w:rPr>
-          <w:b/>
-          <w:bCs/>
-        </w:rPr>
-        <w:t xml:space="preserve">M. A. Poca</w:t>
-      </w:r>
-    </w:p>
-    <w:p>
-      <w:pPr>
-        <w:numPr>
-          <w:ilvl w:val="0"/>
-          <w:numId w:val="1010"/>
-        </w:numPr>
-      </w:pPr>
-      <w:r>
-        <w:t xml:space="preserve">Errores mas frecuentes y artefactos en un registro de PIC.</w:t>
-      </w:r>
-      <w:r>
-        <w:br/>
-      </w:r>
-      <w:r>
-        <w:rPr>
-          <w:b/>
-          <w:bCs/>
-        </w:rPr>
-        <w:t xml:space="preserve">M. A. Poca</w:t>
-      </w:r>
-    </w:p>
-    <w:p>
-      <w:pPr>
-        <w:numPr>
-          <w:ilvl w:val="0"/>
-          <w:numId w:val="1010"/>
-        </w:numPr>
-      </w:pPr>
-      <w:r>
-        <w:t xml:space="preserve">Características diferenciales de la monitorización de la PIC en la edad pediátrica.</w:t>
-      </w:r>
-      <w:r>
-        <w:br/>
-      </w:r>
-      <w:r>
-        <w:rPr>
-          <w:b/>
-          <w:bCs/>
-        </w:rPr>
-        <w:t xml:space="preserve">M. A. Poca</w:t>
-      </w:r>
-    </w:p>
-    <w:bookmarkStart w:id="19" w:name="actividades-complementarias-modulo-3"/>
-    <w:p>
-      <w:pPr>
-        <w:pStyle w:val="Heading4"/>
-      </w:pPr>
-      <w:r>
-        <w:t xml:space="preserve">1.4.1</w:t>
-      </w:r>
-      <w:r>
-        <w:t xml:space="preserve"> </w:t>
-      </w:r>
-      <w:r>
-        <w:rPr>
-          <w:b/>
-          <w:bCs/>
-        </w:rPr>
-        <w:t xml:space="preserve">Actividades complementarias Modulo 3</w:t>
-      </w:r>
-    </w:p>
-    <w:p>
-      <w:pPr>
-        <w:pStyle w:val="Compact"/>
-        <w:numPr>
-          <w:ilvl w:val="0"/>
-          <w:numId w:val="1011"/>
-        </w:numPr>
-      </w:pPr>
-      <w:r>
-        <w:rPr>
-          <w:b/>
-          <w:bCs/>
-        </w:rPr>
-        <w:t xml:space="preserve">Bibliografía recomendada</w:t>
-      </w:r>
-    </w:p>
-    <w:p>
-      <w:pPr>
-        <w:pStyle w:val="Compact"/>
-        <w:numPr>
-          <w:ilvl w:val="0"/>
-          <w:numId w:val="1011"/>
-        </w:numPr>
-      </w:pPr>
-      <w:r>
-        <w:rPr>
-          <w:b/>
-          <w:bCs/>
-        </w:rPr>
-        <w:t xml:space="preserve">Evaluación para créditos del Módulo 3</w:t>
-      </w:r>
-    </w:p>
-    <w:p>
-      <w:pPr>
-        <w:pStyle w:val="Compact"/>
-        <w:numPr>
-          <w:ilvl w:val="0"/>
-          <w:numId w:val="1011"/>
-        </w:numPr>
-      </w:pPr>
-      <w:r>
-        <w:rPr>
-          <w:b/>
-          <w:bCs/>
-        </w:rPr>
-        <w:t xml:space="preserve">Valoración del Módulo 3 (control de calidad)</w:t>
       </w:r>
     </w:p>
     <w:bookmarkEnd w:id="19"/>
     <w:bookmarkEnd w:id="20"/>
-    <w:bookmarkStart w:id="21" w:name="Xe66d7d78fe1f97caf6053f00a5ca5f5f89bcbf7"/>
+    <w:bookmarkStart w:id="22" w:name="X3198d81f49e008158305c14e6b6752b9ef3dd4c"/>
     <w:p>
       <w:pPr>
         <w:pStyle w:val="Heading3"/>
       </w:pPr>
       <w:r>
-        <w:t xml:space="preserve">1.5 | Webinar. Taller sobre el registro de PIC mediante un equipo digital (PowerLab 4SP y el programa LabChart 8).</w:t>
+        <w:t xml:space="preserve">1.6 | Módulo 3. Métodos diagnósticos. Conceptos básicos sobre la presión intracraneal.</w:t>
+      </w:r>
+    </w:p>
+    <w:p>
+      <w:pPr>
+        <w:numPr>
+          <w:ilvl w:val="0"/>
+          <w:numId w:val="1012"/>
+        </w:numPr>
+      </w:pPr>
+      <w:r>
+        <w:t xml:space="preserve">Evaluación preliminar de conocimientos (Finalidad docente, no puntuable).</w:t>
+      </w:r>
+    </w:p>
+    <w:p>
+      <w:pPr>
+        <w:numPr>
+          <w:ilvl w:val="0"/>
+          <w:numId w:val="1012"/>
+        </w:numPr>
+      </w:pPr>
+      <w:r>
+        <w:t xml:space="preserve">Tipos de sensores de PIC. Ventajas e inconvenientes.</w:t>
+      </w:r>
+      <w:r>
+        <w:br/>
+      </w:r>
+      <w:r>
+        <w:rPr>
+          <w:b/>
+          <w:bCs/>
+        </w:rPr>
+        <w:t xml:space="preserve">M. A. Poca</w:t>
+      </w:r>
+    </w:p>
+    <w:p>
+      <w:pPr>
+        <w:numPr>
+          <w:ilvl w:val="0"/>
+          <w:numId w:val="1012"/>
+        </w:numPr>
+      </w:pPr>
+      <w:r>
+        <w:t xml:space="preserve">Los sensores epidurales aplicados al estudio de la hidrocefalia.</w:t>
+      </w:r>
+    </w:p>
+    <w:p>
+      <w:pPr>
+        <w:numPr>
+          <w:ilvl w:val="0"/>
+          <w:numId w:val="1000"/>
+        </w:numPr>
+      </w:pPr>
+      <w:r>
+        <w:rPr>
+          <w:b/>
+          <w:bCs/>
+        </w:rPr>
+        <w:t xml:space="preserve">M. A. Poca</w:t>
+      </w:r>
+    </w:p>
+    <w:p>
+      <w:pPr>
+        <w:numPr>
+          <w:ilvl w:val="0"/>
+          <w:numId w:val="1012"/>
+        </w:numPr>
+      </w:pPr>
+      <w:r>
+        <w:t xml:space="preserve">Introducción a los sistemas telemétricos.</w:t>
+      </w:r>
+      <w:r>
+        <w:br/>
+      </w:r>
+      <w:r>
+        <w:rPr>
+          <w:b/>
+          <w:bCs/>
+        </w:rPr>
+        <w:t xml:space="preserve">M. Rivero</w:t>
+      </w:r>
+    </w:p>
+    <w:p>
+      <w:pPr>
+        <w:numPr>
+          <w:ilvl w:val="0"/>
+          <w:numId w:val="1012"/>
+        </w:numPr>
+      </w:pPr>
+      <w:r>
+        <w:t xml:space="preserve">Adquisición y filtrado básico de la señal de presión intracraneal.</w:t>
+      </w:r>
+      <w:r>
+        <w:br/>
+      </w:r>
+      <w:r>
+        <w:rPr>
+          <w:b/>
+          <w:bCs/>
+        </w:rPr>
+        <w:t xml:space="preserve">J. Sahuquillo</w:t>
+      </w:r>
+    </w:p>
+    <w:p>
+      <w:pPr>
+        <w:numPr>
+          <w:ilvl w:val="0"/>
+          <w:numId w:val="1012"/>
+        </w:numPr>
+      </w:pPr>
+      <w:r>
+        <w:t xml:space="preserve">Cómo analizar un registro de PIC. Características de un registro normal e introducción a los registros digitales.</w:t>
+      </w:r>
+      <w:r>
+        <w:br/>
+      </w:r>
+      <w:r>
+        <w:rPr>
+          <w:b/>
+          <w:bCs/>
+        </w:rPr>
+        <w:t xml:space="preserve">M. A. Poca</w:t>
+      </w:r>
+    </w:p>
+    <w:p>
+      <w:pPr>
+        <w:numPr>
+          <w:ilvl w:val="0"/>
+          <w:numId w:val="1012"/>
+        </w:numPr>
+      </w:pPr>
+      <w:r>
+        <w:t xml:space="preserve">Errores mas frecuentes y artefactos en un registro de PIC.</w:t>
+      </w:r>
+      <w:r>
+        <w:br/>
+      </w:r>
+      <w:r>
+        <w:rPr>
+          <w:b/>
+          <w:bCs/>
+        </w:rPr>
+        <w:t xml:space="preserve">M. A. Poca</w:t>
+      </w:r>
+    </w:p>
+    <w:p>
+      <w:pPr>
+        <w:numPr>
+          <w:ilvl w:val="0"/>
+          <w:numId w:val="1012"/>
+        </w:numPr>
+      </w:pPr>
+      <w:r>
+        <w:t xml:space="preserve">Características diferenciales de la monitorización de la PIC en la edad pediátrica.</w:t>
+      </w:r>
+      <w:r>
+        <w:br/>
+      </w:r>
+      <w:r>
+        <w:rPr>
+          <w:b/>
+          <w:bCs/>
+        </w:rPr>
+        <w:t xml:space="preserve">M. A. Poca</w:t>
+      </w:r>
+    </w:p>
+    <w:bookmarkStart w:id="21" w:name="actividades-complementarias-modulo-3"/>
+    <w:p>
+      <w:pPr>
+        <w:pStyle w:val="Heading4"/>
+      </w:pPr>
+      <w:r>
+        <w:t xml:space="preserve">1.6.1</w:t>
+      </w:r>
+      <w:r>
+        <w:t xml:space="preserve"> </w:t>
+      </w:r>
+      <w:r>
+        <w:rPr>
+          <w:b/>
+          <w:bCs/>
+        </w:rPr>
+        <w:t xml:space="preserve">Actividades complementarias Modulo 3</w:t>
       </w:r>
     </w:p>
     <w:p>
@@ -1121,7 +1155,66 @@
         <w:pStyle w:val="Compact"/>
         <w:numPr>
           <w:ilvl w:val="0"/>
-          <w:numId w:val="1012"/>
+          <w:numId w:val="1013"/>
+        </w:numPr>
+      </w:pPr>
+      <w:r>
+        <w:rPr>
+          <w:b/>
+          <w:bCs/>
+        </w:rPr>
+        <w:t xml:space="preserve">Bibliografía recomendada</w:t>
+      </w:r>
+    </w:p>
+    <w:p>
+      <w:pPr>
+        <w:pStyle w:val="Compact"/>
+        <w:numPr>
+          <w:ilvl w:val="0"/>
+          <w:numId w:val="1013"/>
+        </w:numPr>
+      </w:pPr>
+      <w:r>
+        <w:rPr>
+          <w:b/>
+          <w:bCs/>
+        </w:rPr>
+        <w:t xml:space="preserve">Evaluación para créditos del Módulo 3</w:t>
+      </w:r>
+    </w:p>
+    <w:p>
+      <w:pPr>
+        <w:pStyle w:val="Compact"/>
+        <w:numPr>
+          <w:ilvl w:val="0"/>
+          <w:numId w:val="1013"/>
+        </w:numPr>
+      </w:pPr>
+      <w:r>
+        <w:rPr>
+          <w:b/>
+          <w:bCs/>
+        </w:rPr>
+        <w:t xml:space="preserve">Valoración del Módulo 3 (control de calidad)</w:t>
+      </w:r>
+    </w:p>
+    <w:bookmarkEnd w:id="21"/>
+    <w:bookmarkEnd w:id="22"/>
+    <w:bookmarkStart w:id="23" w:name="Xe66d7d78fe1f97caf6053f00a5ca5f5f89bcbf7"/>
+    <w:p>
+      <w:pPr>
+        <w:pStyle w:val="Heading3"/>
+      </w:pPr>
+      <w:r>
+        <w:t xml:space="preserve">1.7 | Webinar. Taller sobre el registro de PIC mediante un equipo digital (PowerLab 4SP y el programa LabChart 8).</w:t>
+      </w:r>
+    </w:p>
+    <w:p>
+      <w:pPr>
+        <w:pStyle w:val="Compact"/>
+        <w:numPr>
+          <w:ilvl w:val="0"/>
+          <w:numId w:val="1014"/>
         </w:numPr>
       </w:pPr>
       <w:r>
@@ -1143,7 +1236,7 @@
         <w:pStyle w:val="Compact"/>
         <w:numPr>
           <w:ilvl w:val="0"/>
-          <w:numId w:val="1012"/>
+          <w:numId w:val="1014"/>
         </w:numPr>
       </w:pPr>
       <w:r>
@@ -1165,7 +1258,7 @@
         <w:pStyle w:val="Compact"/>
         <w:numPr>
           <w:ilvl w:val="0"/>
-          <w:numId w:val="1012"/>
+          <w:numId w:val="1014"/>
         </w:numPr>
       </w:pPr>
       <w:r>
@@ -1182,21 +1275,21 @@
         <w:t xml:space="preserve">J. Sahuquillo</w:t>
       </w:r>
     </w:p>
-    <w:bookmarkEnd w:id="21"/>
-    <w:bookmarkStart w:id="23" w:name="Xb147427f727b7d2c10ead1ed83fc8bf00882a71"/>
+    <w:bookmarkEnd w:id="23"/>
+    <w:bookmarkStart w:id="25" w:name="Xb147427f727b7d2c10ead1ed83fc8bf00882a71"/>
     <w:p>
       <w:pPr>
         <w:pStyle w:val="Heading3"/>
       </w:pPr>
       <w:r>
-        <w:t xml:space="preserve">1.6 | Módulo 4. Métodos diagnósticos. Conceptos avanzados sobre presión intracraneal</w:t>
-      </w:r>
-    </w:p>
-    <w:p>
-      <w:pPr>
-        <w:numPr>
-          <w:ilvl w:val="0"/>
-          <w:numId w:val="1013"/>
+        <w:t xml:space="preserve">1.8 | Módulo 4. Métodos diagnósticos. Conceptos avanzados sobre presión intracraneal</w:t>
+      </w:r>
+    </w:p>
+    <w:p>
+      <w:pPr>
+        <w:numPr>
+          <w:ilvl w:val="0"/>
+          <w:numId w:val="1015"/>
         </w:numPr>
       </w:pPr>
       <w:r>
@@ -1207,7 +1300,7 @@
       <w:pPr>
         <w:numPr>
           <w:ilvl w:val="0"/>
-          <w:numId w:val="1013"/>
+          <w:numId w:val="1015"/>
         </w:numPr>
       </w:pPr>
       <w:r>
@@ -1228,7 +1321,7 @@
       <w:pPr>
         <w:numPr>
           <w:ilvl w:val="0"/>
-          <w:numId w:val="1013"/>
+          <w:numId w:val="1015"/>
         </w:numPr>
       </w:pPr>
       <w:r>
@@ -1249,7 +1342,7 @@
       <w:pPr>
         <w:numPr>
           <w:ilvl w:val="0"/>
-          <w:numId w:val="1013"/>
+          <w:numId w:val="1015"/>
         </w:numPr>
       </w:pPr>
       <w:r>
@@ -1270,7 +1363,7 @@
       <w:pPr>
         <w:numPr>
           <w:ilvl w:val="0"/>
-          <w:numId w:val="1013"/>
+          <w:numId w:val="1015"/>
         </w:numPr>
       </w:pPr>
       <w:r>
@@ -1291,7 +1384,7 @@
       <w:pPr>
         <w:numPr>
           <w:ilvl w:val="0"/>
-          <w:numId w:val="1013"/>
+          <w:numId w:val="1015"/>
         </w:numPr>
       </w:pPr>
       <w:r>
@@ -1308,13 +1401,13 @@
         <w:t xml:space="preserve">J. Sahuquillo</w:t>
       </w:r>
     </w:p>
-    <w:bookmarkStart w:id="22" w:name="actividades-complementarias-modulo-4"/>
+    <w:bookmarkStart w:id="24" w:name="actividades-complementarias-modulo-4"/>
     <w:p>
       <w:pPr>
         <w:pStyle w:val="Heading4"/>
       </w:pPr>
       <w:r>
-        <w:t xml:space="preserve">1.6.1</w:t>
+        <w:t xml:space="preserve">1.8.1</w:t>
       </w:r>
       <w:r>
         <w:t xml:space="preserve"> </w:t>
@@ -1332,7 +1425,7 @@
         <w:pStyle w:val="Compact"/>
         <w:numPr>
           <w:ilvl w:val="0"/>
-          <w:numId w:val="1014"/>
+          <w:numId w:val="1016"/>
         </w:numPr>
       </w:pPr>
       <w:r>
@@ -1348,7 +1441,7 @@
         <w:pStyle w:val="Compact"/>
         <w:numPr>
           <w:ilvl w:val="0"/>
-          <w:numId w:val="1014"/>
+          <w:numId w:val="1016"/>
         </w:numPr>
       </w:pPr>
       <w:r>
@@ -1364,7 +1457,7 @@
         <w:pStyle w:val="Compact"/>
         <w:numPr>
           <w:ilvl w:val="0"/>
-          <w:numId w:val="1014"/>
+          <w:numId w:val="1016"/>
         </w:numPr>
       </w:pPr>
       <w:r>
@@ -1375,15 +1468,15 @@
         <w:t xml:space="preserve">Valoración del Módulo 4 (control de calidad)</w:t>
       </w:r>
     </w:p>
-    <w:bookmarkEnd w:id="22"/>
-    <w:bookmarkEnd w:id="23"/>
-    <w:bookmarkStart w:id="24" w:name="X6d25449cf4a073097dbed84f2aa4c297994f549"/>
+    <w:bookmarkEnd w:id="24"/>
+    <w:bookmarkEnd w:id="25"/>
+    <w:bookmarkStart w:id="26" w:name="X6d25449cf4a073097dbed84f2aa4c297994f549"/>
     <w:p>
       <w:pPr>
         <w:pStyle w:val="Heading3"/>
       </w:pPr>
       <w:r>
-        <w:t xml:space="preserve">1.7 | Webinar | 18 de noviembre, 19:00 horas. Valoración de casos clínicos y registros de PIC.</w:t>
+        <w:t xml:space="preserve">1.9 | Webinar | 18 de noviembre, 19:00 horas. Valoración de casos clínicos y registros de PIC.</w:t>
       </w:r>
     </w:p>
     <w:p>
@@ -1391,7 +1484,7 @@
         <w:pStyle w:val="Compact"/>
         <w:numPr>
           <w:ilvl w:val="0"/>
-          <w:numId w:val="1015"/>
+          <w:numId w:val="1017"/>
         </w:numPr>
       </w:pPr>
       <w:r>
@@ -1403,7 +1496,7 @@
         <w:pStyle w:val="Compact"/>
         <w:numPr>
           <w:ilvl w:val="0"/>
-          <w:numId w:val="1015"/>
+          <w:numId w:val="1017"/>
         </w:numPr>
       </w:pPr>
       <w:r>
@@ -1441,14 +1534,14 @@
         <w:br/>
       </w:r>
     </w:p>
-    <w:bookmarkEnd w:id="24"/>
-    <w:bookmarkStart w:id="25" w:name="X905bacab504cb9782e974405000004090d897af"/>
+    <w:bookmarkEnd w:id="26"/>
+    <w:bookmarkStart w:id="27" w:name="X905bacab504cb9782e974405000004090d897af"/>
     <w:p>
       <w:pPr>
         <w:pStyle w:val="Heading3"/>
       </w:pPr>
       <w:r>
-        <w:t xml:space="preserve">1.8</w:t>
+        <w:t xml:space="preserve">1.10</w:t>
       </w:r>
       <w:r>
         <w:t xml:space="preserve"> </w:t>
@@ -1461,8 +1554,8 @@
         <w:t xml:space="preserve">Encuesta control calidad: Valoración global final del curso SC-H1-v2026</w:t>
       </w:r>
     </w:p>
-    <w:bookmarkEnd w:id="25"/>
-    <w:bookmarkEnd w:id="26"/>
+    <w:bookmarkEnd w:id="27"/>
+    <w:bookmarkEnd w:id="28"/>
     <w:sectPr>
       <w:footnotePr>
         <w:numRestart w:val="eachSect"/>
@@ -1722,6 +1815,12 @@
     <w:abstractNumId w:val="991"/>
   </w:num>
   <w:num w:numId="1015">
+    <w:abstractNumId w:val="991"/>
+  </w:num>
+  <w:num w:numId="1016">
+    <w:abstractNumId w:val="991"/>
+  </w:num>
+  <w:num w:numId="1017">
     <w:abstractNumId w:val="991"/>
   </w:num>
 </w:numbering>

--- a/docs/Programa_H1_v2026.docx
+++ b/docs/Programa_H1_v2026.docx
@@ -39,10 +39,10 @@
     <w:bookmarkStart w:id="9" w:name="introducción-al-curso-sc-h1-v2026"/>
     <w:p>
       <w:pPr>
-        <w:pStyle w:val="Heading3"/>
-      </w:pPr>
-      <w:r>
-        <w:t xml:space="preserve">0.1 |</w:t>
+        <w:pStyle w:val="Heading2"/>
+      </w:pPr>
+      <w:r>
+        <w:t xml:space="preserve">1 |</w:t>
       </w:r>
       <w:r>
         <w:t xml:space="preserve"> </w:t>
@@ -125,10 +125,297 @@
     <w:bookmarkStart w:id="10" w:name="conferencia-inaugural"/>
     <w:p>
       <w:pPr>
+        <w:pStyle w:val="Heading2"/>
+      </w:pPr>
+      <w:r>
+        <w:t xml:space="preserve">2 |</w:t>
+      </w:r>
+      <w:r>
+        <w:t xml:space="preserve"> </w:t>
+      </w:r>
+      <w:r>
+        <w:rPr>
+          <w:b/>
+          <w:bCs/>
+        </w:rPr>
+        <w:t xml:space="preserve">Conferencia inaugural</w:t>
+      </w:r>
+    </w:p>
+    <w:p>
+      <w:pPr>
+        <w:numPr>
+          <w:ilvl w:val="0"/>
+          <w:numId w:val="1002"/>
+        </w:numPr>
+      </w:pPr>
+      <w:r>
+        <w:t xml:space="preserve">Papel de las Acuaporinas cerebrales en la homeostasis del LCR y su contribución al desarrollo de hidrocefalia.</w:t>
+      </w:r>
+    </w:p>
+    <w:p>
+      <w:pPr>
+        <w:numPr>
+          <w:ilvl w:val="0"/>
+          <w:numId w:val="1002"/>
+        </w:numPr>
+      </w:pPr>
+      <w:r>
+        <w:rPr>
+          <w:b/>
+          <w:bCs/>
+        </w:rPr>
+        <w:t xml:space="preserve">Ponente:</w:t>
+      </w:r>
+      <w:r>
+        <w:t xml:space="preserve"> </w:t>
+      </w:r>
+      <w:r>
+        <w:rPr>
+          <w:b/>
+          <w:bCs/>
+        </w:rPr>
+        <w:t xml:space="preserve">Miriam Echevarria</w:t>
+      </w:r>
+    </w:p>
+    <w:p>
+      <w:pPr>
+        <w:pStyle w:val="FirstParagraph"/>
+      </w:pPr>
+      <w:r>
+        <w:rPr>
+          <w:b/>
+          <w:bCs/>
+        </w:rPr>
+        <w:t xml:space="preserve">Catedrática de Fisiología del Departamento de Fisiología Médica y Biofísica</w:t>
+      </w:r>
+      <w:r>
+        <w:t xml:space="preserve"> </w:t>
+      </w:r>
+      <w:r>
+        <w:t xml:space="preserve">de la Facultad de Medicina de la Universidad de Sevilla.</w:t>
+      </w:r>
+    </w:p>
+    <w:p>
+      <w:pPr>
+        <w:pStyle w:val="Compact"/>
+        <w:numPr>
+          <w:ilvl w:val="0"/>
+          <w:numId w:val="1003"/>
+        </w:numPr>
+      </w:pPr>
+      <w:r>
+        <w:rPr>
+          <w:b/>
+          <w:bCs/>
+        </w:rPr>
+        <w:t xml:space="preserve">Moderadora:</w:t>
+      </w:r>
+      <w:r>
+        <w:t xml:space="preserve"> </w:t>
+      </w:r>
+      <w:r>
+        <w:t xml:space="preserve">M.A. Poca</w:t>
+      </w:r>
+    </w:p>
+    <w:bookmarkEnd w:id="10"/>
+    <w:bookmarkStart w:id="12" w:name="X36d5e9de734f3314732d8bf226179190e19b636"/>
+    <w:p>
+      <w:pPr>
+        <w:pStyle w:val="Heading2"/>
+      </w:pPr>
+      <w:r>
+        <w:t xml:space="preserve">3 | Módulo 1. Aspectos básicos sobre la fisiología y fisiopatología del LCR</w:t>
+      </w:r>
+    </w:p>
+    <w:p>
+      <w:pPr>
+        <w:numPr>
+          <w:ilvl w:val="0"/>
+          <w:numId w:val="1004"/>
+        </w:numPr>
+      </w:pPr>
+      <w:r>
+        <w:t xml:space="preserve">Evaluación preliminar de conocimientos (Finalidad docente, no puntuable)</w:t>
+      </w:r>
+    </w:p>
+    <w:p>
+      <w:pPr>
+        <w:numPr>
+          <w:ilvl w:val="0"/>
+          <w:numId w:val="1004"/>
+        </w:numPr>
+      </w:pPr>
+      <w:r>
+        <w:t xml:space="preserve">Evolución histórica del concepto de LCR: de Swedenborg a Harvey Cushing.</w:t>
+      </w:r>
+      <w:r>
+        <w:br/>
+      </w:r>
+      <w:r>
+        <w:rPr>
+          <w:b/>
+          <w:bCs/>
+        </w:rPr>
+        <w:t xml:space="preserve">J. Sahuquillo</w:t>
+      </w:r>
+    </w:p>
+    <w:p>
+      <w:pPr>
+        <w:numPr>
+          <w:ilvl w:val="0"/>
+          <w:numId w:val="1004"/>
+        </w:numPr>
+      </w:pPr>
+      <w:r>
+        <w:t xml:space="preserve">La doctrina de Monro-Kellie: fundamentos y aplicación en el manejo clínico.</w:t>
+      </w:r>
+      <w:r>
+        <w:br/>
+      </w:r>
+      <w:r>
+        <w:rPr>
+          <w:b/>
+          <w:bCs/>
+        </w:rPr>
+        <w:t xml:space="preserve">N. Picard</w:t>
+      </w:r>
+    </w:p>
+    <w:p>
+      <w:pPr>
+        <w:numPr>
+          <w:ilvl w:val="0"/>
+          <w:numId w:val="1004"/>
+        </w:numPr>
+      </w:pPr>
+      <w:r>
+        <w:t xml:space="preserve">Mecanismos de producción del LCR: contribución coroidea y extracoroidea.</w:t>
+      </w:r>
+      <w:r>
+        <w:br/>
+      </w:r>
+      <w:r>
+        <w:rPr>
+          <w:b/>
+          <w:bCs/>
+        </w:rPr>
+        <w:t xml:space="preserve">M. A. Poca</w:t>
+      </w:r>
+    </w:p>
+    <w:p>
+      <w:pPr>
+        <w:numPr>
+          <w:ilvl w:val="0"/>
+          <w:numId w:val="1004"/>
+        </w:numPr>
+      </w:pPr>
+      <w:r>
+        <w:t xml:space="preserve">Funciones y composición del LCR: implicaciones para la fisiología y la clínica.</w:t>
+      </w:r>
+      <w:r>
+        <w:br/>
+      </w:r>
+      <w:r>
+        <w:rPr>
+          <w:b/>
+          <w:bCs/>
+        </w:rPr>
+        <w:t xml:space="preserve">L. Castellanos</w:t>
+      </w:r>
+      <w:r>
+        <w:br/>
+      </w:r>
+    </w:p>
+    <w:p>
+      <w:pPr>
+        <w:numPr>
+          <w:ilvl w:val="0"/>
+          <w:numId w:val="1004"/>
+        </w:numPr>
+      </w:pPr>
+      <w:r>
+        <w:t xml:space="preserve">Anatomía del sistema ventricular y de los espacios subaracnoideo.</w:t>
+      </w:r>
+      <w:r>
+        <w:br/>
+      </w:r>
+      <w:r>
+        <w:rPr>
+          <w:b/>
+          <w:bCs/>
+        </w:rPr>
+        <w:t xml:space="preserve">C. Mezza</w:t>
+      </w:r>
+    </w:p>
+    <w:p>
+      <w:pPr>
+        <w:numPr>
+          <w:ilvl w:val="0"/>
+          <w:numId w:val="1004"/>
+        </w:numPr>
+      </w:pPr>
+      <w:r>
+        <w:t xml:space="preserve">Circulación y reabsorción del LCR: claves para entender la dinámica intracraneal.</w:t>
+      </w:r>
+      <w:r>
+        <w:br/>
+      </w:r>
+      <w:r>
+        <w:rPr>
+          <w:b/>
+          <w:bCs/>
+        </w:rPr>
+        <w:t xml:space="preserve">D. Lopez-Bermeo</w:t>
+      </w:r>
+    </w:p>
+    <w:p>
+      <w:pPr>
+        <w:numPr>
+          <w:ilvl w:val="0"/>
+          <w:numId w:val="1004"/>
+        </w:numPr>
+      </w:pPr>
+      <w:r>
+        <w:t xml:space="preserve">Dinámica cuantitativa del LCR: producción, volumen y equilibrio en condiciones normales y patológicas.</w:t>
+      </w:r>
+      <w:r>
+        <w:br/>
+      </w:r>
+      <w:r>
+        <w:rPr>
+          <w:b/>
+          <w:bCs/>
+        </w:rPr>
+        <w:t xml:space="preserve">M. A. Poca</w:t>
+      </w:r>
+    </w:p>
+    <w:p>
+      <w:pPr>
+        <w:numPr>
+          <w:ilvl w:val="0"/>
+          <w:numId w:val="1004"/>
+        </w:numPr>
+      </w:pPr>
+      <w:r>
+        <w:t xml:space="preserve">El sistema glinfático: nuevos paradigmas en la fisiología del LCR y su relevancia clínica.</w:t>
+      </w:r>
+      <w:r>
+        <w:br/>
+      </w:r>
+      <w:r>
+        <w:rPr>
+          <w:b/>
+          <w:bCs/>
+        </w:rPr>
+        <w:t xml:space="preserve">M. A. Poca</w:t>
+      </w:r>
+    </w:p>
+    <w:bookmarkStart w:id="11" w:name="actividades-complementarias-modulo-1"/>
+    <w:p>
+      <w:pPr>
         <w:pStyle w:val="Heading3"/>
       </w:pPr>
       <w:r>
-        <w:t xml:space="preserve">0.2 |</w:t>
+        <w:t xml:space="preserve">3.1</w:t>
       </w:r>
       <w:r>
         <w:t xml:space="preserve"> </w:t>
@@ -138,17 +425,95 @@
           <w:b/>
           <w:bCs/>
         </w:rPr>
-        <w:t xml:space="preserve">Conferencia inaugural</w:t>
-      </w:r>
-    </w:p>
-    <w:bookmarkEnd w:id="10"/>
-    <w:bookmarkStart w:id="11" w:name="Xb6e1f194a61d70e2d0a4fa457de09cef630b69e"/>
+        <w:t xml:space="preserve">Actividades complementarias Modulo 1</w:t>
+      </w:r>
+    </w:p>
+    <w:p>
+      <w:pPr>
+        <w:pStyle w:val="Compact"/>
+        <w:numPr>
+          <w:ilvl w:val="0"/>
+          <w:numId w:val="1005"/>
+        </w:numPr>
+      </w:pPr>
+      <w:r>
+        <w:rPr>
+          <w:b/>
+          <w:bCs/>
+        </w:rPr>
+        <w:t xml:space="preserve">Bibliografía recomendada</w:t>
+      </w:r>
+    </w:p>
+    <w:p>
+      <w:pPr>
+        <w:pStyle w:val="Compact"/>
+        <w:numPr>
+          <w:ilvl w:val="0"/>
+          <w:numId w:val="1005"/>
+        </w:numPr>
+      </w:pPr>
+      <w:r>
+        <w:rPr>
+          <w:b/>
+          <w:bCs/>
+        </w:rPr>
+        <w:t xml:space="preserve">Evaluación para créditos del Módulo 1</w:t>
+      </w:r>
+    </w:p>
+    <w:p>
+      <w:pPr>
+        <w:pStyle w:val="Compact"/>
+        <w:numPr>
+          <w:ilvl w:val="0"/>
+          <w:numId w:val="1005"/>
+        </w:numPr>
+      </w:pPr>
+      <w:r>
+        <w:rPr>
+          <w:b/>
+          <w:bCs/>
+        </w:rPr>
+        <w:t xml:space="preserve">Valoración del Módulo 1 (control de calidad)</w:t>
+      </w:r>
+    </w:p>
+    <w:bookmarkEnd w:id="11"/>
+    <w:bookmarkEnd w:id="12"/>
+    <w:bookmarkStart w:id="14" w:name="webinar-19.10.2026-1900---2100"/>
+    <w:p>
+      <w:pPr>
+        <w:pStyle w:val="Heading2"/>
+      </w:pPr>
+      <w:r>
+        <w:t xml:space="preserve">4 |</w:t>
+      </w:r>
+      <w:r>
+        <w:t xml:space="preserve"> </w:t>
+      </w:r>
+      <w:r>
+        <w:rPr>
+          <w:b/>
+          <w:bCs/>
+        </w:rPr>
+        <w:t xml:space="preserve">Webinar (19.10.2026, 19:00 - 21:00)</w:t>
+      </w:r>
+    </w:p>
+    <w:bookmarkStart w:id="13" w:name="X40ae167d3855d069b94524d779789660f8b58ff"/>
     <w:p>
       <w:pPr>
         <w:pStyle w:val="Heading3"/>
       </w:pPr>
       <w:r>
-        <w:t xml:space="preserve">0.3 Papel de las Acuaporinas cerebrales en la homeostasis del LCR y su contribución al desarrollo de hidrocefalia.</w:t>
+        <w:t xml:space="preserve">4.1</w:t>
+      </w:r>
+      <w:r>
+        <w:t xml:space="preserve"> </w:t>
+      </w:r>
+      <w:r>
+        <w:rPr>
+          <w:b/>
+          <w:bCs/>
+        </w:rPr>
+        <w:t xml:space="preserve">Aspectos prácticos en la colocación y manejo de los drenajes ventriculares y lumbares externos.</w:t>
       </w:r>
     </w:p>
     <w:p>
@@ -156,14 +521,10 @@
         <w:pStyle w:val="Compact"/>
         <w:numPr>
           <w:ilvl w:val="0"/>
-          <w:numId w:val="1002"/>
-        </w:numPr>
-      </w:pPr>
-      <w:r>
-        <w:rPr>
-          <w:b/>
-          <w:bCs/>
-        </w:rPr>
+          <w:numId w:val="1006"/>
+        </w:numPr>
+      </w:pPr>
+      <w:r>
         <w:t xml:space="preserve">Ponente:</w:t>
       </w:r>
       <w:r>
@@ -174,7 +535,29 @@
           <w:b/>
           <w:bCs/>
         </w:rPr>
-        <w:t xml:space="preserve">Miriam Echevarria</w:t>
+        <w:t xml:space="preserve">D. López Bermeo</w:t>
+      </w:r>
+    </w:p>
+    <w:p>
+      <w:pPr>
+        <w:pStyle w:val="Compact"/>
+        <w:numPr>
+          <w:ilvl w:val="0"/>
+          <w:numId w:val="1006"/>
+        </w:numPr>
+      </w:pPr>
+      <w:r>
+        <w:rPr>
+          <w:b/>
+          <w:bCs/>
+        </w:rPr>
+        <w:t xml:space="preserve">Moderación:</w:t>
+      </w:r>
+      <w:r>
+        <w:t xml:space="preserve"> </w:t>
+      </w:r>
+      <w:r>
+        <w:t xml:space="preserve">M. A. Poca</w:t>
       </w:r>
     </w:p>
     <w:p>
@@ -182,17 +565,37 @@
         <w:pStyle w:val="FirstParagraph"/>
       </w:pPr>
       <w:r>
-        <w:rPr>
-          <w:b/>
-          <w:bCs/>
-        </w:rPr>
-        <w:t xml:space="preserve">Catedrática de Fisiología del Departamento de Fisiología Médica y Biofísica</w:t>
+        <w:t xml:space="preserve">Utilidad del sistema de drenaje automático de LCR (LiquoGuard®). J. L. Caro Moderación: M. A. Poca (16 de septiembre, 19:00 horas)</w:t>
+      </w:r>
+    </w:p>
+    <w:bookmarkEnd w:id="13"/>
+    <w:bookmarkEnd w:id="14"/>
+    <w:bookmarkStart w:id="16" w:name="conferencia-invitada"/>
+    <w:p>
+      <w:pPr>
+        <w:pStyle w:val="Heading2"/>
+      </w:pPr>
+      <w:r>
+        <w:t xml:space="preserve">5 |</w:t>
       </w:r>
       <w:r>
         <w:t xml:space="preserve"> </w:t>
       </w:r>
       <w:r>
-        <w:t xml:space="preserve">de la Facultad de Medicina de la Universidad de Sevilla.</w:t>
+        <w:rPr>
+          <w:b/>
+          <w:bCs/>
+        </w:rPr>
+        <w:t xml:space="preserve">Conferencia invitada</w:t>
+      </w:r>
+    </w:p>
+    <w:bookmarkStart w:id="15" w:name="Xddb943b6d86c9e5555c7363ad5a7c8eb27da19f"/>
+    <w:p>
+      <w:pPr>
+        <w:pStyle w:val="Heading3"/>
+      </w:pPr>
+      <w:r>
+        <w:t xml:space="preserve">5.1 Analysis of intracranial pressure pulse waveform</w:t>
       </w:r>
     </w:p>
     <w:p>
@@ -200,7 +603,48 @@
         <w:pStyle w:val="Compact"/>
         <w:numPr>
           <w:ilvl w:val="0"/>
-          <w:numId w:val="1003"/>
+          <w:numId w:val="1007"/>
+        </w:numPr>
+      </w:pPr>
+      <w:r>
+        <w:rPr>
+          <w:b/>
+          <w:bCs/>
+        </w:rPr>
+        <w:t xml:space="preserve">Ponente:</w:t>
+      </w:r>
+      <w:r>
+        <w:t xml:space="preserve"> </w:t>
+      </w:r>
+      <w:r>
+        <w:rPr>
+          <w:b/>
+          <w:bCs/>
+        </w:rPr>
+        <w:t xml:space="preserve">Agnieszka Kazimierska</w:t>
+      </w:r>
+    </w:p>
+    <w:p>
+      <w:pPr>
+        <w:pStyle w:val="FirstParagraph"/>
+      </w:pPr>
+      <w:r>
+        <w:rPr>
+          <w:b/>
+          <w:bCs/>
+        </w:rPr>
+        <w:t xml:space="preserve">Department of Biomedical Engineering, Wroclaw University of Science and Technology, Wroclaw, Poland</w:t>
+      </w:r>
+      <w:r>
+        <w:t xml:space="preserve">.</w:t>
+      </w:r>
+    </w:p>
+    <w:p>
+      <w:pPr>
+        <w:pStyle w:val="Compact"/>
+        <w:numPr>
+          <w:ilvl w:val="0"/>
+          <w:numId w:val="1008"/>
         </w:numPr>
       </w:pPr>
       <w:r>
@@ -217,604 +661,161 @@
         <w:t xml:space="preserve">M.A. Poca</w:t>
       </w:r>
     </w:p>
-    <w:bookmarkEnd w:id="11"/>
-    <w:bookmarkStart w:id="12" w:name="X36d5e9de734f3314732d8bf226179190e19b636"/>
-    <w:p>
-      <w:pPr>
-        <w:pStyle w:val="Heading3"/>
-      </w:pPr>
-      <w:r>
-        <w:t xml:space="preserve">0.4 | Módulo 1. Aspectos básicos sobre la fisiología y fisiopatología del LCR</w:t>
-      </w:r>
-    </w:p>
-    <w:p>
-      <w:pPr>
-        <w:numPr>
-          <w:ilvl w:val="0"/>
-          <w:numId w:val="1004"/>
-        </w:numPr>
-      </w:pPr>
-      <w:r>
-        <w:t xml:space="preserve">Evaluación preliminar de conocimientos (Finalidad docente, no puntuable)</w:t>
-      </w:r>
-    </w:p>
-    <w:p>
-      <w:pPr>
-        <w:numPr>
-          <w:ilvl w:val="0"/>
-          <w:numId w:val="1004"/>
-        </w:numPr>
-      </w:pPr>
-      <w:r>
-        <w:t xml:space="preserve">Evolución histórica del concepto de LCR: de Swedenborg a Harvey Cushing.</w:t>
-      </w:r>
-      <w:r>
-        <w:br/>
-      </w:r>
-      <w:r>
-        <w:rPr>
-          <w:b/>
-          <w:bCs/>
-        </w:rPr>
-        <w:t xml:space="preserve">J. Sahuquillo</w:t>
-      </w:r>
-    </w:p>
-    <w:p>
-      <w:pPr>
-        <w:numPr>
-          <w:ilvl w:val="0"/>
-          <w:numId w:val="1004"/>
-        </w:numPr>
-      </w:pPr>
-      <w:r>
-        <w:t xml:space="preserve">La doctrina de Monro-Kellie: fundamentos y aplicación en el manejo clínico.</w:t>
-      </w:r>
-      <w:r>
-        <w:br/>
-      </w:r>
-      <w:r>
-        <w:rPr>
-          <w:b/>
-          <w:bCs/>
-        </w:rPr>
-        <w:t xml:space="preserve">N. Pickard</w:t>
-      </w:r>
-    </w:p>
-    <w:p>
-      <w:pPr>
-        <w:numPr>
-          <w:ilvl w:val="0"/>
-          <w:numId w:val="1004"/>
-        </w:numPr>
-      </w:pPr>
-      <w:r>
-        <w:t xml:space="preserve">Mecanismos de producción del LCR: contribución coroidea y extracoroidea.</w:t>
-      </w:r>
-      <w:r>
-        <w:br/>
-      </w:r>
-      <w:r>
-        <w:rPr>
-          <w:b/>
-          <w:bCs/>
-        </w:rPr>
-        <w:t xml:space="preserve">M. A. Poca</w:t>
-      </w:r>
-    </w:p>
-    <w:p>
-      <w:pPr>
-        <w:numPr>
-          <w:ilvl w:val="0"/>
-          <w:numId w:val="1004"/>
-        </w:numPr>
-      </w:pPr>
-      <w:r>
-        <w:t xml:space="preserve">Funciones y composición del LCR: implicaciones para la fisiología y la clínica.</w:t>
-      </w:r>
-      <w:r>
-        <w:br/>
-      </w:r>
-      <w:r>
-        <w:rPr>
-          <w:b/>
-          <w:bCs/>
-        </w:rPr>
-        <w:t xml:space="preserve">L. Castellanos</w:t>
-      </w:r>
-      <w:r>
-        <w:br/>
-      </w:r>
-    </w:p>
-    <w:p>
-      <w:pPr>
-        <w:numPr>
-          <w:ilvl w:val="0"/>
-          <w:numId w:val="1004"/>
-        </w:numPr>
-      </w:pPr>
-      <w:r>
-        <w:t xml:space="preserve">Anatomía del sistema ventricular y de los espacios subaracnoideo.</w:t>
-      </w:r>
-      <w:r>
-        <w:br/>
-      </w:r>
-      <w:r>
-        <w:rPr>
-          <w:b/>
-          <w:bCs/>
-        </w:rPr>
-        <w:t xml:space="preserve">C. Mezza</w:t>
-      </w:r>
-    </w:p>
-    <w:p>
-      <w:pPr>
-        <w:numPr>
-          <w:ilvl w:val="0"/>
-          <w:numId w:val="1004"/>
-        </w:numPr>
-      </w:pPr>
-      <w:r>
-        <w:t xml:space="preserve">Circulación y reabsorción del LCR: claves para entender la dinámica intracraneal.</w:t>
-      </w:r>
-      <w:r>
-        <w:br/>
-      </w:r>
-      <w:r>
-        <w:rPr>
-          <w:b/>
-          <w:bCs/>
-        </w:rPr>
-        <w:t xml:space="preserve">D. Lopez-Bermeo</w:t>
-      </w:r>
-    </w:p>
-    <w:p>
-      <w:pPr>
-        <w:numPr>
-          <w:ilvl w:val="0"/>
-          <w:numId w:val="1004"/>
-        </w:numPr>
-      </w:pPr>
-      <w:r>
-        <w:t xml:space="preserve">Dinámica cuantitativa del LCR: producción, volumen y equilibrio en condiciones normales y patológicas.</w:t>
-      </w:r>
-      <w:r>
-        <w:br/>
-      </w:r>
-      <w:r>
-        <w:rPr>
-          <w:b/>
-          <w:bCs/>
-        </w:rPr>
-        <w:t xml:space="preserve">M. A. Poca</w:t>
-      </w:r>
-    </w:p>
-    <w:p>
-      <w:pPr>
-        <w:numPr>
-          <w:ilvl w:val="0"/>
-          <w:numId w:val="1004"/>
-        </w:numPr>
-      </w:pPr>
-      <w:r>
-        <w:t xml:space="preserve">El sistema glinfático: nuevos paradigmas en la fisiología del LCR y su relevancia clínica.</w:t>
-      </w:r>
-      <w:r>
-        <w:br/>
-      </w:r>
-      <w:r>
-        <w:rPr>
-          <w:b/>
-          <w:bCs/>
-        </w:rPr>
-        <w:t xml:space="preserve">M. A. Poca</w:t>
-      </w:r>
-    </w:p>
-    <w:bookmarkEnd w:id="12"/>
-    <w:bookmarkStart w:id="13" w:name="actividades-complementarias-modulo-1"/>
-    <w:p>
-      <w:pPr>
-        <w:pStyle w:val="Heading3"/>
-      </w:pPr>
-      <w:r>
-        <w:t xml:space="preserve">0.5</w:t>
-      </w:r>
-      <w:r>
-        <w:t xml:space="preserve"> </w:t>
-      </w:r>
-      <w:r>
-        <w:rPr>
-          <w:b/>
-          <w:bCs/>
-        </w:rPr>
-        <w:t xml:space="preserve">Actividades complementarias Modulo 1</w:t>
-      </w:r>
-    </w:p>
-    <w:p>
-      <w:pPr>
-        <w:pStyle w:val="Compact"/>
-        <w:numPr>
-          <w:ilvl w:val="0"/>
-          <w:numId w:val="1005"/>
-        </w:numPr>
-      </w:pPr>
-      <w:r>
-        <w:rPr>
-          <w:b/>
-          <w:bCs/>
-        </w:rPr>
-        <w:t xml:space="preserve">Bibliografía recomendada</w:t>
-      </w:r>
-    </w:p>
-    <w:p>
-      <w:pPr>
-        <w:pStyle w:val="Compact"/>
-        <w:numPr>
-          <w:ilvl w:val="0"/>
-          <w:numId w:val="1005"/>
-        </w:numPr>
-      </w:pPr>
-      <w:r>
-        <w:rPr>
-          <w:b/>
-          <w:bCs/>
-        </w:rPr>
-        <w:t xml:space="preserve">Evaluación para créditos del Módulo 1</w:t>
-      </w:r>
-    </w:p>
-    <w:p>
-      <w:pPr>
-        <w:pStyle w:val="Compact"/>
-        <w:numPr>
-          <w:ilvl w:val="0"/>
-          <w:numId w:val="1005"/>
-        </w:numPr>
-      </w:pPr>
-      <w:r>
-        <w:rPr>
-          <w:b/>
-          <w:bCs/>
-        </w:rPr>
-        <w:t xml:space="preserve">Valoración del Módulo 1 (control de calidad)</w:t>
-      </w:r>
-    </w:p>
-    <w:bookmarkEnd w:id="13"/>
-    <w:bookmarkStart w:id="28" w:name="webinar-16.09.2026-1900---2100"/>
-    <w:p>
-      <w:pPr>
-        <w:pStyle w:val="Heading2"/>
-      </w:pPr>
-      <w:r>
-        <w:t xml:space="preserve">1 |</w:t>
-      </w:r>
-      <w:r>
-        <w:t xml:space="preserve"> </w:t>
-      </w:r>
-      <w:r>
-        <w:rPr>
-          <w:b/>
-          <w:bCs/>
-        </w:rPr>
-        <w:t xml:space="preserve">Webinar (16.09.2026, 19:00 - 21:00)</w:t>
-      </w:r>
-    </w:p>
-    <w:bookmarkStart w:id="14" w:name="X40ae167d3855d069b94524d779789660f8b58ff"/>
-    <w:p>
-      <w:pPr>
-        <w:pStyle w:val="Heading3"/>
-      </w:pPr>
-      <w:r>
-        <w:t xml:space="preserve">1.1</w:t>
-      </w:r>
-      <w:r>
-        <w:t xml:space="preserve"> </w:t>
-      </w:r>
-      <w:r>
-        <w:rPr>
-          <w:b/>
-          <w:bCs/>
-        </w:rPr>
-        <w:t xml:space="preserve">Aspectos prácticos en la colocación y manejo de los drenajes ventriculares y lumbares externos.</w:t>
-      </w:r>
-    </w:p>
-    <w:p>
-      <w:pPr>
-        <w:pStyle w:val="Compact"/>
-        <w:numPr>
-          <w:ilvl w:val="0"/>
-          <w:numId w:val="1006"/>
-        </w:numPr>
-      </w:pPr>
-      <w:r>
-        <w:t xml:space="preserve">Ponente:</w:t>
-      </w:r>
-      <w:r>
-        <w:t xml:space="preserve"> </w:t>
-      </w:r>
-      <w:r>
-        <w:rPr>
-          <w:b/>
-          <w:bCs/>
-        </w:rPr>
-        <w:t xml:space="preserve">D. López Bermeo</w:t>
-      </w:r>
-    </w:p>
-    <w:p>
-      <w:pPr>
-        <w:pStyle w:val="Compact"/>
-        <w:numPr>
-          <w:ilvl w:val="0"/>
-          <w:numId w:val="1006"/>
-        </w:numPr>
-      </w:pPr>
-      <w:r>
-        <w:rPr>
-          <w:b/>
-          <w:bCs/>
-        </w:rPr>
-        <w:t xml:space="preserve">Moderación:</w:t>
-      </w:r>
-      <w:r>
-        <w:t xml:space="preserve"> </w:t>
-      </w:r>
-      <w:r>
-        <w:t xml:space="preserve">M. A. Poca</w:t>
-      </w:r>
-    </w:p>
-    <w:p>
-      <w:pPr>
-        <w:pStyle w:val="FirstParagraph"/>
-      </w:pPr>
-      <w:r>
-        <w:t xml:space="preserve">Utilidad del sistema de drenaje automático de LCR (LiquoGuard®). J. L. Caro Moderación: M. A. Poca (16 de septiembre, 19:00 horas)</w:t>
-      </w:r>
-    </w:p>
-    <w:bookmarkEnd w:id="14"/>
-    <w:bookmarkStart w:id="15" w:name="conferencia-invitada"/>
-    <w:p>
-      <w:pPr>
-        <w:pStyle w:val="Heading3"/>
-      </w:pPr>
-      <w:r>
-        <w:t xml:space="preserve">1.2 |</w:t>
-      </w:r>
-      <w:r>
-        <w:t xml:space="preserve"> </w:t>
-      </w:r>
-      <w:r>
-        <w:rPr>
-          <w:b/>
-          <w:bCs/>
-        </w:rPr>
-        <w:t xml:space="preserve">Conferencia invitada</w:t>
-      </w:r>
-    </w:p>
     <w:bookmarkEnd w:id="15"/>
-    <w:bookmarkStart w:id="16" w:name="Xddb943b6d86c9e5555c7363ad5a7c8eb27da19f"/>
-    <w:p>
-      <w:pPr>
-        <w:pStyle w:val="Heading3"/>
-      </w:pPr>
-      <w:r>
-        <w:t xml:space="preserve">1.3 Analysis of intracranial pressure pulse waveform</w:t>
-      </w:r>
-    </w:p>
-    <w:p>
-      <w:pPr>
-        <w:pStyle w:val="Compact"/>
-        <w:numPr>
-          <w:ilvl w:val="0"/>
-          <w:numId w:val="1007"/>
-        </w:numPr>
-      </w:pPr>
-      <w:r>
-        <w:rPr>
-          <w:b/>
-          <w:bCs/>
-        </w:rPr>
-        <w:t xml:space="preserve">Ponente:</w:t>
-      </w:r>
-      <w:r>
-        <w:t xml:space="preserve"> </w:t>
-      </w:r>
-      <w:r>
-        <w:rPr>
-          <w:b/>
-          <w:bCs/>
-        </w:rPr>
-        <w:t xml:space="preserve">Agnieszka Kazimierska</w:t>
-      </w:r>
-    </w:p>
-    <w:p>
-      <w:pPr>
-        <w:pStyle w:val="FirstParagraph"/>
-      </w:pPr>
-      <w:r>
-        <w:rPr>
-          <w:b/>
-          <w:bCs/>
-        </w:rPr>
-        <w:t xml:space="preserve">Department of Biomedical Engineering, Wroclaw University of Science and Technology, Wroclaw, Poland</w:t>
-      </w:r>
-      <w:r>
-        <w:t xml:space="preserve">.</w:t>
-      </w:r>
-    </w:p>
-    <w:p>
-      <w:pPr>
-        <w:pStyle w:val="Compact"/>
-        <w:numPr>
-          <w:ilvl w:val="0"/>
-          <w:numId w:val="1008"/>
-        </w:numPr>
-      </w:pPr>
-      <w:r>
-        <w:rPr>
-          <w:b/>
-          <w:bCs/>
-        </w:rPr>
-        <w:t xml:space="preserve">Moderadora:</w:t>
-      </w:r>
-      <w:r>
-        <w:t xml:space="preserve"> </w:t>
-      </w:r>
-      <w:r>
-        <w:t xml:space="preserve">M.A. Poca</w:t>
-      </w:r>
-    </w:p>
     <w:bookmarkEnd w:id="16"/>
     <w:bookmarkStart w:id="18" w:name="Xe0e4450e1d9fdf46ba79c3fa27637e309edd42f"/>
     <w:p>
       <w:pPr>
+        <w:pStyle w:val="Heading2"/>
+      </w:pPr>
+      <w:r>
+        <w:t xml:space="preserve">6 | Módulo 2. Actualizaciones sobre los conceptos de hidrocefalia</w:t>
+      </w:r>
+    </w:p>
+    <w:p>
+      <w:pPr>
+        <w:numPr>
+          <w:ilvl w:val="0"/>
+          <w:numId w:val="1009"/>
+        </w:numPr>
+      </w:pPr>
+      <w:r>
+        <w:t xml:space="preserve">Evaluación preliminar de conocimientos (Finalidad docente, no puntuable)</w:t>
+      </w:r>
+    </w:p>
+    <w:p>
+      <w:pPr>
+        <w:numPr>
+          <w:ilvl w:val="0"/>
+          <w:numId w:val="1009"/>
+        </w:numPr>
+      </w:pPr>
+      <w:r>
+        <w:t xml:space="preserve">Definición y tipos de hidrocefalia.</w:t>
+      </w:r>
+      <w:r>
+        <w:br/>
+      </w:r>
+      <w:r>
+        <w:rPr>
+          <w:b/>
+          <w:bCs/>
+        </w:rPr>
+        <w:t xml:space="preserve">M. A. Poca</w:t>
+      </w:r>
+    </w:p>
+    <w:p>
+      <w:pPr>
+        <w:numPr>
+          <w:ilvl w:val="0"/>
+          <w:numId w:val="1009"/>
+        </w:numPr>
+      </w:pPr>
+      <w:r>
+        <w:t xml:space="preserve">Fisiopatología de la hidrocefalia.</w:t>
+      </w:r>
+      <w:r>
+        <w:br/>
+      </w:r>
+      <w:r>
+        <w:rPr>
+          <w:b/>
+          <w:bCs/>
+        </w:rPr>
+        <w:t xml:space="preserve">M. A. Poca</w:t>
+      </w:r>
+    </w:p>
+    <w:p>
+      <w:pPr>
+        <w:numPr>
+          <w:ilvl w:val="0"/>
+          <w:numId w:val="1009"/>
+        </w:numPr>
+      </w:pPr>
+      <w:r>
+        <w:t xml:space="preserve">Índices ventriculares. Parámetros más utilizados para cuantificar el tamaño ventricular en el niño y en el adulto.</w:t>
+      </w:r>
+      <w:r>
+        <w:br/>
+      </w:r>
+      <w:r>
+        <w:rPr>
+          <w:b/>
+          <w:bCs/>
+        </w:rPr>
+        <w:t xml:space="preserve">A. Rovira</w:t>
+      </w:r>
+    </w:p>
+    <w:p>
+      <w:pPr>
+        <w:numPr>
+          <w:ilvl w:val="0"/>
+          <w:numId w:val="1009"/>
+        </w:numPr>
+      </w:pPr>
+      <w:r>
+        <w:t xml:space="preserve">Fundamentos fisiopatológicos de la curva presión-volumen.</w:t>
+      </w:r>
+      <w:r>
+        <w:br/>
+      </w:r>
+      <w:r>
+        <w:rPr>
+          <w:b/>
+          <w:bCs/>
+        </w:rPr>
+        <w:t xml:space="preserve">J. Sahuquillo</w:t>
+      </w:r>
+    </w:p>
+    <w:p>
+      <w:pPr>
+        <w:numPr>
+          <w:ilvl w:val="0"/>
+          <w:numId w:val="1009"/>
+        </w:numPr>
+      </w:pPr>
+      <w:r>
+        <w:t xml:space="preserve">Introducción a los modelos matemáticos de dinámica del LCR. El modelo de Marmarou.</w:t>
+      </w:r>
+      <w:r>
+        <w:br/>
+      </w:r>
+      <w:r>
+        <w:rPr>
+          <w:b/>
+          <w:bCs/>
+        </w:rPr>
+        <w:t xml:space="preserve">J. Sahuquillo</w:t>
+      </w:r>
+    </w:p>
+    <w:p>
+      <w:pPr>
+        <w:numPr>
+          <w:ilvl w:val="0"/>
+          <w:numId w:val="1009"/>
+        </w:numPr>
+      </w:pPr>
+      <w:r>
+        <w:t xml:space="preserve">Introducción a los estudios de la dinámica del LCR.</w:t>
+      </w:r>
+      <w:r>
+        <w:br/>
+      </w:r>
+      <w:r>
+        <w:rPr>
+          <w:b/>
+          <w:bCs/>
+        </w:rPr>
+        <w:t xml:space="preserve">MA Poca o els de l’article</w:t>
+      </w:r>
+    </w:p>
+    <w:bookmarkStart w:id="17" w:name="actividades-complementarias-modulo-2"/>
+    <w:p>
+      <w:pPr>
         <w:pStyle w:val="Heading3"/>
       </w:pPr>
       <w:r>
-        <w:t xml:space="preserve">1.4 | Módulo 2. Actualizaciones sobre los conceptos de hidrocefalia</w:t>
-      </w:r>
-    </w:p>
-    <w:p>
-      <w:pPr>
-        <w:numPr>
-          <w:ilvl w:val="0"/>
-          <w:numId w:val="1009"/>
-        </w:numPr>
-      </w:pPr>
-      <w:r>
-        <w:t xml:space="preserve">Evaluación preliminar de conocimientos (Finalidad docente, no puntuable)</w:t>
-      </w:r>
-    </w:p>
-    <w:p>
-      <w:pPr>
-        <w:numPr>
-          <w:ilvl w:val="0"/>
-          <w:numId w:val="1009"/>
-        </w:numPr>
-      </w:pPr>
-      <w:r>
-        <w:t xml:space="preserve">Definición y tipos de hidrocefalia.</w:t>
-      </w:r>
-      <w:r>
-        <w:br/>
-      </w:r>
-      <w:r>
-        <w:rPr>
-          <w:b/>
-          <w:bCs/>
-        </w:rPr>
-        <w:t xml:space="preserve">M. A. Poca</w:t>
-      </w:r>
-    </w:p>
-    <w:p>
-      <w:pPr>
-        <w:numPr>
-          <w:ilvl w:val="0"/>
-          <w:numId w:val="1009"/>
-        </w:numPr>
-      </w:pPr>
-      <w:r>
-        <w:t xml:space="preserve">Fisiopatología de la hidrocefalia.</w:t>
-      </w:r>
-      <w:r>
-        <w:br/>
-      </w:r>
-      <w:r>
-        <w:rPr>
-          <w:b/>
-          <w:bCs/>
-        </w:rPr>
-        <w:t xml:space="preserve">M. A. Poca</w:t>
-      </w:r>
-    </w:p>
-    <w:p>
-      <w:pPr>
-        <w:numPr>
-          <w:ilvl w:val="0"/>
-          <w:numId w:val="1009"/>
-        </w:numPr>
-      </w:pPr>
-      <w:r>
-        <w:t xml:space="preserve">Índices ventriculares. Parámetros más utilizados para cuantificar el tamaño ventricular en el niño y en el adulto.</w:t>
-      </w:r>
-      <w:r>
-        <w:br/>
-      </w:r>
-      <w:r>
-        <w:rPr>
-          <w:b/>
-          <w:bCs/>
-        </w:rPr>
-        <w:t xml:space="preserve">A. Rovira</w:t>
-      </w:r>
-    </w:p>
-    <w:p>
-      <w:pPr>
-        <w:numPr>
-          <w:ilvl w:val="0"/>
-          <w:numId w:val="1009"/>
-        </w:numPr>
-      </w:pPr>
-      <w:r>
-        <w:t xml:space="preserve">Fundamentos fisiopatológicos de la curva presión-volumen.</w:t>
-      </w:r>
-      <w:r>
-        <w:br/>
-      </w:r>
-      <w:r>
-        <w:rPr>
-          <w:b/>
-          <w:bCs/>
-        </w:rPr>
-        <w:t xml:space="preserve">J. Sahuquillo</w:t>
-      </w:r>
-    </w:p>
-    <w:p>
-      <w:pPr>
-        <w:numPr>
-          <w:ilvl w:val="0"/>
-          <w:numId w:val="1009"/>
-        </w:numPr>
-      </w:pPr>
-      <w:r>
-        <w:t xml:space="preserve">Introducción a los modelos matemáticos de dinámica del LCR. El modelo de Marmarou.</w:t>
-      </w:r>
-      <w:r>
-        <w:br/>
-      </w:r>
-      <w:r>
-        <w:rPr>
-          <w:b/>
-          <w:bCs/>
-        </w:rPr>
-        <w:t xml:space="preserve">J. Sahuquillo</w:t>
-      </w:r>
-    </w:p>
-    <w:p>
-      <w:pPr>
-        <w:numPr>
-          <w:ilvl w:val="0"/>
-          <w:numId w:val="1009"/>
-        </w:numPr>
-      </w:pPr>
-      <w:r>
-        <w:t xml:space="preserve">Introducción a los estudios de la dinámica del LCR.</w:t>
-      </w:r>
-      <w:r>
-        <w:br/>
-      </w:r>
-      <w:r>
-        <w:rPr>
-          <w:b/>
-          <w:bCs/>
-        </w:rPr>
-        <w:t xml:space="preserve">MA Poca o els de l’article</w:t>
-      </w:r>
-    </w:p>
-    <w:bookmarkStart w:id="17" w:name="actividades-complementarias-modulo-2"/>
-    <w:p>
-      <w:pPr>
-        <w:pStyle w:val="Heading4"/>
-      </w:pPr>
-      <w:r>
-        <w:t xml:space="preserve">1.4.1</w:t>
+        <w:t xml:space="preserve">6.1</w:t>
       </w:r>
       <w:r>
         <w:t xml:space="preserve"> </w:t>
@@ -877,22 +878,23 @@
     </w:p>
     <w:bookmarkEnd w:id="17"/>
     <w:bookmarkEnd w:id="18"/>
-    <w:bookmarkStart w:id="20" w:name="webinar-7-de-octubre-1900-horas"/>
-    <w:p>
-      <w:pPr>
-        <w:pStyle w:val="Heading3"/>
-      </w:pPr>
-      <w:r>
-        <w:t xml:space="preserve">1.5 | Webinar (7 de octubre, 19:00 horas)</w:t>
-      </w:r>
-    </w:p>
-    <w:bookmarkStart w:id="19" w:name="X0bcca3650dda935a2da42165fcafdef1ad7a1f8"/>
-    <w:p>
-      <w:pPr>
-        <w:pStyle w:val="Heading4"/>
-      </w:pPr>
-      <w:r>
-        <w:t xml:space="preserve">1.5.1 Lifelong implications in the diagnosis and management of Hydrocephalus.</w:t>
+    <w:bookmarkStart w:id="19" w:name="webinar-2-9-de-noviembre-1900-horas"/>
+    <w:p>
+      <w:pPr>
+        <w:pStyle w:val="Heading2"/>
+      </w:pPr>
+      <w:r>
+        <w:t xml:space="preserve">7 | Webinar 2 (9 de noviembre, 19:00 horas)</w:t>
+      </w:r>
+    </w:p>
+    <w:bookmarkEnd w:id="19"/>
+    <w:bookmarkStart w:id="20" w:name="xxxxx"/>
+    <w:p>
+      <w:pPr>
+        <w:pStyle w:val="Heading2"/>
+      </w:pPr>
+      <w:r>
+        <w:t xml:space="preserve">8 xxxxx</w:t>
       </w:r>
     </w:p>
     <w:p>
@@ -904,240 +906,206 @@
         </w:numPr>
       </w:pPr>
       <w:r>
-        <w:t xml:space="preserve">Presenter:</w:t>
+        <w:rPr>
+          <w:b/>
+          <w:bCs/>
+        </w:rPr>
+        <w:t xml:space="preserve">Moderación:</w:t>
       </w:r>
       <w:r>
         <w:t xml:space="preserve"> </w:t>
       </w:r>
       <w:r>
-        <w:rPr>
-          <w:b/>
-          <w:bCs/>
-        </w:rPr>
-        <w:t xml:space="preserve">P. M. Klinge</w:t>
-      </w:r>
-      <w:r>
-        <w:br/>
-      </w:r>
-    </w:p>
-    <w:p>
-      <w:pPr>
-        <w:pStyle w:val="Compact"/>
-        <w:numPr>
-          <w:ilvl w:val="0"/>
-          <w:numId w:val="1011"/>
-        </w:numPr>
-      </w:pPr>
-      <w:r>
-        <w:t xml:space="preserve">Professor of Neurosurgery. The Warren Alpert Medical School of Brown University. Providence, Rhode Island, USA</w:t>
-      </w:r>
-      <w:r>
-        <w:br/>
-      </w:r>
-    </w:p>
-    <w:p>
-      <w:pPr>
-        <w:pStyle w:val="Compact"/>
-        <w:numPr>
-          <w:ilvl w:val="0"/>
-          <w:numId w:val="1011"/>
-        </w:numPr>
-      </w:pPr>
-      <w:r>
-        <w:rPr>
-          <w:b/>
-          <w:bCs/>
-        </w:rPr>
-        <w:t xml:space="preserve">Moderación:</w:t>
-      </w:r>
-      <w:r>
-        <w:t xml:space="preserve"> </w:t>
-      </w:r>
-      <w:r>
         <w:t xml:space="preserve">J. Sahuquillo</w:t>
       </w:r>
     </w:p>
-    <w:bookmarkEnd w:id="19"/>
     <w:bookmarkEnd w:id="20"/>
     <w:bookmarkStart w:id="22" w:name="X3198d81f49e008158305c14e6b6752b9ef3dd4c"/>
     <w:p>
       <w:pPr>
+        <w:pStyle w:val="Heading2"/>
+      </w:pPr>
+      <w:r>
+        <w:t xml:space="preserve">9 | Módulo 3. Métodos diagnósticos. Conceptos básicos sobre la presión intracraneal.</w:t>
+      </w:r>
+    </w:p>
+    <w:p>
+      <w:pPr>
+        <w:numPr>
+          <w:ilvl w:val="0"/>
+          <w:numId w:val="1012"/>
+        </w:numPr>
+      </w:pPr>
+      <w:r>
+        <w:t xml:space="preserve">Evaluación preliminar de conocimientos (Finalidad docente, no puntuable).</w:t>
+      </w:r>
+    </w:p>
+    <w:p>
+      <w:pPr>
+        <w:numPr>
+          <w:ilvl w:val="0"/>
+          <w:numId w:val="1012"/>
+        </w:numPr>
+      </w:pPr>
+      <w:r>
+        <w:rPr>
+          <w:b/>
+          <w:bCs/>
+        </w:rPr>
+        <w:t xml:space="preserve">Conferencia invitada</w:t>
+      </w:r>
+      <w:r>
+        <w:t xml:space="preserve">. Lifelong implications in the diagnosis and management of Hydrocephalus.</w:t>
+      </w:r>
+      <w:r>
+        <w:t xml:space="preserve"> </w:t>
+      </w:r>
+      <w:r>
+        <w:rPr>
+          <w:b/>
+          <w:bCs/>
+        </w:rPr>
+        <w:t xml:space="preserve">P. M. Klinge</w:t>
+      </w:r>
+    </w:p>
+    <w:p>
+      <w:pPr>
+        <w:numPr>
+          <w:ilvl w:val="0"/>
+          <w:numId w:val="1012"/>
+        </w:numPr>
+      </w:pPr>
+      <w:r>
+        <w:t xml:space="preserve">Tipos de sensores de PIC. Ventajas e inconvenientes.</w:t>
+      </w:r>
+      <w:r>
+        <w:br/>
+      </w:r>
+      <w:r>
+        <w:rPr>
+          <w:b/>
+          <w:bCs/>
+        </w:rPr>
+        <w:t xml:space="preserve">M. A. Poca</w:t>
+      </w:r>
+    </w:p>
+    <w:p>
+      <w:pPr>
+        <w:numPr>
+          <w:ilvl w:val="0"/>
+          <w:numId w:val="1012"/>
+        </w:numPr>
+      </w:pPr>
+      <w:r>
+        <w:t xml:space="preserve">Los sensores epidurales aplicados al estudio de la hidrocefalia.</w:t>
+      </w:r>
+    </w:p>
+    <w:p>
+      <w:pPr>
+        <w:numPr>
+          <w:ilvl w:val="0"/>
+          <w:numId w:val="1000"/>
+        </w:numPr>
+      </w:pPr>
+      <w:r>
+        <w:rPr>
+          <w:b/>
+          <w:bCs/>
+        </w:rPr>
+        <w:t xml:space="preserve">M. A. Poca</w:t>
+      </w:r>
+    </w:p>
+    <w:p>
+      <w:pPr>
+        <w:numPr>
+          <w:ilvl w:val="0"/>
+          <w:numId w:val="1012"/>
+        </w:numPr>
+      </w:pPr>
+      <w:r>
+        <w:t xml:space="preserve">Introducción a los sistemas telemétricos.</w:t>
+      </w:r>
+      <w:r>
+        <w:br/>
+      </w:r>
+      <w:r>
+        <w:rPr>
+          <w:b/>
+          <w:bCs/>
+        </w:rPr>
+        <w:t xml:space="preserve">M. Rivero</w:t>
+      </w:r>
+    </w:p>
+    <w:p>
+      <w:pPr>
+        <w:numPr>
+          <w:ilvl w:val="0"/>
+          <w:numId w:val="1012"/>
+        </w:numPr>
+      </w:pPr>
+      <w:r>
+        <w:t xml:space="preserve">Adquisición y filtrado básico de la señal de presión intracraneal.</w:t>
+      </w:r>
+      <w:r>
+        <w:br/>
+      </w:r>
+      <w:r>
+        <w:rPr>
+          <w:b/>
+          <w:bCs/>
+        </w:rPr>
+        <w:t xml:space="preserve">J. Sahuquillo</w:t>
+      </w:r>
+    </w:p>
+    <w:p>
+      <w:pPr>
+        <w:numPr>
+          <w:ilvl w:val="0"/>
+          <w:numId w:val="1012"/>
+        </w:numPr>
+      </w:pPr>
+      <w:r>
+        <w:t xml:space="preserve">Cómo analizar un registro de PIC. Características de un registro normal e introducción a los registros digitales.</w:t>
+      </w:r>
+      <w:r>
+        <w:br/>
+      </w:r>
+      <w:r>
+        <w:rPr>
+          <w:b/>
+          <w:bCs/>
+        </w:rPr>
+        <w:t xml:space="preserve">M. A. Poca</w:t>
+      </w:r>
+    </w:p>
+    <w:p>
+      <w:pPr>
+        <w:numPr>
+          <w:ilvl w:val="0"/>
+          <w:numId w:val="1012"/>
+        </w:numPr>
+      </w:pPr>
+      <w:r>
+        <w:t xml:space="preserve">Errores mas frecuentes y artefactos en un registro de PIC.</w:t>
+      </w:r>
+      <w:r>
+        <w:br/>
+      </w:r>
+      <w:r>
+        <w:rPr>
+          <w:b/>
+          <w:bCs/>
+        </w:rPr>
+        <w:t xml:space="preserve">M. A. Poca</w:t>
+      </w:r>
+    </w:p>
+    <w:bookmarkStart w:id="21" w:name="actividades-complementarias-modulo-3"/>
+    <w:p>
+      <w:pPr>
         <w:pStyle w:val="Heading3"/>
       </w:pPr>
       <w:r>
-        <w:t xml:space="preserve">1.6 | Módulo 3. Métodos diagnósticos. Conceptos básicos sobre la presión intracraneal.</w:t>
-      </w:r>
-    </w:p>
-    <w:p>
-      <w:pPr>
-        <w:numPr>
-          <w:ilvl w:val="0"/>
-          <w:numId w:val="1012"/>
-        </w:numPr>
-      </w:pPr>
-      <w:r>
-        <w:t xml:space="preserve">Evaluación preliminar de conocimientos (Finalidad docente, no puntuable).</w:t>
-      </w:r>
-    </w:p>
-    <w:p>
-      <w:pPr>
-        <w:numPr>
-          <w:ilvl w:val="0"/>
-          <w:numId w:val="1012"/>
-        </w:numPr>
-      </w:pPr>
-      <w:r>
-        <w:t xml:space="preserve">Tipos de sensores de PIC. Ventajas e inconvenientes.</w:t>
-      </w:r>
-      <w:r>
-        <w:br/>
-      </w:r>
-      <w:r>
-        <w:rPr>
-          <w:b/>
-          <w:bCs/>
-        </w:rPr>
-        <w:t xml:space="preserve">M. A. Poca</w:t>
-      </w:r>
-    </w:p>
-    <w:p>
-      <w:pPr>
-        <w:numPr>
-          <w:ilvl w:val="0"/>
-          <w:numId w:val="1012"/>
-        </w:numPr>
-      </w:pPr>
-      <w:r>
-        <w:t xml:space="preserve">Los sensores epidurales aplicados al estudio de la hidrocefalia.</w:t>
-      </w:r>
-    </w:p>
-    <w:p>
-      <w:pPr>
-        <w:numPr>
-          <w:ilvl w:val="0"/>
-          <w:numId w:val="1000"/>
-        </w:numPr>
-      </w:pPr>
-      <w:r>
-        <w:rPr>
-          <w:b/>
-          <w:bCs/>
-        </w:rPr>
-        <w:t xml:space="preserve">M. A. Poca</w:t>
-      </w:r>
-    </w:p>
-    <w:p>
-      <w:pPr>
-        <w:numPr>
-          <w:ilvl w:val="0"/>
-          <w:numId w:val="1012"/>
-        </w:numPr>
-      </w:pPr>
-      <w:r>
-        <w:t xml:space="preserve">Introducción a los sistemas telemétricos.</w:t>
-      </w:r>
-      <w:r>
-        <w:br/>
-      </w:r>
-      <w:r>
-        <w:rPr>
-          <w:b/>
-          <w:bCs/>
-        </w:rPr>
-        <w:t xml:space="preserve">M. Rivero</w:t>
-      </w:r>
-    </w:p>
-    <w:p>
-      <w:pPr>
-        <w:numPr>
-          <w:ilvl w:val="0"/>
-          <w:numId w:val="1012"/>
-        </w:numPr>
-      </w:pPr>
-      <w:r>
-        <w:t xml:space="preserve">Adquisición y filtrado básico de la señal de presión intracraneal.</w:t>
-      </w:r>
-      <w:r>
-        <w:br/>
-      </w:r>
-      <w:r>
-        <w:rPr>
-          <w:b/>
-          <w:bCs/>
-        </w:rPr>
-        <w:t xml:space="preserve">J. Sahuquillo</w:t>
-      </w:r>
-    </w:p>
-    <w:p>
-      <w:pPr>
-        <w:numPr>
-          <w:ilvl w:val="0"/>
-          <w:numId w:val="1012"/>
-        </w:numPr>
-      </w:pPr>
-      <w:r>
-        <w:t xml:space="preserve">Cómo analizar un registro de PIC. Características de un registro normal e introducción a los registros digitales.</w:t>
-      </w:r>
-      <w:r>
-        <w:br/>
-      </w:r>
-      <w:r>
-        <w:rPr>
-          <w:b/>
-          <w:bCs/>
-        </w:rPr>
-        <w:t xml:space="preserve">M. A. Poca</w:t>
-      </w:r>
-    </w:p>
-    <w:p>
-      <w:pPr>
-        <w:numPr>
-          <w:ilvl w:val="0"/>
-          <w:numId w:val="1012"/>
-        </w:numPr>
-      </w:pPr>
-      <w:r>
-        <w:t xml:space="preserve">Errores mas frecuentes y artefactos en un registro de PIC.</w:t>
-      </w:r>
-      <w:r>
-        <w:br/>
-      </w:r>
-      <w:r>
-        <w:rPr>
-          <w:b/>
-          <w:bCs/>
-        </w:rPr>
-        <w:t xml:space="preserve">M. A. Poca</w:t>
-      </w:r>
-    </w:p>
-    <w:p>
-      <w:pPr>
-        <w:numPr>
-          <w:ilvl w:val="0"/>
-          <w:numId w:val="1012"/>
-        </w:numPr>
-      </w:pPr>
-      <w:r>
-        <w:t xml:space="preserve">Características diferenciales de la monitorización de la PIC en la edad pediátrica.</w:t>
-      </w:r>
-      <w:r>
-        <w:br/>
-      </w:r>
-      <w:r>
-        <w:rPr>
-          <w:b/>
-          <w:bCs/>
-        </w:rPr>
-        <w:t xml:space="preserve">M. A. Poca</w:t>
-      </w:r>
-    </w:p>
-    <w:bookmarkStart w:id="21" w:name="actividades-complementarias-modulo-3"/>
-    <w:p>
-      <w:pPr>
-        <w:pStyle w:val="Heading4"/>
-      </w:pPr>
-      <w:r>
-        <w:t xml:space="preserve">1.6.1</w:t>
+        <w:t xml:space="preserve">9.1</w:t>
       </w:r>
       <w:r>
         <w:t xml:space="preserve"> </w:t>
@@ -1200,13 +1168,13 @@
     </w:p>
     <w:bookmarkEnd w:id="21"/>
     <w:bookmarkEnd w:id="22"/>
-    <w:bookmarkStart w:id="23" w:name="Xe66d7d78fe1f97caf6053f00a5ca5f5f89bcbf7"/>
-    <w:p>
-      <w:pPr>
-        <w:pStyle w:val="Heading3"/>
-      </w:pPr>
-      <w:r>
-        <w:t xml:space="preserve">1.7 | Webinar. Taller sobre el registro de PIC mediante un equipo digital (PowerLab 4SP y el programa LabChart 8).</w:t>
+    <w:bookmarkStart w:id="23" w:name="Xfdcc35ce73410a438452f84ad9c802c58b86262"/>
+    <w:p>
+      <w:pPr>
+        <w:pStyle w:val="Heading2"/>
+      </w:pPr>
+      <w:r>
+        <w:t xml:space="preserve">10 | Webinar 3. Taller sobre el registro de PIC mediante un equipo digital (PowerLab 4SP y el programa LabChart 8).</w:t>
       </w:r>
     </w:p>
     <w:p>
@@ -1228,7 +1196,7 @@
         <w:t xml:space="preserve"> </w:t>
       </w:r>
       <w:r>
-        <w:t xml:space="preserve">28 octubre (19:00 a 21:00)</w:t>
+        <w:t xml:space="preserve">23 noviembre (19:00 a 21:00)</w:t>
       </w:r>
     </w:p>
     <w:p>
@@ -1279,135 +1247,156 @@
     <w:bookmarkStart w:id="25" w:name="Xb147427f727b7d2c10ead1ed83fc8bf00882a71"/>
     <w:p>
       <w:pPr>
+        <w:pStyle w:val="Heading2"/>
+      </w:pPr>
+      <w:r>
+        <w:t xml:space="preserve">11 | Módulo 4. Métodos diagnósticos. Conceptos avanzados sobre presión intracraneal</w:t>
+      </w:r>
+    </w:p>
+    <w:p>
+      <w:pPr>
+        <w:numPr>
+          <w:ilvl w:val="0"/>
+          <w:numId w:val="1015"/>
+        </w:numPr>
+      </w:pPr>
+      <w:r>
+        <w:t xml:space="preserve">Evaluación preliminar de conocimientos (Finalidad docente, no puntuable).</w:t>
+      </w:r>
+    </w:p>
+    <w:p>
+      <w:pPr>
+        <w:numPr>
+          <w:ilvl w:val="0"/>
+          <w:numId w:val="1015"/>
+        </w:numPr>
+      </w:pPr>
+      <w:r>
+        <w:t xml:space="preserve">Introducción a la monografía de Lundberg.</w:t>
+      </w:r>
+      <w:r>
+        <w:br/>
+      </w:r>
+      <w:r>
+        <w:rPr>
+          <w:b/>
+          <w:bCs/>
+        </w:rPr>
+        <w:t xml:space="preserve">J. Sahuquillo</w:t>
+      </w:r>
+    </w:p>
+    <w:p>
+      <w:pPr>
+        <w:numPr>
+          <w:ilvl w:val="0"/>
+          <w:numId w:val="1015"/>
+        </w:numPr>
+      </w:pPr>
+      <w:r>
+        <w:t xml:space="preserve">Las ondas A o ‘plateau’.</w:t>
+      </w:r>
+      <w:r>
+        <w:br/>
+      </w:r>
+      <w:r>
+        <w:rPr>
+          <w:b/>
+          <w:bCs/>
+        </w:rPr>
+        <w:t xml:space="preserve">M. A. Poca</w:t>
+      </w:r>
+    </w:p>
+    <w:p>
+      <w:pPr>
+        <w:numPr>
+          <w:ilvl w:val="0"/>
+          <w:numId w:val="1015"/>
+        </w:numPr>
+      </w:pPr>
+      <w:r>
+        <w:t xml:space="preserve">Ondas B o beta.</w:t>
+      </w:r>
+      <w:r>
+        <w:br/>
+      </w:r>
+      <w:r>
+        <w:rPr>
+          <w:b/>
+          <w:bCs/>
+        </w:rPr>
+        <w:t xml:space="preserve">M. A. Poca</w:t>
+      </w:r>
+    </w:p>
+    <w:p>
+      <w:pPr>
+        <w:numPr>
+          <w:ilvl w:val="0"/>
+          <w:numId w:val="1015"/>
+        </w:numPr>
+      </w:pPr>
+      <w:r>
+        <w:t xml:space="preserve">Ondas C.</w:t>
+      </w:r>
+      <w:r>
+        <w:br/>
+      </w:r>
+      <w:r>
+        <w:rPr>
+          <w:b/>
+          <w:bCs/>
+        </w:rPr>
+        <w:t xml:space="preserve">J. Sahuquillo</w:t>
+      </w:r>
+    </w:p>
+    <w:p>
+      <w:pPr>
+        <w:numPr>
+          <w:ilvl w:val="0"/>
+          <w:numId w:val="1015"/>
+        </w:numPr>
+      </w:pPr>
+      <w:r>
+        <w:t xml:space="preserve">Deconstruyendo el registro de PIC: ondas cardiacas y respiratorias.</w:t>
+      </w:r>
+      <w:r>
+        <w:br/>
+      </w:r>
+      <w:r>
+        <w:rPr>
+          <w:b/>
+          <w:bCs/>
+        </w:rPr>
+        <w:t xml:space="preserve">J. Sahuquillo</w:t>
+      </w:r>
+    </w:p>
+    <w:p>
+      <w:pPr>
+        <w:numPr>
+          <w:ilvl w:val="0"/>
+          <w:numId w:val="1015"/>
+        </w:numPr>
+      </w:pPr>
+      <w:r>
+        <w:t xml:space="preserve">Características diferenciales de la monitorización de la PIC en la edad pediátrica.</w:t>
+      </w:r>
+      <w:r>
+        <w:br/>
+      </w:r>
+      <w:r>
+        <w:rPr>
+          <w:b/>
+          <w:bCs/>
+        </w:rPr>
+        <w:t xml:space="preserve">M. A. Poca</w:t>
+      </w:r>
+    </w:p>
+    <w:bookmarkStart w:id="24" w:name="actividades-complementarias-modulo-4"/>
+    <w:p>
+      <w:pPr>
         <w:pStyle w:val="Heading3"/>
       </w:pPr>
       <w:r>
-        <w:t xml:space="preserve">1.8 | Módulo 4. Métodos diagnósticos. Conceptos avanzados sobre presión intracraneal</w:t>
-      </w:r>
-    </w:p>
-    <w:p>
-      <w:pPr>
-        <w:numPr>
-          <w:ilvl w:val="0"/>
-          <w:numId w:val="1015"/>
-        </w:numPr>
-      </w:pPr>
-      <w:r>
-        <w:t xml:space="preserve">Evaluación preliminar de conocimientos (Finalidad docente, no puntuable).</w:t>
-      </w:r>
-    </w:p>
-    <w:p>
-      <w:pPr>
-        <w:numPr>
-          <w:ilvl w:val="0"/>
-          <w:numId w:val="1015"/>
-        </w:numPr>
-      </w:pPr>
-      <w:r>
-        <w:t xml:space="preserve">Introducción a la monografía de Lundberg.</w:t>
-      </w:r>
-      <w:r>
-        <w:br/>
-      </w:r>
-      <w:r>
-        <w:rPr>
-          <w:b/>
-          <w:bCs/>
-        </w:rPr>
-        <w:t xml:space="preserve">J. Sahuquillo</w:t>
-      </w:r>
-    </w:p>
-    <w:p>
-      <w:pPr>
-        <w:numPr>
-          <w:ilvl w:val="0"/>
-          <w:numId w:val="1015"/>
-        </w:numPr>
-      </w:pPr>
-      <w:r>
-        <w:t xml:space="preserve">Las ondas A o ‘plateau’.</w:t>
-      </w:r>
-      <w:r>
-        <w:br/>
-      </w:r>
-      <w:r>
-        <w:rPr>
-          <w:b/>
-          <w:bCs/>
-        </w:rPr>
-        <w:t xml:space="preserve">M. A. Poca</w:t>
-      </w:r>
-    </w:p>
-    <w:p>
-      <w:pPr>
-        <w:numPr>
-          <w:ilvl w:val="0"/>
-          <w:numId w:val="1015"/>
-        </w:numPr>
-      </w:pPr>
-      <w:r>
-        <w:t xml:space="preserve">Ondas B o beta.</w:t>
-      </w:r>
-      <w:r>
-        <w:br/>
-      </w:r>
-      <w:r>
-        <w:rPr>
-          <w:b/>
-          <w:bCs/>
-        </w:rPr>
-        <w:t xml:space="preserve">M. A. Poca</w:t>
-      </w:r>
-    </w:p>
-    <w:p>
-      <w:pPr>
-        <w:numPr>
-          <w:ilvl w:val="0"/>
-          <w:numId w:val="1015"/>
-        </w:numPr>
-      </w:pPr>
-      <w:r>
-        <w:t xml:space="preserve">Ondas C.</w:t>
-      </w:r>
-      <w:r>
-        <w:br/>
-      </w:r>
-      <w:r>
-        <w:rPr>
-          <w:b/>
-          <w:bCs/>
-        </w:rPr>
-        <w:t xml:space="preserve">J. Sahuquillo</w:t>
-      </w:r>
-    </w:p>
-    <w:p>
-      <w:pPr>
-        <w:numPr>
-          <w:ilvl w:val="0"/>
-          <w:numId w:val="1015"/>
-        </w:numPr>
-      </w:pPr>
-      <w:r>
-        <w:t xml:space="preserve">Deconstruyendo el registro de PIC: ondas cardiacas y respiratorias.</w:t>
-      </w:r>
-      <w:r>
-        <w:br/>
-      </w:r>
-      <w:r>
-        <w:rPr>
-          <w:b/>
-          <w:bCs/>
-        </w:rPr>
-        <w:t xml:space="preserve">J. Sahuquillo</w:t>
-      </w:r>
-    </w:p>
-    <w:bookmarkStart w:id="24" w:name="actividades-complementarias-modulo-4"/>
-    <w:p>
-      <w:pPr>
-        <w:pStyle w:val="Heading4"/>
-      </w:pPr>
-      <w:r>
-        <w:t xml:space="preserve">1.8.1</w:t>
+        <w:t xml:space="preserve">11.1</w:t>
       </w:r>
       <w:r>
         <w:t xml:space="preserve"> </w:t>
@@ -1470,92 +1459,91 @@
     </w:p>
     <w:bookmarkEnd w:id="24"/>
     <w:bookmarkEnd w:id="25"/>
-    <w:bookmarkStart w:id="26" w:name="X6d25449cf4a073097dbed84f2aa4c297994f549"/>
+    <w:bookmarkStart w:id="27" w:name="X51157c34193020887994a2a88bb7804a6b0c895"/>
+    <w:p>
+      <w:pPr>
+        <w:pStyle w:val="Heading2"/>
+      </w:pPr>
+      <w:r>
+        <w:t xml:space="preserve">12 | Webinar 4| 14 de diciembre, 19:00 horas. Valoración de casos clínicos y registros de PIC.</w:t>
+      </w:r>
+    </w:p>
+    <w:p>
+      <w:pPr>
+        <w:pStyle w:val="Compact"/>
+        <w:numPr>
+          <w:ilvl w:val="0"/>
+          <w:numId w:val="1017"/>
+        </w:numPr>
+      </w:pPr>
+      <w:r>
+        <w:t xml:space="preserve">D. López-Bermeo</w:t>
+      </w:r>
+    </w:p>
+    <w:p>
+      <w:pPr>
+        <w:pStyle w:val="Compact"/>
+        <w:numPr>
+          <w:ilvl w:val="0"/>
+          <w:numId w:val="1017"/>
+        </w:numPr>
+      </w:pPr>
+      <w:r>
+        <w:t xml:space="preserve">J. Sahuquillo</w:t>
+      </w:r>
+    </w:p>
+    <w:p>
+      <w:pPr>
+        <w:pStyle w:val="FirstParagraph"/>
+      </w:pPr>
+      <w:r>
+        <w:rPr>
+          <w:b/>
+          <w:bCs/>
+        </w:rPr>
+        <w:t xml:space="preserve">Moderación:</w:t>
+      </w:r>
+      <w:r>
+        <w:t xml:space="preserve"> </w:t>
+      </w:r>
+      <w:r>
+        <w:t xml:space="preserve">M.A. Poca</w:t>
+      </w:r>
+      <w:r>
+        <w:br/>
+      </w:r>
+      <w:r>
+        <w:rPr>
+          <w:b/>
+          <w:bCs/>
+        </w:rPr>
+        <w:t xml:space="preserve">Sistema interactivo Vevox</w:t>
+      </w:r>
+      <w:r>
+        <w:br/>
+      </w:r>
+    </w:p>
+    <w:bookmarkStart w:id="26" w:name="X905bacab504cb9782e974405000004090d897af"/>
     <w:p>
       <w:pPr>
         <w:pStyle w:val="Heading3"/>
       </w:pPr>
       <w:r>
-        <w:t xml:space="preserve">1.9 | Webinar | 18 de noviembre, 19:00 horas. Valoración de casos clínicos y registros de PIC.</w:t>
-      </w:r>
-    </w:p>
-    <w:p>
-      <w:pPr>
-        <w:pStyle w:val="Compact"/>
-        <w:numPr>
-          <w:ilvl w:val="0"/>
-          <w:numId w:val="1017"/>
-        </w:numPr>
-      </w:pPr>
-      <w:r>
-        <w:t xml:space="preserve">D. López-Bermeo</w:t>
-      </w:r>
-    </w:p>
-    <w:p>
-      <w:pPr>
-        <w:pStyle w:val="Compact"/>
-        <w:numPr>
-          <w:ilvl w:val="0"/>
-          <w:numId w:val="1017"/>
-        </w:numPr>
-      </w:pPr>
-      <w:r>
-        <w:t xml:space="preserve">J. Sahuquillo</w:t>
-      </w:r>
-    </w:p>
-    <w:p>
-      <w:pPr>
-        <w:pStyle w:val="FirstParagraph"/>
-      </w:pPr>
-      <w:r>
-        <w:rPr>
-          <w:b/>
-          <w:bCs/>
-        </w:rPr>
-        <w:t xml:space="preserve">Moderación:</w:t>
+        <w:t xml:space="preserve">12.1</w:t>
       </w:r>
       <w:r>
         <w:t xml:space="preserve"> </w:t>
       </w:r>
       <w:r>
-        <w:t xml:space="preserve">M.A. Poca</w:t>
-      </w:r>
-      <w:r>
-        <w:br/>
-      </w:r>
-      <w:r>
-        <w:rPr>
-          <w:b/>
-          <w:bCs/>
-        </w:rPr>
-        <w:t xml:space="preserve">Sistema interactivo Vevox</w:t>
-      </w:r>
-      <w:r>
-        <w:br/>
+        <w:rPr>
+          <w:b/>
+          <w:bCs/>
+        </w:rPr>
+        <w:t xml:space="preserve">Encuesta control calidad: Valoración global final del curso SC-H1-v2026</w:t>
       </w:r>
     </w:p>
     <w:bookmarkEnd w:id="26"/>
-    <w:bookmarkStart w:id="27" w:name="X905bacab504cb9782e974405000004090d897af"/>
-    <w:p>
-      <w:pPr>
-        <w:pStyle w:val="Heading3"/>
-      </w:pPr>
-      <w:r>
-        <w:t xml:space="preserve">1.10</w:t>
-      </w:r>
-      <w:r>
-        <w:t xml:space="preserve"> </w:t>
-      </w:r>
-      <w:r>
-        <w:rPr>
-          <w:b/>
-          <w:bCs/>
-        </w:rPr>
-        <w:t xml:space="preserve">Encuesta control calidad: Valoración global final del curso SC-H1-v2026</w:t>
-      </w:r>
-    </w:p>
     <w:bookmarkEnd w:id="27"/>
-    <w:bookmarkEnd w:id="28"/>
     <w:sectPr>
       <w:footnotePr>
         <w:numRestart w:val="eachSect"/>

--- a/docs/Programa_H1_v2026.docx
+++ b/docs/Programa_H1_v2026.docx
@@ -160,10 +160,6 @@
         </w:numPr>
       </w:pPr>
       <w:r>
-        <w:rPr>
-          <w:b/>
-          <w:bCs/>
-        </w:rPr>
         <w:t xml:space="preserve">Ponente:</w:t>
       </w:r>
       <w:r>
@@ -176,31 +172,15 @@
         </w:rPr>
         <w:t xml:space="preserve">Miriam Echevarria</w:t>
       </w:r>
-    </w:p>
-    <w:p>
-      <w:pPr>
-        <w:pStyle w:val="FirstParagraph"/>
-      </w:pPr>
-      <w:r>
-        <w:rPr>
-          <w:b/>
-          <w:bCs/>
-        </w:rPr>
-        <w:t xml:space="preserve">Catedrática de Fisiología del Departamento de Fisiología Médica y Biofísica</w:t>
-      </w:r>
-      <w:r>
-        <w:t xml:space="preserve"> </w:t>
-      </w:r>
-      <w:r>
-        <w:t xml:space="preserve">de la Facultad de Medicina de la Universidad de Sevilla.</w:t>
-      </w:r>
-    </w:p>
-    <w:p>
-      <w:pPr>
-        <w:pStyle w:val="Compact"/>
-        <w:numPr>
-          <w:ilvl w:val="0"/>
-          <w:numId w:val="1003"/>
+      <w:r>
+        <w:t xml:space="preserve">. Catedrática de Fisiología del Departamento de Fisiología Médica y Biofísica de la Facultad de Medicina de la Universidad de Sevilla.</w:t>
+      </w:r>
+    </w:p>
+    <w:p>
+      <w:pPr>
+        <w:numPr>
+          <w:ilvl w:val="0"/>
+          <w:numId w:val="1002"/>
         </w:numPr>
       </w:pPr>
       <w:r>
@@ -231,241 +211,241 @@
       <w:pPr>
         <w:numPr>
           <w:ilvl w:val="0"/>
+          <w:numId w:val="1003"/>
+        </w:numPr>
+      </w:pPr>
+      <w:r>
+        <w:t xml:space="preserve">Evaluación preliminar de conocimientos (Finalidad docente, no puntuable)</w:t>
+      </w:r>
+    </w:p>
+    <w:p>
+      <w:pPr>
+        <w:numPr>
+          <w:ilvl w:val="0"/>
+          <w:numId w:val="1003"/>
+        </w:numPr>
+      </w:pPr>
+      <w:r>
+        <w:t xml:space="preserve">Evolución histórica del concepto de LCR: de Swedenborg a Harvey Cushing.</w:t>
+      </w:r>
+      <w:r>
+        <w:br/>
+      </w:r>
+      <w:r>
+        <w:rPr>
+          <w:b/>
+          <w:bCs/>
+        </w:rPr>
+        <w:t xml:space="preserve">J. Sahuquillo</w:t>
+      </w:r>
+    </w:p>
+    <w:p>
+      <w:pPr>
+        <w:numPr>
+          <w:ilvl w:val="0"/>
+          <w:numId w:val="1003"/>
+        </w:numPr>
+      </w:pPr>
+      <w:r>
+        <w:t xml:space="preserve">La doctrina de Monro-Kellie: fundamentos y aplicación en el manejo clínico.</w:t>
+      </w:r>
+      <w:r>
+        <w:br/>
+      </w:r>
+      <w:r>
+        <w:rPr>
+          <w:b/>
+          <w:bCs/>
+        </w:rPr>
+        <w:t xml:space="preserve">N. Picard</w:t>
+      </w:r>
+    </w:p>
+    <w:p>
+      <w:pPr>
+        <w:numPr>
+          <w:ilvl w:val="0"/>
+          <w:numId w:val="1003"/>
+        </w:numPr>
+      </w:pPr>
+      <w:r>
+        <w:t xml:space="preserve">Mecanismos de producción del LCR: contribución coroidea y extracoroidea.</w:t>
+      </w:r>
+      <w:r>
+        <w:br/>
+      </w:r>
+      <w:r>
+        <w:rPr>
+          <w:b/>
+          <w:bCs/>
+        </w:rPr>
+        <w:t xml:space="preserve">M. A. Poca</w:t>
+      </w:r>
+    </w:p>
+    <w:p>
+      <w:pPr>
+        <w:numPr>
+          <w:ilvl w:val="0"/>
+          <w:numId w:val="1003"/>
+        </w:numPr>
+      </w:pPr>
+      <w:r>
+        <w:t xml:space="preserve">Funciones y composición del LCR: implicaciones para la fisiología y la clínica.</w:t>
+      </w:r>
+      <w:r>
+        <w:br/>
+      </w:r>
+      <w:r>
+        <w:rPr>
+          <w:b/>
+          <w:bCs/>
+        </w:rPr>
+        <w:t xml:space="preserve">L. Castellanos</w:t>
+      </w:r>
+      <w:r>
+        <w:br/>
+      </w:r>
+    </w:p>
+    <w:p>
+      <w:pPr>
+        <w:numPr>
+          <w:ilvl w:val="0"/>
+          <w:numId w:val="1003"/>
+        </w:numPr>
+      </w:pPr>
+      <w:r>
+        <w:t xml:space="preserve">Anatomía del sistema ventricular y de los espacios subaracnoideo.</w:t>
+      </w:r>
+      <w:r>
+        <w:br/>
+      </w:r>
+      <w:r>
+        <w:rPr>
+          <w:b/>
+          <w:bCs/>
+        </w:rPr>
+        <w:t xml:space="preserve">C. Mezza</w:t>
+      </w:r>
+    </w:p>
+    <w:p>
+      <w:pPr>
+        <w:numPr>
+          <w:ilvl w:val="0"/>
+          <w:numId w:val="1003"/>
+        </w:numPr>
+      </w:pPr>
+      <w:r>
+        <w:t xml:space="preserve">Circulación y reabsorción del LCR: claves para entender la dinámica intracraneal.</w:t>
+      </w:r>
+      <w:r>
+        <w:br/>
+      </w:r>
+      <w:r>
+        <w:rPr>
+          <w:b/>
+          <w:bCs/>
+        </w:rPr>
+        <w:t xml:space="preserve">D. Lopez-Bermeo</w:t>
+      </w:r>
+    </w:p>
+    <w:p>
+      <w:pPr>
+        <w:numPr>
+          <w:ilvl w:val="0"/>
+          <w:numId w:val="1003"/>
+        </w:numPr>
+      </w:pPr>
+      <w:r>
+        <w:t xml:space="preserve">Dinámica cuantitativa del LCR: producción, volumen y equilibrio en condiciones normales y patológicas.</w:t>
+      </w:r>
+      <w:r>
+        <w:br/>
+      </w:r>
+      <w:r>
+        <w:rPr>
+          <w:b/>
+          <w:bCs/>
+        </w:rPr>
+        <w:t xml:space="preserve">M. A. Poca</w:t>
+      </w:r>
+    </w:p>
+    <w:p>
+      <w:pPr>
+        <w:numPr>
+          <w:ilvl w:val="0"/>
+          <w:numId w:val="1003"/>
+        </w:numPr>
+      </w:pPr>
+      <w:r>
+        <w:t xml:space="preserve">El sistema glinfático: nuevos paradigmas en la fisiología del LCR y su relevancia clínica.</w:t>
+      </w:r>
+      <w:r>
+        <w:br/>
+      </w:r>
+      <w:r>
+        <w:rPr>
+          <w:b/>
+          <w:bCs/>
+        </w:rPr>
+        <w:t xml:space="preserve">M. A. Poca</w:t>
+      </w:r>
+    </w:p>
+    <w:bookmarkStart w:id="11" w:name="actividades-complementarias-modulo-1"/>
+    <w:p>
+      <w:pPr>
+        <w:pStyle w:val="Heading3"/>
+      </w:pPr>
+      <w:r>
+        <w:t xml:space="preserve">3.1</w:t>
+      </w:r>
+      <w:r>
+        <w:t xml:space="preserve"> </w:t>
+      </w:r>
+      <w:r>
+        <w:rPr>
+          <w:b/>
+          <w:bCs/>
+        </w:rPr>
+        <w:t xml:space="preserve">Actividades complementarias Modulo 1</w:t>
+      </w:r>
+    </w:p>
+    <w:p>
+      <w:pPr>
+        <w:pStyle w:val="Compact"/>
+        <w:numPr>
+          <w:ilvl w:val="0"/>
           <w:numId w:val="1004"/>
         </w:numPr>
       </w:pPr>
       <w:r>
-        <w:t xml:space="preserve">Evaluación preliminar de conocimientos (Finalidad docente, no puntuable)</w:t>
-      </w:r>
-    </w:p>
-    <w:p>
-      <w:pPr>
+        <w:rPr>
+          <w:b/>
+          <w:bCs/>
+        </w:rPr>
+        <w:t xml:space="preserve">Bibliografía recomendada</w:t>
+      </w:r>
+    </w:p>
+    <w:p>
+      <w:pPr>
+        <w:pStyle w:val="Compact"/>
         <w:numPr>
           <w:ilvl w:val="0"/>
           <w:numId w:val="1004"/>
         </w:numPr>
       </w:pPr>
       <w:r>
-        <w:t xml:space="preserve">Evolución histórica del concepto de LCR: de Swedenborg a Harvey Cushing.</w:t>
-      </w:r>
-      <w:r>
-        <w:br/>
-      </w:r>
-      <w:r>
-        <w:rPr>
-          <w:b/>
-          <w:bCs/>
-        </w:rPr>
-        <w:t xml:space="preserve">J. Sahuquillo</w:t>
-      </w:r>
-    </w:p>
-    <w:p>
-      <w:pPr>
+        <w:rPr>
+          <w:b/>
+          <w:bCs/>
+        </w:rPr>
+        <w:t xml:space="preserve">Evaluación para créditos del Módulo 1</w:t>
+      </w:r>
+    </w:p>
+    <w:p>
+      <w:pPr>
+        <w:pStyle w:val="Compact"/>
         <w:numPr>
           <w:ilvl w:val="0"/>
           <w:numId w:val="1004"/>
-        </w:numPr>
-      </w:pPr>
-      <w:r>
-        <w:t xml:space="preserve">La doctrina de Monro-Kellie: fundamentos y aplicación en el manejo clínico.</w:t>
-      </w:r>
-      <w:r>
-        <w:br/>
-      </w:r>
-      <w:r>
-        <w:rPr>
-          <w:b/>
-          <w:bCs/>
-        </w:rPr>
-        <w:t xml:space="preserve">N. Picard</w:t>
-      </w:r>
-    </w:p>
-    <w:p>
-      <w:pPr>
-        <w:numPr>
-          <w:ilvl w:val="0"/>
-          <w:numId w:val="1004"/>
-        </w:numPr>
-      </w:pPr>
-      <w:r>
-        <w:t xml:space="preserve">Mecanismos de producción del LCR: contribución coroidea y extracoroidea.</w:t>
-      </w:r>
-      <w:r>
-        <w:br/>
-      </w:r>
-      <w:r>
-        <w:rPr>
-          <w:b/>
-          <w:bCs/>
-        </w:rPr>
-        <w:t xml:space="preserve">M. A. Poca</w:t>
-      </w:r>
-    </w:p>
-    <w:p>
-      <w:pPr>
-        <w:numPr>
-          <w:ilvl w:val="0"/>
-          <w:numId w:val="1004"/>
-        </w:numPr>
-      </w:pPr>
-      <w:r>
-        <w:t xml:space="preserve">Funciones y composición del LCR: implicaciones para la fisiología y la clínica.</w:t>
-      </w:r>
-      <w:r>
-        <w:br/>
-      </w:r>
-      <w:r>
-        <w:rPr>
-          <w:b/>
-          <w:bCs/>
-        </w:rPr>
-        <w:t xml:space="preserve">L. Castellanos</w:t>
-      </w:r>
-      <w:r>
-        <w:br/>
-      </w:r>
-    </w:p>
-    <w:p>
-      <w:pPr>
-        <w:numPr>
-          <w:ilvl w:val="0"/>
-          <w:numId w:val="1004"/>
-        </w:numPr>
-      </w:pPr>
-      <w:r>
-        <w:t xml:space="preserve">Anatomía del sistema ventricular y de los espacios subaracnoideo.</w:t>
-      </w:r>
-      <w:r>
-        <w:br/>
-      </w:r>
-      <w:r>
-        <w:rPr>
-          <w:b/>
-          <w:bCs/>
-        </w:rPr>
-        <w:t xml:space="preserve">C. Mezza</w:t>
-      </w:r>
-    </w:p>
-    <w:p>
-      <w:pPr>
-        <w:numPr>
-          <w:ilvl w:val="0"/>
-          <w:numId w:val="1004"/>
-        </w:numPr>
-      </w:pPr>
-      <w:r>
-        <w:t xml:space="preserve">Circulación y reabsorción del LCR: claves para entender la dinámica intracraneal.</w:t>
-      </w:r>
-      <w:r>
-        <w:br/>
-      </w:r>
-      <w:r>
-        <w:rPr>
-          <w:b/>
-          <w:bCs/>
-        </w:rPr>
-        <w:t xml:space="preserve">D. Lopez-Bermeo</w:t>
-      </w:r>
-    </w:p>
-    <w:p>
-      <w:pPr>
-        <w:numPr>
-          <w:ilvl w:val="0"/>
-          <w:numId w:val="1004"/>
-        </w:numPr>
-      </w:pPr>
-      <w:r>
-        <w:t xml:space="preserve">Dinámica cuantitativa del LCR: producción, volumen y equilibrio en condiciones normales y patológicas.</w:t>
-      </w:r>
-      <w:r>
-        <w:br/>
-      </w:r>
-      <w:r>
-        <w:rPr>
-          <w:b/>
-          <w:bCs/>
-        </w:rPr>
-        <w:t xml:space="preserve">M. A. Poca</w:t>
-      </w:r>
-    </w:p>
-    <w:p>
-      <w:pPr>
-        <w:numPr>
-          <w:ilvl w:val="0"/>
-          <w:numId w:val="1004"/>
-        </w:numPr>
-      </w:pPr>
-      <w:r>
-        <w:t xml:space="preserve">El sistema glinfático: nuevos paradigmas en la fisiología del LCR y su relevancia clínica.</w:t>
-      </w:r>
-      <w:r>
-        <w:br/>
-      </w:r>
-      <w:r>
-        <w:rPr>
-          <w:b/>
-          <w:bCs/>
-        </w:rPr>
-        <w:t xml:space="preserve">M. A. Poca</w:t>
-      </w:r>
-    </w:p>
-    <w:bookmarkStart w:id="11" w:name="actividades-complementarias-modulo-1"/>
-    <w:p>
-      <w:pPr>
-        <w:pStyle w:val="Heading3"/>
-      </w:pPr>
-      <w:r>
-        <w:t xml:space="preserve">3.1</w:t>
-      </w:r>
-      <w:r>
-        <w:t xml:space="preserve"> </w:t>
-      </w:r>
-      <w:r>
-        <w:rPr>
-          <w:b/>
-          <w:bCs/>
-        </w:rPr>
-        <w:t xml:space="preserve">Actividades complementarias Modulo 1</w:t>
-      </w:r>
-    </w:p>
-    <w:p>
-      <w:pPr>
-        <w:pStyle w:val="Compact"/>
-        <w:numPr>
-          <w:ilvl w:val="0"/>
-          <w:numId w:val="1005"/>
-        </w:numPr>
-      </w:pPr>
-      <w:r>
-        <w:rPr>
-          <w:b/>
-          <w:bCs/>
-        </w:rPr>
-        <w:t xml:space="preserve">Bibliografía recomendada</w:t>
-      </w:r>
-    </w:p>
-    <w:p>
-      <w:pPr>
-        <w:pStyle w:val="Compact"/>
-        <w:numPr>
-          <w:ilvl w:val="0"/>
-          <w:numId w:val="1005"/>
-        </w:numPr>
-      </w:pPr>
-      <w:r>
-        <w:rPr>
-          <w:b/>
-          <w:bCs/>
-        </w:rPr>
-        <w:t xml:space="preserve">Evaluación para créditos del Módulo 1</w:t>
-      </w:r>
-    </w:p>
-    <w:p>
-      <w:pPr>
-        <w:pStyle w:val="Compact"/>
-        <w:numPr>
-          <w:ilvl w:val="0"/>
-          <w:numId w:val="1005"/>
         </w:numPr>
       </w:pPr>
       <w:r>
@@ -521,7 +501,7 @@
         <w:pStyle w:val="Compact"/>
         <w:numPr>
           <w:ilvl w:val="0"/>
-          <w:numId w:val="1006"/>
+          <w:numId w:val="1005"/>
         </w:numPr>
       </w:pPr>
       <w:r>
@@ -543,7 +523,7 @@
         <w:pStyle w:val="Compact"/>
         <w:numPr>
           <w:ilvl w:val="0"/>
-          <w:numId w:val="1006"/>
+          <w:numId w:val="1005"/>
         </w:numPr>
       </w:pPr>
       <w:r>
@@ -603,48 +583,48 @@
         <w:pStyle w:val="Compact"/>
         <w:numPr>
           <w:ilvl w:val="0"/>
+          <w:numId w:val="1006"/>
+        </w:numPr>
+      </w:pPr>
+      <w:r>
+        <w:rPr>
+          <w:b/>
+          <w:bCs/>
+        </w:rPr>
+        <w:t xml:space="preserve">Ponente:</w:t>
+      </w:r>
+      <w:r>
+        <w:t xml:space="preserve"> </w:t>
+      </w:r>
+      <w:r>
+        <w:rPr>
+          <w:b/>
+          <w:bCs/>
+        </w:rPr>
+        <w:t xml:space="preserve">Agnieszka Kazimierska</w:t>
+      </w:r>
+    </w:p>
+    <w:p>
+      <w:pPr>
+        <w:pStyle w:val="FirstParagraph"/>
+      </w:pPr>
+      <w:r>
+        <w:rPr>
+          <w:b/>
+          <w:bCs/>
+        </w:rPr>
+        <w:t xml:space="preserve">Department of Biomedical Engineering, Wroclaw University of Science and Technology, Wroclaw, Poland</w:t>
+      </w:r>
+      <w:r>
+        <w:t xml:space="preserve">.</w:t>
+      </w:r>
+    </w:p>
+    <w:p>
+      <w:pPr>
+        <w:pStyle w:val="Compact"/>
+        <w:numPr>
+          <w:ilvl w:val="0"/>
           <w:numId w:val="1007"/>
-        </w:numPr>
-      </w:pPr>
-      <w:r>
-        <w:rPr>
-          <w:b/>
-          <w:bCs/>
-        </w:rPr>
-        <w:t xml:space="preserve">Ponente:</w:t>
-      </w:r>
-      <w:r>
-        <w:t xml:space="preserve"> </w:t>
-      </w:r>
-      <w:r>
-        <w:rPr>
-          <w:b/>
-          <w:bCs/>
-        </w:rPr>
-        <w:t xml:space="preserve">Agnieszka Kazimierska</w:t>
-      </w:r>
-    </w:p>
-    <w:p>
-      <w:pPr>
-        <w:pStyle w:val="FirstParagraph"/>
-      </w:pPr>
-      <w:r>
-        <w:rPr>
-          <w:b/>
-          <w:bCs/>
-        </w:rPr>
-        <w:t xml:space="preserve">Department of Biomedical Engineering, Wroclaw University of Science and Technology, Wroclaw, Poland</w:t>
-      </w:r>
-      <w:r>
-        <w:t xml:space="preserve">.</w:t>
-      </w:r>
-    </w:p>
-    <w:p>
-      <w:pPr>
-        <w:pStyle w:val="Compact"/>
-        <w:numPr>
-          <w:ilvl w:val="0"/>
-          <w:numId w:val="1008"/>
         </w:numPr>
       </w:pPr>
       <w:r>
@@ -676,196 +656,196 @@
       <w:pPr>
         <w:numPr>
           <w:ilvl w:val="0"/>
+          <w:numId w:val="1008"/>
+        </w:numPr>
+      </w:pPr>
+      <w:r>
+        <w:t xml:space="preserve">Evaluación preliminar de conocimientos (Finalidad docente, no puntuable)</w:t>
+      </w:r>
+    </w:p>
+    <w:p>
+      <w:pPr>
+        <w:numPr>
+          <w:ilvl w:val="0"/>
+          <w:numId w:val="1008"/>
+        </w:numPr>
+      </w:pPr>
+      <w:r>
+        <w:t xml:space="preserve">Definición y tipos de hidrocefalia.</w:t>
+      </w:r>
+      <w:r>
+        <w:br/>
+      </w:r>
+      <w:r>
+        <w:rPr>
+          <w:b/>
+          <w:bCs/>
+        </w:rPr>
+        <w:t xml:space="preserve">M. A. Poca</w:t>
+      </w:r>
+    </w:p>
+    <w:p>
+      <w:pPr>
+        <w:numPr>
+          <w:ilvl w:val="0"/>
+          <w:numId w:val="1008"/>
+        </w:numPr>
+      </w:pPr>
+      <w:r>
+        <w:t xml:space="preserve">Fisiopatología de la hidrocefalia.</w:t>
+      </w:r>
+      <w:r>
+        <w:br/>
+      </w:r>
+      <w:r>
+        <w:rPr>
+          <w:b/>
+          <w:bCs/>
+        </w:rPr>
+        <w:t xml:space="preserve">M. A. Poca</w:t>
+      </w:r>
+    </w:p>
+    <w:p>
+      <w:pPr>
+        <w:numPr>
+          <w:ilvl w:val="0"/>
+          <w:numId w:val="1008"/>
+        </w:numPr>
+      </w:pPr>
+      <w:r>
+        <w:t xml:space="preserve">Índices ventriculares. Parámetros más utilizados para cuantificar el tamaño ventricular en el niño y en el adulto.</w:t>
+      </w:r>
+      <w:r>
+        <w:br/>
+      </w:r>
+      <w:r>
+        <w:rPr>
+          <w:b/>
+          <w:bCs/>
+        </w:rPr>
+        <w:t xml:space="preserve">A. Rovira</w:t>
+      </w:r>
+    </w:p>
+    <w:p>
+      <w:pPr>
+        <w:numPr>
+          <w:ilvl w:val="0"/>
+          <w:numId w:val="1008"/>
+        </w:numPr>
+      </w:pPr>
+      <w:r>
+        <w:t xml:space="preserve">Fundamentos fisiopatológicos de la curva presión-volumen.</w:t>
+      </w:r>
+      <w:r>
+        <w:br/>
+      </w:r>
+      <w:r>
+        <w:rPr>
+          <w:b/>
+          <w:bCs/>
+        </w:rPr>
+        <w:t xml:space="preserve">J. Sahuquillo</w:t>
+      </w:r>
+    </w:p>
+    <w:p>
+      <w:pPr>
+        <w:numPr>
+          <w:ilvl w:val="0"/>
+          <w:numId w:val="1008"/>
+        </w:numPr>
+      </w:pPr>
+      <w:r>
+        <w:t xml:space="preserve">Introducción a los modelos matemáticos de dinámica del LCR. El modelo de Marmarou.</w:t>
+      </w:r>
+      <w:r>
+        <w:br/>
+      </w:r>
+      <w:r>
+        <w:rPr>
+          <w:b/>
+          <w:bCs/>
+        </w:rPr>
+        <w:t xml:space="preserve">J. Sahuquillo</w:t>
+      </w:r>
+    </w:p>
+    <w:p>
+      <w:pPr>
+        <w:numPr>
+          <w:ilvl w:val="0"/>
+          <w:numId w:val="1008"/>
+        </w:numPr>
+      </w:pPr>
+      <w:r>
+        <w:t xml:space="preserve">Introducción a los estudios de la dinámica del LCR.</w:t>
+      </w:r>
+      <w:r>
+        <w:br/>
+      </w:r>
+      <w:r>
+        <w:rPr>
+          <w:b/>
+          <w:bCs/>
+        </w:rPr>
+        <w:t xml:space="preserve">MA Poca o els de l’article</w:t>
+      </w:r>
+    </w:p>
+    <w:bookmarkStart w:id="17" w:name="actividades-complementarias-modulo-2"/>
+    <w:p>
+      <w:pPr>
+        <w:pStyle w:val="Heading3"/>
+      </w:pPr>
+      <w:r>
+        <w:t xml:space="preserve">6.1</w:t>
+      </w:r>
+      <w:r>
+        <w:t xml:space="preserve"> </w:t>
+      </w:r>
+      <w:r>
+        <w:rPr>
+          <w:b/>
+          <w:bCs/>
+        </w:rPr>
+        <w:t xml:space="preserve">Actividades complementarias Modulo 2</w:t>
+      </w:r>
+    </w:p>
+    <w:p>
+      <w:pPr>
+        <w:pStyle w:val="Compact"/>
+        <w:numPr>
+          <w:ilvl w:val="0"/>
           <w:numId w:val="1009"/>
         </w:numPr>
       </w:pPr>
       <w:r>
-        <w:t xml:space="preserve">Evaluación preliminar de conocimientos (Finalidad docente, no puntuable)</w:t>
-      </w:r>
-    </w:p>
-    <w:p>
-      <w:pPr>
+        <w:rPr>
+          <w:b/>
+          <w:bCs/>
+        </w:rPr>
+        <w:t xml:space="preserve">Bibliografía recomendada</w:t>
+      </w:r>
+    </w:p>
+    <w:p>
+      <w:pPr>
+        <w:pStyle w:val="Compact"/>
         <w:numPr>
           <w:ilvl w:val="0"/>
           <w:numId w:val="1009"/>
         </w:numPr>
       </w:pPr>
       <w:r>
-        <w:t xml:space="preserve">Definición y tipos de hidrocefalia.</w:t>
-      </w:r>
-      <w:r>
-        <w:br/>
-      </w:r>
-      <w:r>
-        <w:rPr>
-          <w:b/>
-          <w:bCs/>
-        </w:rPr>
-        <w:t xml:space="preserve">M. A. Poca</w:t>
-      </w:r>
-    </w:p>
-    <w:p>
-      <w:pPr>
+        <w:rPr>
+          <w:b/>
+          <w:bCs/>
+        </w:rPr>
+        <w:t xml:space="preserve">Evaluación para créditos del Módulo 2</w:t>
+      </w:r>
+    </w:p>
+    <w:p>
+      <w:pPr>
+        <w:pStyle w:val="Compact"/>
         <w:numPr>
           <w:ilvl w:val="0"/>
           <w:numId w:val="1009"/>
-        </w:numPr>
-      </w:pPr>
-      <w:r>
-        <w:t xml:space="preserve">Fisiopatología de la hidrocefalia.</w:t>
-      </w:r>
-      <w:r>
-        <w:br/>
-      </w:r>
-      <w:r>
-        <w:rPr>
-          <w:b/>
-          <w:bCs/>
-        </w:rPr>
-        <w:t xml:space="preserve">M. A. Poca</w:t>
-      </w:r>
-    </w:p>
-    <w:p>
-      <w:pPr>
-        <w:numPr>
-          <w:ilvl w:val="0"/>
-          <w:numId w:val="1009"/>
-        </w:numPr>
-      </w:pPr>
-      <w:r>
-        <w:t xml:space="preserve">Índices ventriculares. Parámetros más utilizados para cuantificar el tamaño ventricular en el niño y en el adulto.</w:t>
-      </w:r>
-      <w:r>
-        <w:br/>
-      </w:r>
-      <w:r>
-        <w:rPr>
-          <w:b/>
-          <w:bCs/>
-        </w:rPr>
-        <w:t xml:space="preserve">A. Rovira</w:t>
-      </w:r>
-    </w:p>
-    <w:p>
-      <w:pPr>
-        <w:numPr>
-          <w:ilvl w:val="0"/>
-          <w:numId w:val="1009"/>
-        </w:numPr>
-      </w:pPr>
-      <w:r>
-        <w:t xml:space="preserve">Fundamentos fisiopatológicos de la curva presión-volumen.</w:t>
-      </w:r>
-      <w:r>
-        <w:br/>
-      </w:r>
-      <w:r>
-        <w:rPr>
-          <w:b/>
-          <w:bCs/>
-        </w:rPr>
-        <w:t xml:space="preserve">J. Sahuquillo</w:t>
-      </w:r>
-    </w:p>
-    <w:p>
-      <w:pPr>
-        <w:numPr>
-          <w:ilvl w:val="0"/>
-          <w:numId w:val="1009"/>
-        </w:numPr>
-      </w:pPr>
-      <w:r>
-        <w:t xml:space="preserve">Introducción a los modelos matemáticos de dinámica del LCR. El modelo de Marmarou.</w:t>
-      </w:r>
-      <w:r>
-        <w:br/>
-      </w:r>
-      <w:r>
-        <w:rPr>
-          <w:b/>
-          <w:bCs/>
-        </w:rPr>
-        <w:t xml:space="preserve">J. Sahuquillo</w:t>
-      </w:r>
-    </w:p>
-    <w:p>
-      <w:pPr>
-        <w:numPr>
-          <w:ilvl w:val="0"/>
-          <w:numId w:val="1009"/>
-        </w:numPr>
-      </w:pPr>
-      <w:r>
-        <w:t xml:space="preserve">Introducción a los estudios de la dinámica del LCR.</w:t>
-      </w:r>
-      <w:r>
-        <w:br/>
-      </w:r>
-      <w:r>
-        <w:rPr>
-          <w:b/>
-          <w:bCs/>
-        </w:rPr>
-        <w:t xml:space="preserve">MA Poca o els de l’article</w:t>
-      </w:r>
-    </w:p>
-    <w:bookmarkStart w:id="17" w:name="actividades-complementarias-modulo-2"/>
-    <w:p>
-      <w:pPr>
-        <w:pStyle w:val="Heading3"/>
-      </w:pPr>
-      <w:r>
-        <w:t xml:space="preserve">6.1</w:t>
-      </w:r>
-      <w:r>
-        <w:t xml:space="preserve"> </w:t>
-      </w:r>
-      <w:r>
-        <w:rPr>
-          <w:b/>
-          <w:bCs/>
-        </w:rPr>
-        <w:t xml:space="preserve">Actividades complementarias Modulo 2</w:t>
-      </w:r>
-    </w:p>
-    <w:p>
-      <w:pPr>
-        <w:pStyle w:val="Compact"/>
-        <w:numPr>
-          <w:ilvl w:val="0"/>
-          <w:numId w:val="1010"/>
-        </w:numPr>
-      </w:pPr>
-      <w:r>
-        <w:rPr>
-          <w:b/>
-          <w:bCs/>
-        </w:rPr>
-        <w:t xml:space="preserve">Bibliografía recomendada</w:t>
-      </w:r>
-    </w:p>
-    <w:p>
-      <w:pPr>
-        <w:pStyle w:val="Compact"/>
-        <w:numPr>
-          <w:ilvl w:val="0"/>
-          <w:numId w:val="1010"/>
-        </w:numPr>
-      </w:pPr>
-      <w:r>
-        <w:rPr>
-          <w:b/>
-          <w:bCs/>
-        </w:rPr>
-        <w:t xml:space="preserve">Evaluación para créditos del Módulo 2</w:t>
-      </w:r>
-    </w:p>
-    <w:p>
-      <w:pPr>
-        <w:pStyle w:val="Compact"/>
-        <w:numPr>
-          <w:ilvl w:val="0"/>
-          <w:numId w:val="1010"/>
         </w:numPr>
       </w:pPr>
       <w:r>
@@ -902,7 +882,7 @@
         <w:pStyle w:val="Compact"/>
         <w:numPr>
           <w:ilvl w:val="0"/>
-          <w:numId w:val="1011"/>
+          <w:numId w:val="1010"/>
         </w:numPr>
       </w:pPr>
       <w:r>
@@ -933,15 +913,210 @@
       <w:pPr>
         <w:numPr>
           <w:ilvl w:val="0"/>
+          <w:numId w:val="1011"/>
+        </w:numPr>
+      </w:pPr>
+      <w:r>
+        <w:t xml:space="preserve">Evaluación preliminar de conocimientos (Finalidad docente, no puntuable).</w:t>
+      </w:r>
+    </w:p>
+    <w:p>
+      <w:pPr>
+        <w:numPr>
+          <w:ilvl w:val="0"/>
+          <w:numId w:val="1011"/>
+        </w:numPr>
+      </w:pPr>
+      <w:r>
+        <w:rPr>
+          <w:b/>
+          <w:bCs/>
+        </w:rPr>
+        <w:t xml:space="preserve">Conferencia invitada</w:t>
+      </w:r>
+      <w:r>
+        <w:t xml:space="preserve">. Lifelong implications in the diagnosis and management of Hydrocephalus.</w:t>
+      </w:r>
+      <w:r>
+        <w:t xml:space="preserve"> </w:t>
+      </w:r>
+      <w:r>
+        <w:rPr>
+          <w:b/>
+          <w:bCs/>
+        </w:rPr>
+        <w:t xml:space="preserve">P. M. Klinge</w:t>
+      </w:r>
+    </w:p>
+    <w:p>
+      <w:pPr>
+        <w:numPr>
+          <w:ilvl w:val="0"/>
+          <w:numId w:val="1011"/>
+        </w:numPr>
+      </w:pPr>
+      <w:r>
+        <w:t xml:space="preserve">Tipos de sensores de PIC. Ventajas e inconvenientes.</w:t>
+      </w:r>
+      <w:r>
+        <w:br/>
+      </w:r>
+      <w:r>
+        <w:rPr>
+          <w:b/>
+          <w:bCs/>
+        </w:rPr>
+        <w:t xml:space="preserve">M. A. Poca</w:t>
+      </w:r>
+    </w:p>
+    <w:p>
+      <w:pPr>
+        <w:numPr>
+          <w:ilvl w:val="0"/>
+          <w:numId w:val="1011"/>
+        </w:numPr>
+      </w:pPr>
+      <w:r>
+        <w:t xml:space="preserve">Los sensores epidurales aplicados al estudio de la hidrocefalia.</w:t>
+      </w:r>
+    </w:p>
+    <w:p>
+      <w:pPr>
+        <w:numPr>
+          <w:ilvl w:val="0"/>
+          <w:numId w:val="1000"/>
+        </w:numPr>
+      </w:pPr>
+      <w:r>
+        <w:rPr>
+          <w:b/>
+          <w:bCs/>
+        </w:rPr>
+        <w:t xml:space="preserve">M. A. Poca</w:t>
+      </w:r>
+    </w:p>
+    <w:p>
+      <w:pPr>
+        <w:numPr>
+          <w:ilvl w:val="0"/>
+          <w:numId w:val="1011"/>
+        </w:numPr>
+      </w:pPr>
+      <w:r>
+        <w:t xml:space="preserve">Introducción a los sistemas telemétricos.</w:t>
+      </w:r>
+      <w:r>
+        <w:br/>
+      </w:r>
+      <w:r>
+        <w:rPr>
+          <w:b/>
+          <w:bCs/>
+        </w:rPr>
+        <w:t xml:space="preserve">M. Rivero</w:t>
+      </w:r>
+    </w:p>
+    <w:p>
+      <w:pPr>
+        <w:numPr>
+          <w:ilvl w:val="0"/>
+          <w:numId w:val="1011"/>
+        </w:numPr>
+      </w:pPr>
+      <w:r>
+        <w:t xml:space="preserve">Adquisición y filtrado básico de la señal de presión intracraneal.</w:t>
+      </w:r>
+      <w:r>
+        <w:br/>
+      </w:r>
+      <w:r>
+        <w:rPr>
+          <w:b/>
+          <w:bCs/>
+        </w:rPr>
+        <w:t xml:space="preserve">J. Sahuquillo</w:t>
+      </w:r>
+    </w:p>
+    <w:p>
+      <w:pPr>
+        <w:numPr>
+          <w:ilvl w:val="0"/>
+          <w:numId w:val="1011"/>
+        </w:numPr>
+      </w:pPr>
+      <w:r>
+        <w:t xml:space="preserve">Cómo analizar un registro de PIC. Características de un registro normal e introducción a los registros digitales.</w:t>
+      </w:r>
+      <w:r>
+        <w:br/>
+      </w:r>
+      <w:r>
+        <w:rPr>
+          <w:b/>
+          <w:bCs/>
+        </w:rPr>
+        <w:t xml:space="preserve">M. A. Poca</w:t>
+      </w:r>
+    </w:p>
+    <w:p>
+      <w:pPr>
+        <w:numPr>
+          <w:ilvl w:val="0"/>
+          <w:numId w:val="1011"/>
+        </w:numPr>
+      </w:pPr>
+      <w:r>
+        <w:t xml:space="preserve">Errores mas frecuentes y artefactos en un registro de PIC.</w:t>
+      </w:r>
+      <w:r>
+        <w:br/>
+      </w:r>
+      <w:r>
+        <w:rPr>
+          <w:b/>
+          <w:bCs/>
+        </w:rPr>
+        <w:t xml:space="preserve">M. A. Poca</w:t>
+      </w:r>
+    </w:p>
+    <w:bookmarkStart w:id="21" w:name="actividades-complementarias-modulo-3"/>
+    <w:p>
+      <w:pPr>
+        <w:pStyle w:val="Heading3"/>
+      </w:pPr>
+      <w:r>
+        <w:t xml:space="preserve">9.1</w:t>
+      </w:r>
+      <w:r>
+        <w:t xml:space="preserve"> </w:t>
+      </w:r>
+      <w:r>
+        <w:rPr>
+          <w:b/>
+          <w:bCs/>
+        </w:rPr>
+        <w:t xml:space="preserve">Actividades complementarias Modulo 3</w:t>
+      </w:r>
+    </w:p>
+    <w:p>
+      <w:pPr>
+        <w:pStyle w:val="Compact"/>
+        <w:numPr>
+          <w:ilvl w:val="0"/>
           <w:numId w:val="1012"/>
         </w:numPr>
       </w:pPr>
       <w:r>
-        <w:t xml:space="preserve">Evaluación preliminar de conocimientos (Finalidad docente, no puntuable).</w:t>
-      </w:r>
-    </w:p>
-    <w:p>
-      <w:pPr>
+        <w:rPr>
+          <w:b/>
+          <w:bCs/>
+        </w:rPr>
+        <w:t xml:space="preserve">Bibliografía recomendada</w:t>
+      </w:r>
+    </w:p>
+    <w:p>
+      <w:pPr>
+        <w:pStyle w:val="Compact"/>
         <w:numPr>
           <w:ilvl w:val="0"/>
           <w:numId w:val="1012"/>
@@ -952,210 +1127,15 @@
           <w:b/>
           <w:bCs/>
         </w:rPr>
-        <w:t xml:space="preserve">Conferencia invitada</w:t>
-      </w:r>
-      <w:r>
-        <w:t xml:space="preserve">. Lifelong implications in the diagnosis and management of Hydrocephalus.</w:t>
-      </w:r>
-      <w:r>
-        <w:t xml:space="preserve"> </w:t>
-      </w:r>
-      <w:r>
-        <w:rPr>
-          <w:b/>
-          <w:bCs/>
-        </w:rPr>
-        <w:t xml:space="preserve">P. M. Klinge</w:t>
-      </w:r>
-    </w:p>
-    <w:p>
-      <w:pPr>
+        <w:t xml:space="preserve">Evaluación para créditos del Módulo 3</w:t>
+      </w:r>
+    </w:p>
+    <w:p>
+      <w:pPr>
+        <w:pStyle w:val="Compact"/>
         <w:numPr>
           <w:ilvl w:val="0"/>
           <w:numId w:val="1012"/>
-        </w:numPr>
-      </w:pPr>
-      <w:r>
-        <w:t xml:space="preserve">Tipos de sensores de PIC. Ventajas e inconvenientes.</w:t>
-      </w:r>
-      <w:r>
-        <w:br/>
-      </w:r>
-      <w:r>
-        <w:rPr>
-          <w:b/>
-          <w:bCs/>
-        </w:rPr>
-        <w:t xml:space="preserve">M. A. Poca</w:t>
-      </w:r>
-    </w:p>
-    <w:p>
-      <w:pPr>
-        <w:numPr>
-          <w:ilvl w:val="0"/>
-          <w:numId w:val="1012"/>
-        </w:numPr>
-      </w:pPr>
-      <w:r>
-        <w:t xml:space="preserve">Los sensores epidurales aplicados al estudio de la hidrocefalia.</w:t>
-      </w:r>
-    </w:p>
-    <w:p>
-      <w:pPr>
-        <w:numPr>
-          <w:ilvl w:val="0"/>
-          <w:numId w:val="1000"/>
-        </w:numPr>
-      </w:pPr>
-      <w:r>
-        <w:rPr>
-          <w:b/>
-          <w:bCs/>
-        </w:rPr>
-        <w:t xml:space="preserve">M. A. Poca</w:t>
-      </w:r>
-    </w:p>
-    <w:p>
-      <w:pPr>
-        <w:numPr>
-          <w:ilvl w:val="0"/>
-          <w:numId w:val="1012"/>
-        </w:numPr>
-      </w:pPr>
-      <w:r>
-        <w:t xml:space="preserve">Introducción a los sistemas telemétricos.</w:t>
-      </w:r>
-      <w:r>
-        <w:br/>
-      </w:r>
-      <w:r>
-        <w:rPr>
-          <w:b/>
-          <w:bCs/>
-        </w:rPr>
-        <w:t xml:space="preserve">M. Rivero</w:t>
-      </w:r>
-    </w:p>
-    <w:p>
-      <w:pPr>
-        <w:numPr>
-          <w:ilvl w:val="0"/>
-          <w:numId w:val="1012"/>
-        </w:numPr>
-      </w:pPr>
-      <w:r>
-        <w:t xml:space="preserve">Adquisición y filtrado básico de la señal de presión intracraneal.</w:t>
-      </w:r>
-      <w:r>
-        <w:br/>
-      </w:r>
-      <w:r>
-        <w:rPr>
-          <w:b/>
-          <w:bCs/>
-        </w:rPr>
-        <w:t xml:space="preserve">J. Sahuquillo</w:t>
-      </w:r>
-    </w:p>
-    <w:p>
-      <w:pPr>
-        <w:numPr>
-          <w:ilvl w:val="0"/>
-          <w:numId w:val="1012"/>
-        </w:numPr>
-      </w:pPr>
-      <w:r>
-        <w:t xml:space="preserve">Cómo analizar un registro de PIC. Características de un registro normal e introducción a los registros digitales.</w:t>
-      </w:r>
-      <w:r>
-        <w:br/>
-      </w:r>
-      <w:r>
-        <w:rPr>
-          <w:b/>
-          <w:bCs/>
-        </w:rPr>
-        <w:t xml:space="preserve">M. A. Poca</w:t>
-      </w:r>
-    </w:p>
-    <w:p>
-      <w:pPr>
-        <w:numPr>
-          <w:ilvl w:val="0"/>
-          <w:numId w:val="1012"/>
-        </w:numPr>
-      </w:pPr>
-      <w:r>
-        <w:t xml:space="preserve">Errores mas frecuentes y artefactos en un registro de PIC.</w:t>
-      </w:r>
-      <w:r>
-        <w:br/>
-      </w:r>
-      <w:r>
-        <w:rPr>
-          <w:b/>
-          <w:bCs/>
-        </w:rPr>
-        <w:t xml:space="preserve">M. A. Poca</w:t>
-      </w:r>
-    </w:p>
-    <w:bookmarkStart w:id="21" w:name="actividades-complementarias-modulo-3"/>
-    <w:p>
-      <w:pPr>
-        <w:pStyle w:val="Heading3"/>
-      </w:pPr>
-      <w:r>
-        <w:t xml:space="preserve">9.1</w:t>
-      </w:r>
-      <w:r>
-        <w:t xml:space="preserve"> </w:t>
-      </w:r>
-      <w:r>
-        <w:rPr>
-          <w:b/>
-          <w:bCs/>
-        </w:rPr>
-        <w:t xml:space="preserve">Actividades complementarias Modulo 3</w:t>
-      </w:r>
-    </w:p>
-    <w:p>
-      <w:pPr>
-        <w:pStyle w:val="Compact"/>
-        <w:numPr>
-          <w:ilvl w:val="0"/>
-          <w:numId w:val="1013"/>
-        </w:numPr>
-      </w:pPr>
-      <w:r>
-        <w:rPr>
-          <w:b/>
-          <w:bCs/>
-        </w:rPr>
-        <w:t xml:space="preserve">Bibliografía recomendada</w:t>
-      </w:r>
-    </w:p>
-    <w:p>
-      <w:pPr>
-        <w:pStyle w:val="Compact"/>
-        <w:numPr>
-          <w:ilvl w:val="0"/>
-          <w:numId w:val="1013"/>
-        </w:numPr>
-      </w:pPr>
-      <w:r>
-        <w:rPr>
-          <w:b/>
-          <w:bCs/>
-        </w:rPr>
-        <w:t xml:space="preserve">Evaluación para créditos del Módulo 3</w:t>
-      </w:r>
-    </w:p>
-    <w:p>
-      <w:pPr>
-        <w:pStyle w:val="Compact"/>
-        <w:numPr>
-          <w:ilvl w:val="0"/>
-          <w:numId w:val="1013"/>
         </w:numPr>
       </w:pPr>
       <w:r>
@@ -1182,7 +1162,7 @@
         <w:pStyle w:val="Compact"/>
         <w:numPr>
           <w:ilvl w:val="0"/>
-          <w:numId w:val="1014"/>
+          <w:numId w:val="1013"/>
         </w:numPr>
       </w:pPr>
       <w:r>
@@ -1204,7 +1184,7 @@
         <w:pStyle w:val="Compact"/>
         <w:numPr>
           <w:ilvl w:val="0"/>
-          <w:numId w:val="1014"/>
+          <w:numId w:val="1013"/>
         </w:numPr>
       </w:pPr>
       <w:r>
@@ -1226,7 +1206,7 @@
         <w:pStyle w:val="Compact"/>
         <w:numPr>
           <w:ilvl w:val="0"/>
-          <w:numId w:val="1014"/>
+          <w:numId w:val="1013"/>
         </w:numPr>
       </w:pPr>
       <w:r>
@@ -1257,196 +1237,196 @@
       <w:pPr>
         <w:numPr>
           <w:ilvl w:val="0"/>
+          <w:numId w:val="1014"/>
+        </w:numPr>
+      </w:pPr>
+      <w:r>
+        <w:t xml:space="preserve">Evaluación preliminar de conocimientos (Finalidad docente, no puntuable).</w:t>
+      </w:r>
+    </w:p>
+    <w:p>
+      <w:pPr>
+        <w:numPr>
+          <w:ilvl w:val="0"/>
+          <w:numId w:val="1014"/>
+        </w:numPr>
+      </w:pPr>
+      <w:r>
+        <w:t xml:space="preserve">Introducción a la monografía de Lundberg.</w:t>
+      </w:r>
+      <w:r>
+        <w:br/>
+      </w:r>
+      <w:r>
+        <w:rPr>
+          <w:b/>
+          <w:bCs/>
+        </w:rPr>
+        <w:t xml:space="preserve">J. Sahuquillo</w:t>
+      </w:r>
+    </w:p>
+    <w:p>
+      <w:pPr>
+        <w:numPr>
+          <w:ilvl w:val="0"/>
+          <w:numId w:val="1014"/>
+        </w:numPr>
+      </w:pPr>
+      <w:r>
+        <w:t xml:space="preserve">Las ondas A o ‘plateau’.</w:t>
+      </w:r>
+      <w:r>
+        <w:br/>
+      </w:r>
+      <w:r>
+        <w:rPr>
+          <w:b/>
+          <w:bCs/>
+        </w:rPr>
+        <w:t xml:space="preserve">M. A. Poca</w:t>
+      </w:r>
+    </w:p>
+    <w:p>
+      <w:pPr>
+        <w:numPr>
+          <w:ilvl w:val="0"/>
+          <w:numId w:val="1014"/>
+        </w:numPr>
+      </w:pPr>
+      <w:r>
+        <w:t xml:space="preserve">Ondas B o beta.</w:t>
+      </w:r>
+      <w:r>
+        <w:br/>
+      </w:r>
+      <w:r>
+        <w:rPr>
+          <w:b/>
+          <w:bCs/>
+        </w:rPr>
+        <w:t xml:space="preserve">M. A. Poca</w:t>
+      </w:r>
+    </w:p>
+    <w:p>
+      <w:pPr>
+        <w:numPr>
+          <w:ilvl w:val="0"/>
+          <w:numId w:val="1014"/>
+        </w:numPr>
+      </w:pPr>
+      <w:r>
+        <w:t xml:space="preserve">Ondas C.</w:t>
+      </w:r>
+      <w:r>
+        <w:br/>
+      </w:r>
+      <w:r>
+        <w:rPr>
+          <w:b/>
+          <w:bCs/>
+        </w:rPr>
+        <w:t xml:space="preserve">J. Sahuquillo</w:t>
+      </w:r>
+    </w:p>
+    <w:p>
+      <w:pPr>
+        <w:numPr>
+          <w:ilvl w:val="0"/>
+          <w:numId w:val="1014"/>
+        </w:numPr>
+      </w:pPr>
+      <w:r>
+        <w:t xml:space="preserve">Deconstruyendo el registro de PIC: ondas cardiacas y respiratorias.</w:t>
+      </w:r>
+      <w:r>
+        <w:br/>
+      </w:r>
+      <w:r>
+        <w:rPr>
+          <w:b/>
+          <w:bCs/>
+        </w:rPr>
+        <w:t xml:space="preserve">J. Sahuquillo</w:t>
+      </w:r>
+    </w:p>
+    <w:p>
+      <w:pPr>
+        <w:numPr>
+          <w:ilvl w:val="0"/>
+          <w:numId w:val="1014"/>
+        </w:numPr>
+      </w:pPr>
+      <w:r>
+        <w:t xml:space="preserve">Características diferenciales de la monitorización de la PIC en la edad pediátrica.</w:t>
+      </w:r>
+      <w:r>
+        <w:br/>
+      </w:r>
+      <w:r>
+        <w:rPr>
+          <w:b/>
+          <w:bCs/>
+        </w:rPr>
+        <w:t xml:space="preserve">M. A. Poca</w:t>
+      </w:r>
+    </w:p>
+    <w:bookmarkStart w:id="24" w:name="actividades-complementarias-modulo-4"/>
+    <w:p>
+      <w:pPr>
+        <w:pStyle w:val="Heading3"/>
+      </w:pPr>
+      <w:r>
+        <w:t xml:space="preserve">11.1</w:t>
+      </w:r>
+      <w:r>
+        <w:t xml:space="preserve"> </w:t>
+      </w:r>
+      <w:r>
+        <w:rPr>
+          <w:b/>
+          <w:bCs/>
+        </w:rPr>
+        <w:t xml:space="preserve">Actividades complementarias Modulo 4</w:t>
+      </w:r>
+    </w:p>
+    <w:p>
+      <w:pPr>
+        <w:pStyle w:val="Compact"/>
+        <w:numPr>
+          <w:ilvl w:val="0"/>
           <w:numId w:val="1015"/>
         </w:numPr>
       </w:pPr>
       <w:r>
-        <w:t xml:space="preserve">Evaluación preliminar de conocimientos (Finalidad docente, no puntuable).</w:t>
-      </w:r>
-    </w:p>
-    <w:p>
-      <w:pPr>
+        <w:rPr>
+          <w:b/>
+          <w:bCs/>
+        </w:rPr>
+        <w:t xml:space="preserve">Bibliografía recomendada</w:t>
+      </w:r>
+    </w:p>
+    <w:p>
+      <w:pPr>
+        <w:pStyle w:val="Compact"/>
         <w:numPr>
           <w:ilvl w:val="0"/>
           <w:numId w:val="1015"/>
         </w:numPr>
       </w:pPr>
       <w:r>
-        <w:t xml:space="preserve">Introducción a la monografía de Lundberg.</w:t>
-      </w:r>
-      <w:r>
-        <w:br/>
-      </w:r>
-      <w:r>
-        <w:rPr>
-          <w:b/>
-          <w:bCs/>
-        </w:rPr>
-        <w:t xml:space="preserve">J. Sahuquillo</w:t>
-      </w:r>
-    </w:p>
-    <w:p>
-      <w:pPr>
+        <w:rPr>
+          <w:b/>
+          <w:bCs/>
+        </w:rPr>
+        <w:t xml:space="preserve">Evaluación para créditos del Módulo 4</w:t>
+      </w:r>
+    </w:p>
+    <w:p>
+      <w:pPr>
+        <w:pStyle w:val="Compact"/>
         <w:numPr>
           <w:ilvl w:val="0"/>
           <w:numId w:val="1015"/>
-        </w:numPr>
-      </w:pPr>
-      <w:r>
-        <w:t xml:space="preserve">Las ondas A o ‘plateau’.</w:t>
-      </w:r>
-      <w:r>
-        <w:br/>
-      </w:r>
-      <w:r>
-        <w:rPr>
-          <w:b/>
-          <w:bCs/>
-        </w:rPr>
-        <w:t xml:space="preserve">M. A. Poca</w:t>
-      </w:r>
-    </w:p>
-    <w:p>
-      <w:pPr>
-        <w:numPr>
-          <w:ilvl w:val="0"/>
-          <w:numId w:val="1015"/>
-        </w:numPr>
-      </w:pPr>
-      <w:r>
-        <w:t xml:space="preserve">Ondas B o beta.</w:t>
-      </w:r>
-      <w:r>
-        <w:br/>
-      </w:r>
-      <w:r>
-        <w:rPr>
-          <w:b/>
-          <w:bCs/>
-        </w:rPr>
-        <w:t xml:space="preserve">M. A. Poca</w:t>
-      </w:r>
-    </w:p>
-    <w:p>
-      <w:pPr>
-        <w:numPr>
-          <w:ilvl w:val="0"/>
-          <w:numId w:val="1015"/>
-        </w:numPr>
-      </w:pPr>
-      <w:r>
-        <w:t xml:space="preserve">Ondas C.</w:t>
-      </w:r>
-      <w:r>
-        <w:br/>
-      </w:r>
-      <w:r>
-        <w:rPr>
-          <w:b/>
-          <w:bCs/>
-        </w:rPr>
-        <w:t xml:space="preserve">J. Sahuquillo</w:t>
-      </w:r>
-    </w:p>
-    <w:p>
-      <w:pPr>
-        <w:numPr>
-          <w:ilvl w:val="0"/>
-          <w:numId w:val="1015"/>
-        </w:numPr>
-      </w:pPr>
-      <w:r>
-        <w:t xml:space="preserve">Deconstruyendo el registro de PIC: ondas cardiacas y respiratorias.</w:t>
-      </w:r>
-      <w:r>
-        <w:br/>
-      </w:r>
-      <w:r>
-        <w:rPr>
-          <w:b/>
-          <w:bCs/>
-        </w:rPr>
-        <w:t xml:space="preserve">J. Sahuquillo</w:t>
-      </w:r>
-    </w:p>
-    <w:p>
-      <w:pPr>
-        <w:numPr>
-          <w:ilvl w:val="0"/>
-          <w:numId w:val="1015"/>
-        </w:numPr>
-      </w:pPr>
-      <w:r>
-        <w:t xml:space="preserve">Características diferenciales de la monitorización de la PIC en la edad pediátrica.</w:t>
-      </w:r>
-      <w:r>
-        <w:br/>
-      </w:r>
-      <w:r>
-        <w:rPr>
-          <w:b/>
-          <w:bCs/>
-        </w:rPr>
-        <w:t xml:space="preserve">M. A. Poca</w:t>
-      </w:r>
-    </w:p>
-    <w:bookmarkStart w:id="24" w:name="actividades-complementarias-modulo-4"/>
-    <w:p>
-      <w:pPr>
-        <w:pStyle w:val="Heading3"/>
-      </w:pPr>
-      <w:r>
-        <w:t xml:space="preserve">11.1</w:t>
-      </w:r>
-      <w:r>
-        <w:t xml:space="preserve"> </w:t>
-      </w:r>
-      <w:r>
-        <w:rPr>
-          <w:b/>
-          <w:bCs/>
-        </w:rPr>
-        <w:t xml:space="preserve">Actividades complementarias Modulo 4</w:t>
-      </w:r>
-    </w:p>
-    <w:p>
-      <w:pPr>
-        <w:pStyle w:val="Compact"/>
-        <w:numPr>
-          <w:ilvl w:val="0"/>
-          <w:numId w:val="1016"/>
-        </w:numPr>
-      </w:pPr>
-      <w:r>
-        <w:rPr>
-          <w:b/>
-          <w:bCs/>
-        </w:rPr>
-        <w:t xml:space="preserve">Bibliografía recomendada</w:t>
-      </w:r>
-    </w:p>
-    <w:p>
-      <w:pPr>
-        <w:pStyle w:val="Compact"/>
-        <w:numPr>
-          <w:ilvl w:val="0"/>
-          <w:numId w:val="1016"/>
-        </w:numPr>
-      </w:pPr>
-      <w:r>
-        <w:rPr>
-          <w:b/>
-          <w:bCs/>
-        </w:rPr>
-        <w:t xml:space="preserve">Evaluación para créditos del Módulo 4</w:t>
-      </w:r>
-    </w:p>
-    <w:p>
-      <w:pPr>
-        <w:pStyle w:val="Compact"/>
-        <w:numPr>
-          <w:ilvl w:val="0"/>
-          <w:numId w:val="1016"/>
         </w:numPr>
       </w:pPr>
       <w:r>
@@ -1473,7 +1453,7 @@
         <w:pStyle w:val="Compact"/>
         <w:numPr>
           <w:ilvl w:val="0"/>
-          <w:numId w:val="1017"/>
+          <w:numId w:val="1016"/>
         </w:numPr>
       </w:pPr>
       <w:r>
@@ -1485,7 +1465,7 @@
         <w:pStyle w:val="Compact"/>
         <w:numPr>
           <w:ilvl w:val="0"/>
-          <w:numId w:val="1017"/>
+          <w:numId w:val="1016"/>
         </w:numPr>
       </w:pPr>
       <w:r>
@@ -1806,9 +1786,6 @@
     <w:abstractNumId w:val="991"/>
   </w:num>
   <w:num w:numId="1016">
-    <w:abstractNumId w:val="991"/>
-  </w:num>
-  <w:num w:numId="1017">
     <w:abstractNumId w:val="991"/>
   </w:num>
 </w:numbering>

--- a/docs/Programa_H1_v2026.docx
+++ b/docs/Programa_H1_v2026.docx
@@ -42,7 +42,7 @@
         <w:pStyle w:val="Heading2"/>
       </w:pPr>
       <w:r>
-        <w:t xml:space="preserve">1 |</w:t>
+        <w:t xml:space="preserve">1</w:t>
       </w:r>
       <w:r>
         <w:t xml:space="preserve"> </w:t>
@@ -128,7 +128,7 @@
         <w:pStyle w:val="Heading2"/>
       </w:pPr>
       <w:r>
-        <w:t xml:space="preserve">2 |</w:t>
+        <w:t xml:space="preserve">2</w:t>
       </w:r>
       <w:r>
         <w:t xml:space="preserve"> </w:t>
@@ -1509,7 +1509,7 @@
         <w:pStyle w:val="Heading3"/>
       </w:pPr>
       <w:r>
-        <w:t xml:space="preserve">12.1</w:t>
+        <w:t xml:space="preserve">12.1 -</w:t>
       </w:r>
       <w:r>
         <w:t xml:space="preserve"> </w:t>

--- a/docs/Programa_H1_v2026.docx
+++ b/docs/Programa_H1_v2026.docx
@@ -7,8 +7,21 @@
         <w:pStyle w:val="Title"/>
       </w:pPr>
       <w:r>
-        <w:t xml:space="preserve">Programa preliminar del curso</w:t>
-      </w:r>
+        <w:t xml:space="preserve">Programa SC-H1-v2026</w:t>
+      </w:r>
+    </w:p>
+    <w:p>
+      <w:pPr>
+        <w:pStyle w:val="Subtitle"/>
+      </w:pPr>
+      <w:hyperlink r:id="rId9">
+        <w:r>
+          <w:rPr>
+            <w:rStyle w:val="Hyperlink"/>
+          </w:rPr>
+          <w:t xml:space="preserve">SmartCampus</w:t>
+        </w:r>
+      </w:hyperlink>
     </w:p>
     <w:sdt>
       <w:sdtPr>
@@ -36,7 +49,7 @@
         </w:p>
       </w:sdtContent>
     </w:sdt>
-    <w:bookmarkStart w:id="9" w:name="introducción-al-curso-sc-h1-v2026"/>
+    <w:bookmarkStart w:id="10" w:name="introducción-al-curso-sc-h1-v2026"/>
     <w:p>
       <w:pPr>
         <w:pStyle w:val="Heading2"/>
@@ -121,8 +134,8 @@
         <w:t xml:space="preserve">M.A. Poca</w:t>
       </w:r>
     </w:p>
-    <w:bookmarkEnd w:id="9"/>
-    <w:bookmarkStart w:id="10" w:name="conferencia-inaugural"/>
+    <w:bookmarkEnd w:id="10"/>
+    <w:bookmarkStart w:id="11" w:name="conferencia-inaugural"/>
     <w:p>
       <w:pPr>
         <w:pStyle w:val="Heading2"/>
@@ -197,14 +210,14 @@
         <w:t xml:space="preserve">M.A. Poca</w:t>
       </w:r>
     </w:p>
-    <w:bookmarkEnd w:id="10"/>
-    <w:bookmarkStart w:id="12" w:name="X36d5e9de734f3314732d8bf226179190e19b636"/>
+    <w:bookmarkEnd w:id="11"/>
+    <w:bookmarkStart w:id="13" w:name="X06511ed3b1175090e27f0a42780b86169092b50"/>
     <w:p>
       <w:pPr>
         <w:pStyle w:val="Heading2"/>
       </w:pPr>
       <w:r>
-        <w:t xml:space="preserve">3 | Módulo 1. Aspectos básicos sobre la fisiología y fisiopatología del LCR</w:t>
+        <w:t xml:space="preserve">3 Módulo 1 | Aspectos básicos sobre la fisiología y fisiopatología del LCR</w:t>
       </w:r>
     </w:p>
     <w:p>
@@ -389,7 +402,7 @@
         <w:t xml:space="preserve">M. A. Poca</w:t>
       </w:r>
     </w:p>
-    <w:bookmarkStart w:id="11" w:name="actividades-complementarias-modulo-1"/>
+    <w:bookmarkStart w:id="12" w:name="actividades-complementarias-modulo-1"/>
     <w:p>
       <w:pPr>
         <w:pStyle w:val="Heading3"/>
@@ -456,15 +469,15 @@
         <w:t xml:space="preserve">Valoración del Módulo 1 (control de calidad)</w:t>
       </w:r>
     </w:p>
-    <w:bookmarkEnd w:id="11"/>
     <w:bookmarkEnd w:id="12"/>
-    <w:bookmarkStart w:id="14" w:name="webinar-19.10.2026-1900---2100"/>
+    <w:bookmarkEnd w:id="13"/>
+    <w:bookmarkStart w:id="15" w:name="webinar-19.10.2026-1900---2100"/>
     <w:p>
       <w:pPr>
         <w:pStyle w:val="Heading2"/>
       </w:pPr>
       <w:r>
-        <w:t xml:space="preserve">4 |</w:t>
+        <w:t xml:space="preserve">4</w:t>
       </w:r>
       <w:r>
         <w:t xml:space="preserve"> </w:t>
@@ -474,10 +487,10 @@
           <w:b/>
           <w:bCs/>
         </w:rPr>
-        <w:t xml:space="preserve">Webinar (19.10.2026, 19:00 - 21:00)</w:t>
-      </w:r>
-    </w:p>
-    <w:bookmarkStart w:id="13" w:name="X40ae167d3855d069b94524d779789660f8b58ff"/>
+        <w:t xml:space="preserve">Webinar | 19.10.2026, 19:00 - 21:00</w:t>
+      </w:r>
+    </w:p>
+    <w:bookmarkStart w:id="14" w:name="X40ae167d3855d069b94524d779789660f8b58ff"/>
     <w:p>
       <w:pPr>
         <w:pStyle w:val="Heading3"/>
@@ -548,15 +561,15 @@
         <w:t xml:space="preserve">Utilidad del sistema de drenaje automático de LCR (LiquoGuard®). J. L. Caro Moderación: M. A. Poca (16 de septiembre, 19:00 horas)</w:t>
       </w:r>
     </w:p>
-    <w:bookmarkEnd w:id="13"/>
     <w:bookmarkEnd w:id="14"/>
-    <w:bookmarkStart w:id="16" w:name="conferencia-invitada"/>
+    <w:bookmarkEnd w:id="15"/>
+    <w:bookmarkStart w:id="17" w:name="conferencia-invitada"/>
     <w:p>
       <w:pPr>
         <w:pStyle w:val="Heading2"/>
       </w:pPr>
       <w:r>
-        <w:t xml:space="preserve">5 |</w:t>
+        <w:t xml:space="preserve">5</w:t>
       </w:r>
       <w:r>
         <w:t xml:space="preserve"> </w:t>
@@ -569,7 +582,7 @@
         <w:t xml:space="preserve">Conferencia invitada</w:t>
       </w:r>
     </w:p>
-    <w:bookmarkStart w:id="15" w:name="Xddb943b6d86c9e5555c7363ad5a7c8eb27da19f"/>
+    <w:bookmarkStart w:id="16" w:name="Xddb943b6d86c9e5555c7363ad5a7c8eb27da19f"/>
     <w:p>
       <w:pPr>
         <w:pStyle w:val="Heading3"/>
@@ -641,15 +654,15 @@
         <w:t xml:space="preserve">M.A. Poca</w:t>
       </w:r>
     </w:p>
-    <w:bookmarkEnd w:id="15"/>
     <w:bookmarkEnd w:id="16"/>
-    <w:bookmarkStart w:id="18" w:name="Xe0e4450e1d9fdf46ba79c3fa27637e309edd42f"/>
+    <w:bookmarkEnd w:id="17"/>
+    <w:bookmarkStart w:id="19" w:name="Xad5424579a5fb14dbdadef86cef5a64918800d8"/>
     <w:p>
       <w:pPr>
         <w:pStyle w:val="Heading2"/>
       </w:pPr>
       <w:r>
-        <w:t xml:space="preserve">6 | Módulo 2. Actualizaciones sobre los conceptos de hidrocefalia</w:t>
+        <w:t xml:space="preserve">6 Módulo 2 | Actualizaciones sobre los conceptos de hidrocefalia</w:t>
       </w:r>
     </w:p>
     <w:p>
@@ -789,7 +802,7 @@
         <w:t xml:space="preserve">MA Poca o els de l’article</w:t>
       </w:r>
     </w:p>
-    <w:bookmarkStart w:id="17" w:name="actividades-complementarias-modulo-2"/>
+    <w:bookmarkStart w:id="18" w:name="actividades-complementarias-modulo-2"/>
     <w:p>
       <w:pPr>
         <w:pStyle w:val="Heading3"/>
@@ -856,19 +869,19 @@
         <w:t xml:space="preserve">Valoración del Módulo 2 (control de calidad)</w:t>
       </w:r>
     </w:p>
-    <w:bookmarkEnd w:id="17"/>
     <w:bookmarkEnd w:id="18"/>
-    <w:bookmarkStart w:id="19" w:name="webinar-2-9-de-noviembre-1900-horas"/>
+    <w:bookmarkEnd w:id="19"/>
+    <w:bookmarkStart w:id="20" w:name="webinar-2-9-de-noviembre-1900-horas"/>
     <w:p>
       <w:pPr>
         <w:pStyle w:val="Heading2"/>
       </w:pPr>
       <w:r>
-        <w:t xml:space="preserve">7 | Webinar 2 (9 de noviembre, 19:00 horas)</w:t>
-      </w:r>
-    </w:p>
-    <w:bookmarkEnd w:id="19"/>
-    <w:bookmarkStart w:id="20" w:name="xxxxx"/>
+        <w:t xml:space="preserve">7 Webinar 2 | 9 de noviembre, 19:00 horas</w:t>
+      </w:r>
+    </w:p>
+    <w:bookmarkEnd w:id="20"/>
+    <w:bookmarkStart w:id="21" w:name="xxxxx"/>
     <w:p>
       <w:pPr>
         <w:pStyle w:val="Heading2"/>
@@ -899,14 +912,14 @@
         <w:t xml:space="preserve">J. Sahuquillo</w:t>
       </w:r>
     </w:p>
-    <w:bookmarkEnd w:id="20"/>
-    <w:bookmarkStart w:id="22" w:name="X3198d81f49e008158305c14e6b6752b9ef3dd4c"/>
+    <w:bookmarkEnd w:id="21"/>
+    <w:bookmarkStart w:id="23" w:name="X407110b3c2f28434cf736affc93d0ca149c9d76"/>
     <w:p>
       <w:pPr>
         <w:pStyle w:val="Heading2"/>
       </w:pPr>
       <w:r>
-        <w:t xml:space="preserve">9 | Módulo 3. Métodos diagnósticos. Conceptos básicos sobre la presión intracraneal.</w:t>
+        <w:t xml:space="preserve">9 Módulo 3 | Métodos diagnósticos. Conceptos básicos sobre la presión intracraneal.</w:t>
       </w:r>
     </w:p>
     <w:p>
@@ -1079,7 +1092,7 @@
         <w:t xml:space="preserve">M. A. Poca</w:t>
       </w:r>
     </w:p>
-    <w:bookmarkStart w:id="21" w:name="actividades-complementarias-modulo-3"/>
+    <w:bookmarkStart w:id="22" w:name="actividades-complementarias-modulo-3"/>
     <w:p>
       <w:pPr>
         <w:pStyle w:val="Heading3"/>
@@ -1146,15 +1159,15 @@
         <w:t xml:space="preserve">Valoración del Módulo 3 (control de calidad)</w:t>
       </w:r>
     </w:p>
-    <w:bookmarkEnd w:id="21"/>
     <w:bookmarkEnd w:id="22"/>
-    <w:bookmarkStart w:id="23" w:name="Xfdcc35ce73410a438452f84ad9c802c58b86262"/>
+    <w:bookmarkEnd w:id="23"/>
+    <w:bookmarkStart w:id="24" w:name="X459248256cd7a69739a1be48ecda294bf97960e"/>
     <w:p>
       <w:pPr>
         <w:pStyle w:val="Heading2"/>
       </w:pPr>
       <w:r>
-        <w:t xml:space="preserve">10 | Webinar 3. Taller sobre el registro de PIC mediante un equipo digital (PowerLab 4SP y el programa LabChart 8).</w:t>
+        <w:t xml:space="preserve">10 Webinar 3 | Taller sobre el registro de PIC mediante un equipo digital (PowerLab 4SP y el programa LabChart 8).</w:t>
       </w:r>
     </w:p>
     <w:p>
@@ -1223,14 +1236,14 @@
         <w:t xml:space="preserve">J. Sahuquillo</w:t>
       </w:r>
     </w:p>
-    <w:bookmarkEnd w:id="23"/>
-    <w:bookmarkStart w:id="25" w:name="Xb147427f727b7d2c10ead1ed83fc8bf00882a71"/>
+    <w:bookmarkEnd w:id="24"/>
+    <w:bookmarkStart w:id="26" w:name="X0c70ee34b2242b93d5561db0a787b63e9422971"/>
     <w:p>
       <w:pPr>
         <w:pStyle w:val="Heading2"/>
       </w:pPr>
       <w:r>
-        <w:t xml:space="preserve">11 | Módulo 4. Métodos diagnósticos. Conceptos avanzados sobre presión intracraneal</w:t>
+        <w:t xml:space="preserve">11 Módulo 4 | Métodos diagnósticos. Conceptos avanzados sobre presión intracraneal</w:t>
       </w:r>
     </w:p>
     <w:p>
@@ -1370,7 +1383,7 @@
         <w:t xml:space="preserve">M. A. Poca</w:t>
       </w:r>
     </w:p>
-    <w:bookmarkStart w:id="24" w:name="actividades-complementarias-modulo-4"/>
+    <w:bookmarkStart w:id="25" w:name="actividades-complementarias-modulo-4"/>
     <w:p>
       <w:pPr>
         <w:pStyle w:val="Heading3"/>
@@ -1437,15 +1450,15 @@
         <w:t xml:space="preserve">Valoración del Módulo 4 (control de calidad)</w:t>
       </w:r>
     </w:p>
-    <w:bookmarkEnd w:id="24"/>
     <w:bookmarkEnd w:id="25"/>
-    <w:bookmarkStart w:id="27" w:name="X51157c34193020887994a2a88bb7804a6b0c895"/>
+    <w:bookmarkEnd w:id="26"/>
+    <w:bookmarkStart w:id="28" w:name="X51157c34193020887994a2a88bb7804a6b0c895"/>
     <w:p>
       <w:pPr>
         <w:pStyle w:val="Heading2"/>
       </w:pPr>
       <w:r>
-        <w:t xml:space="preserve">12 | Webinar 4| 14 de diciembre, 19:00 horas. Valoración de casos clínicos y registros de PIC.</w:t>
+        <w:t xml:space="preserve">12 Webinar 4 | 14 de diciembre, 19:00 horas. Valoración de casos clínicos y registros de PIC.</w:t>
       </w:r>
     </w:p>
     <w:p>
@@ -1503,7 +1516,7 @@
         <w:br/>
       </w:r>
     </w:p>
-    <w:bookmarkStart w:id="26" w:name="X905bacab504cb9782e974405000004090d897af"/>
+    <w:bookmarkStart w:id="27" w:name="X905bacab504cb9782e974405000004090d897af"/>
     <w:p>
       <w:pPr>
         <w:pStyle w:val="Heading3"/>
@@ -1522,8 +1535,8 @@
         <w:t xml:space="preserve">Encuesta control calidad: Valoración global final del curso SC-H1-v2026</w:t>
       </w:r>
     </w:p>
-    <w:bookmarkEnd w:id="26"/>
     <w:bookmarkEnd w:id="27"/>
+    <w:bookmarkEnd w:id="28"/>
     <w:sectPr>
       <w:footnotePr>
         <w:numRestart w:val="eachSect"/>

--- a/docs/Programa_H1_v2026.docx
+++ b/docs/Programa_H1_v2026.docx
@@ -156,23 +156,25 @@
     </w:p>
     <w:p>
       <w:pPr>
+        <w:pStyle w:val="FirstParagraph"/>
+      </w:pPr>
+      <w:r>
+        <w:rPr>
+          <w:b/>
+          <w:bCs/>
+        </w:rPr>
+        <w:t xml:space="preserve">Papel de las Acuaporinas cerebrales en la homeostasis del LCR y su contribución al desarrollo de hidrocefalia.</w:t>
+      </w:r>
+    </w:p>
+    <w:p>
+      <w:pPr>
+        <w:pStyle w:val="Compact"/>
         <w:numPr>
           <w:ilvl w:val="0"/>
           <w:numId w:val="1002"/>
         </w:numPr>
       </w:pPr>
       <w:r>
-        <w:t xml:space="preserve">Papel de las Acuaporinas cerebrales en la homeostasis del LCR y su contribución al desarrollo de hidrocefalia.</w:t>
-      </w:r>
-    </w:p>
-    <w:p>
-      <w:pPr>
-        <w:numPr>
-          <w:ilvl w:val="0"/>
-          <w:numId w:val="1002"/>
-        </w:numPr>
-      </w:pPr>
-      <w:r>
         <w:t xml:space="preserve">Ponente:</w:t>
       </w:r>
       <w:r>
@@ -187,27 +189,6 @@
       </w:r>
       <w:r>
         <w:t xml:space="preserve">. Catedrática de Fisiología del Departamento de Fisiología Médica y Biofísica de la Facultad de Medicina de la Universidad de Sevilla.</w:t>
-      </w:r>
-    </w:p>
-    <w:p>
-      <w:pPr>
-        <w:numPr>
-          <w:ilvl w:val="0"/>
-          <w:numId w:val="1002"/>
-        </w:numPr>
-      </w:pPr>
-      <w:r>
-        <w:rPr>
-          <w:b/>
-          <w:bCs/>
-        </w:rPr>
-        <w:t xml:space="preserve">Moderadora:</w:t>
-      </w:r>
-      <w:r>
-        <w:t xml:space="preserve"> </w:t>
-      </w:r>
-      <w:r>
-        <w:t xml:space="preserve">M.A. Poca</w:t>
       </w:r>
     </w:p>
     <w:bookmarkEnd w:id="11"/>
@@ -314,9 +295,6 @@
         </w:rPr>
         <w:t xml:space="preserve">L. Castellanos</w:t>
       </w:r>
-      <w:r>
-        <w:br/>
-      </w:r>
     </w:p>
     <w:p>
       <w:pPr>
@@ -471,7 +449,7 @@
     </w:p>
     <w:bookmarkEnd w:id="12"/>
     <w:bookmarkEnd w:id="13"/>
-    <w:bookmarkStart w:id="15" w:name="webinar-19.10.2026-1900---2100"/>
+    <w:bookmarkStart w:id="16" w:name="webinar-19.10.2026-1900---2100"/>
     <w:p>
       <w:pPr>
         <w:pStyle w:val="Heading2"/>
@@ -506,7 +484,7 @@
           <w:b/>
           <w:bCs/>
         </w:rPr>
-        <w:t xml:space="preserve">Aspectos prácticos en la colocación y manejo de los drenajes ventriculares y lumbares externos.</w:t>
+        <w:t xml:space="preserve">- Aspectos prácticos en la colocación y manejo de los drenajes ventriculares y lumbares externos.</w:t>
       </w:r>
     </w:p>
     <w:p>
@@ -518,17 +496,37 @@
         </w:numPr>
       </w:pPr>
       <w:r>
+        <w:rPr>
+          <w:b/>
+          <w:bCs/>
+        </w:rPr>
         <w:t xml:space="preserve">Ponente:</w:t>
       </w:r>
       <w:r>
         <w:t xml:space="preserve"> </w:t>
       </w:r>
       <w:r>
-        <w:rPr>
-          <w:b/>
-          <w:bCs/>
-        </w:rPr>
-        <w:t xml:space="preserve">D. López Bermeo</w:t>
+        <w:t xml:space="preserve">D. López-Bermeo</w:t>
+      </w:r>
+    </w:p>
+    <w:bookmarkEnd w:id="14"/>
+    <w:bookmarkStart w:id="15" w:name="X56ec7dc81498ca28069a72824573b3e4f1db2b7"/>
+    <w:p>
+      <w:pPr>
+        <w:pStyle w:val="Heading3"/>
+      </w:pPr>
+      <w:r>
+        <w:t xml:space="preserve">4.2</w:t>
+      </w:r>
+      <w:r>
+        <w:t xml:space="preserve"> </w:t>
+      </w:r>
+      <w:r>
+        <w:rPr>
+          <w:b/>
+          <w:bCs/>
+        </w:rPr>
+        <w:t xml:space="preserve">- Utilidad del sistema de drenaje automático de LCR (LiquoGuard®).</w:t>
       </w:r>
     </w:p>
     <w:p>
@@ -536,7 +534,29 @@
         <w:pStyle w:val="Compact"/>
         <w:numPr>
           <w:ilvl w:val="0"/>
-          <w:numId w:val="1005"/>
+          <w:numId w:val="1006"/>
+        </w:numPr>
+      </w:pPr>
+      <w:r>
+        <w:rPr>
+          <w:b/>
+          <w:bCs/>
+        </w:rPr>
+        <w:t xml:space="preserve">Ponente:</w:t>
+      </w:r>
+      <w:r>
+        <w:t xml:space="preserve"> </w:t>
+      </w:r>
+      <w:r>
+        <w:t xml:space="preserve">J. L. Caro</w:t>
+      </w:r>
+    </w:p>
+    <w:p>
+      <w:pPr>
+        <w:pStyle w:val="Compact"/>
+        <w:numPr>
+          <w:ilvl w:val="0"/>
+          <w:numId w:val="1007"/>
         </w:numPr>
       </w:pPr>
       <w:r>
@@ -553,42 +573,209 @@
         <w:t xml:space="preserve">M. A. Poca</w:t>
       </w:r>
     </w:p>
-    <w:p>
-      <w:pPr>
-        <w:pStyle w:val="FirstParagraph"/>
-      </w:pPr>
-      <w:r>
-        <w:t xml:space="preserve">Utilidad del sistema de drenaje automático de LCR (LiquoGuard®). J. L. Caro Moderación: M. A. Poca (16 de septiembre, 19:00 horas)</w:t>
-      </w:r>
-    </w:p>
-    <w:bookmarkEnd w:id="14"/>
     <w:bookmarkEnd w:id="15"/>
-    <w:bookmarkStart w:id="17" w:name="conferencia-invitada"/>
+    <w:bookmarkEnd w:id="16"/>
+    <w:bookmarkStart w:id="18" w:name="Xad5424579a5fb14dbdadef86cef5a64918800d8"/>
     <w:p>
       <w:pPr>
         <w:pStyle w:val="Heading2"/>
       </w:pPr>
       <w:r>
-        <w:t xml:space="preserve">5</w:t>
+        <w:t xml:space="preserve">5 Módulo 2 | Actualizaciones sobre los conceptos de hidrocefalia</w:t>
+      </w:r>
+    </w:p>
+    <w:p>
+      <w:pPr>
+        <w:numPr>
+          <w:ilvl w:val="0"/>
+          <w:numId w:val="1008"/>
+        </w:numPr>
+      </w:pPr>
+      <w:r>
+        <w:t xml:space="preserve">Evaluación preliminar de conocimientos (Finalidad docente, no puntuable)</w:t>
+      </w:r>
+    </w:p>
+    <w:p>
+      <w:pPr>
+        <w:numPr>
+          <w:ilvl w:val="0"/>
+          <w:numId w:val="1008"/>
+        </w:numPr>
+      </w:pPr>
+      <w:r>
+        <w:rPr>
+          <w:b/>
+          <w:bCs/>
+        </w:rPr>
+        <w:t xml:space="preserve">Conferencia invitada</w:t>
+      </w:r>
+      <w:r>
+        <w:t xml:space="preserve">.</w:t>
       </w:r>
       <w:r>
         <w:t xml:space="preserve"> </w:t>
       </w:r>
       <w:r>
         <w:rPr>
-          <w:b/>
-          <w:bCs/>
-        </w:rPr>
-        <w:t xml:space="preserve">Conferencia invitada</w:t>
-      </w:r>
-    </w:p>
-    <w:bookmarkStart w:id="16" w:name="Xddb943b6d86c9e5555c7363ad5a7c8eb27da19f"/>
+          <w:i/>
+          <w:iCs/>
+        </w:rPr>
+        <w:t xml:space="preserve">Lifelong implications in the diagnosis and management of Hydrocephalus.</w:t>
+      </w:r>
+      <w:r>
+        <w:br/>
+      </w:r>
+      <w:r>
+        <w:rPr>
+          <w:b/>
+          <w:bCs/>
+        </w:rPr>
+        <w:t xml:space="preserve">P. M. Klinge</w:t>
+      </w:r>
+    </w:p>
+    <w:p>
+      <w:pPr>
+        <w:numPr>
+          <w:ilvl w:val="0"/>
+          <w:numId w:val="1008"/>
+        </w:numPr>
+      </w:pPr>
+      <w:r>
+        <w:t xml:space="preserve">Definición y tipos de hidrocefalia.</w:t>
+      </w:r>
+      <w:r>
+        <w:br/>
+      </w:r>
+      <w:r>
+        <w:rPr>
+          <w:b/>
+          <w:bCs/>
+        </w:rPr>
+        <w:t xml:space="preserve">M. A. Poca</w:t>
+      </w:r>
+    </w:p>
+    <w:p>
+      <w:pPr>
+        <w:numPr>
+          <w:ilvl w:val="0"/>
+          <w:numId w:val="1008"/>
+        </w:numPr>
+      </w:pPr>
+      <w:r>
+        <w:t xml:space="preserve">Fisiopatología de la hidrocefalia.</w:t>
+      </w:r>
+      <w:r>
+        <w:br/>
+      </w:r>
+      <w:r>
+        <w:rPr>
+          <w:b/>
+          <w:bCs/>
+        </w:rPr>
+        <w:t xml:space="preserve">M. A. Poca</w:t>
+      </w:r>
+    </w:p>
+    <w:p>
+      <w:pPr>
+        <w:numPr>
+          <w:ilvl w:val="0"/>
+          <w:numId w:val="1008"/>
+        </w:numPr>
+      </w:pPr>
+      <w:r>
+        <w:t xml:space="preserve">Índices ventriculares. Parámetros más utilizados para cuantificar el tamaño ventricular en el niño y en el adulto.</w:t>
+      </w:r>
+      <w:r>
+        <w:br/>
+      </w:r>
+      <w:r>
+        <w:rPr>
+          <w:b/>
+          <w:bCs/>
+        </w:rPr>
+        <w:t xml:space="preserve">A. Rovira</w:t>
+      </w:r>
+    </w:p>
+    <w:p>
+      <w:pPr>
+        <w:numPr>
+          <w:ilvl w:val="0"/>
+          <w:numId w:val="1008"/>
+        </w:numPr>
+      </w:pPr>
+      <w:r>
+        <w:t xml:space="preserve">Fundamentos fisiopatológicos de la curva presión-volumen.</w:t>
+      </w:r>
+      <w:r>
+        <w:br/>
+      </w:r>
+      <w:r>
+        <w:rPr>
+          <w:b/>
+          <w:bCs/>
+        </w:rPr>
+        <w:t xml:space="preserve">J. Sahuquillo</w:t>
+      </w:r>
+    </w:p>
+    <w:p>
+      <w:pPr>
+        <w:numPr>
+          <w:ilvl w:val="0"/>
+          <w:numId w:val="1008"/>
+        </w:numPr>
+      </w:pPr>
+      <w:r>
+        <w:t xml:space="preserve">Introducción a los modelos matemáticos de dinámica del LCR. El modelo de Marmarou.</w:t>
+      </w:r>
+      <w:r>
+        <w:br/>
+      </w:r>
+      <w:r>
+        <w:rPr>
+          <w:b/>
+          <w:bCs/>
+        </w:rPr>
+        <w:t xml:space="preserve">J. Sahuquillo</w:t>
+      </w:r>
+    </w:p>
+    <w:p>
+      <w:pPr>
+        <w:numPr>
+          <w:ilvl w:val="0"/>
+          <w:numId w:val="1008"/>
+        </w:numPr>
+      </w:pPr>
+      <w:r>
+        <w:t xml:space="preserve">Introducción a los estudios de la dinámica del LCR.</w:t>
+      </w:r>
+      <w:r>
+        <w:br/>
+      </w:r>
+      <w:r>
+        <w:rPr>
+          <w:b/>
+          <w:bCs/>
+        </w:rPr>
+        <w:t xml:space="preserve">A. Otero</w:t>
+      </w:r>
+    </w:p>
+    <w:bookmarkStart w:id="17" w:name="actividades-complementarias-modulo-2"/>
     <w:p>
       <w:pPr>
         <w:pStyle w:val="Heading3"/>
       </w:pPr>
       <w:r>
-        <w:t xml:space="preserve">5.1 Analysis of intracranial pressure pulse waveform</w:t>
+        <w:t xml:space="preserve">5.1</w:t>
+      </w:r>
+      <w:r>
+        <w:t xml:space="preserve"> </w:t>
+      </w:r>
+      <w:r>
+        <w:rPr>
+          <w:b/>
+          <w:bCs/>
+        </w:rPr>
+        <w:t xml:space="preserve">Actividades complementarias Modulo 2</w:t>
       </w:r>
     </w:p>
     <w:p>
@@ -596,7 +783,919 @@
         <w:pStyle w:val="Compact"/>
         <w:numPr>
           <w:ilvl w:val="0"/>
-          <w:numId w:val="1006"/>
+          <w:numId w:val="1009"/>
+        </w:numPr>
+      </w:pPr>
+      <w:r>
+        <w:rPr>
+          <w:b/>
+          <w:bCs/>
+        </w:rPr>
+        <w:t xml:space="preserve">Bibliografía recomendada</w:t>
+      </w:r>
+    </w:p>
+    <w:p>
+      <w:pPr>
+        <w:pStyle w:val="Compact"/>
+        <w:numPr>
+          <w:ilvl w:val="0"/>
+          <w:numId w:val="1009"/>
+        </w:numPr>
+      </w:pPr>
+      <w:r>
+        <w:rPr>
+          <w:b/>
+          <w:bCs/>
+        </w:rPr>
+        <w:t xml:space="preserve">Evaluación para créditos del Módulo 2</w:t>
+      </w:r>
+    </w:p>
+    <w:p>
+      <w:pPr>
+        <w:pStyle w:val="Compact"/>
+        <w:numPr>
+          <w:ilvl w:val="0"/>
+          <w:numId w:val="1009"/>
+        </w:numPr>
+      </w:pPr>
+      <w:r>
+        <w:rPr>
+          <w:b/>
+          <w:bCs/>
+        </w:rPr>
+        <w:t xml:space="preserve">Valoración del Módulo 2 (control de calidad)</w:t>
+      </w:r>
+    </w:p>
+    <w:bookmarkEnd w:id="17"/>
+    <w:bookmarkEnd w:id="18"/>
+    <w:bookmarkStart w:id="19" w:name="webinar-2-9-de-noviembre-1900-horas"/>
+    <w:p>
+      <w:pPr>
+        <w:pStyle w:val="Heading2"/>
+      </w:pPr>
+      <w:r>
+        <w:t xml:space="preserve">6 Webinar 2 | 9 de noviembre, 19:00 horas</w:t>
+      </w:r>
+    </w:p>
+    <w:bookmarkEnd w:id="19"/>
+    <w:bookmarkStart w:id="20" w:name="X761a39defba858fc258db697452f52335bbc9bf"/>
+    <w:p>
+      <w:pPr>
+        <w:pStyle w:val="Heading2"/>
+      </w:pPr>
+      <w:r>
+        <w:t xml:space="preserve">7 - Presentación y discusión de casos clínicos.</w:t>
+      </w:r>
+    </w:p>
+    <w:p>
+      <w:pPr>
+        <w:pStyle w:val="Compact"/>
+        <w:numPr>
+          <w:ilvl w:val="0"/>
+          <w:numId w:val="1010"/>
+        </w:numPr>
+      </w:pPr>
+      <w:r>
+        <w:rPr>
+          <w:b/>
+          <w:bCs/>
+        </w:rPr>
+        <w:t xml:space="preserve">Ponentes:</w:t>
+      </w:r>
+      <w:r>
+        <w:t xml:space="preserve"> </w:t>
+      </w:r>
+      <w:r>
+        <w:t xml:space="preserve">G. Moreno y D. López-Bermeo</w:t>
+      </w:r>
+    </w:p>
+    <w:p>
+      <w:pPr>
+        <w:pStyle w:val="Compact"/>
+        <w:numPr>
+          <w:ilvl w:val="0"/>
+          <w:numId w:val="1011"/>
+        </w:numPr>
+      </w:pPr>
+      <w:r>
+        <w:rPr>
+          <w:b/>
+          <w:bCs/>
+        </w:rPr>
+        <w:t xml:space="preserve">Moderación:</w:t>
+      </w:r>
+      <w:r>
+        <w:t xml:space="preserve"> </w:t>
+      </w:r>
+      <w:r>
+        <w:t xml:space="preserve">M.A. Poca</w:t>
+      </w:r>
+    </w:p>
+    <w:bookmarkEnd w:id="20"/>
+    <w:bookmarkStart w:id="22" w:name="X407110b3c2f28434cf736affc93d0ca149c9d76"/>
+    <w:p>
+      <w:pPr>
+        <w:pStyle w:val="Heading2"/>
+      </w:pPr>
+      <w:r>
+        <w:t xml:space="preserve">8 Módulo 3 | Métodos diagnósticos. Conceptos básicos sobre la presión intracraneal.</w:t>
+      </w:r>
+    </w:p>
+    <w:p>
+      <w:pPr>
+        <w:numPr>
+          <w:ilvl w:val="0"/>
+          <w:numId w:val="1012"/>
+        </w:numPr>
+      </w:pPr>
+      <w:r>
+        <w:t xml:space="preserve">Evaluación preliminar de conocimientos (Finalidad docente, no puntuable).</w:t>
+      </w:r>
+    </w:p>
+    <w:p>
+      <w:pPr>
+        <w:numPr>
+          <w:ilvl w:val="0"/>
+          <w:numId w:val="1012"/>
+        </w:numPr>
+      </w:pPr>
+      <w:r>
+        <w:rPr>
+          <w:b/>
+          <w:bCs/>
+        </w:rPr>
+        <w:t xml:space="preserve">Conferencia invitada:</w:t>
+      </w:r>
+      <w:r>
+        <w:t xml:space="preserve"> </w:t>
+      </w:r>
+      <w:r>
+        <w:t xml:space="preserve">Analysis of intracranial pressure pulse waveform</w:t>
+      </w:r>
+      <w:r>
+        <w:br/>
+      </w:r>
+      <w:r>
+        <w:rPr>
+          <w:b/>
+          <w:bCs/>
+        </w:rPr>
+        <w:t xml:space="preserve">Agnieszka Kazimierska.</w:t>
+      </w:r>
+      <w:r>
+        <w:t xml:space="preserve"> </w:t>
+      </w:r>
+      <w:r>
+        <w:t xml:space="preserve">Department of Biomedical Engineering, Wroclaw University of Science and Technology, Wroclaw, Poland.</w:t>
+      </w:r>
+    </w:p>
+    <w:p>
+      <w:pPr>
+        <w:numPr>
+          <w:ilvl w:val="0"/>
+          <w:numId w:val="1012"/>
+        </w:numPr>
+      </w:pPr>
+      <w:r>
+        <w:t xml:space="preserve">Tipos de sensores de PIC. Ventajas e inconvenientes.</w:t>
+      </w:r>
+      <w:r>
+        <w:br/>
+      </w:r>
+      <w:r>
+        <w:rPr>
+          <w:b/>
+          <w:bCs/>
+        </w:rPr>
+        <w:t xml:space="preserve">M. A. Poca</w:t>
+      </w:r>
+    </w:p>
+    <w:p>
+      <w:pPr>
+        <w:numPr>
+          <w:ilvl w:val="0"/>
+          <w:numId w:val="1012"/>
+        </w:numPr>
+      </w:pPr>
+      <w:r>
+        <w:t xml:space="preserve">Los sensores epidurales aplicados al estudio de la hidrocefalia.</w:t>
+      </w:r>
+      <w:r>
+        <w:br/>
+      </w:r>
+      <w:r>
+        <w:rPr>
+          <w:b/>
+          <w:bCs/>
+        </w:rPr>
+        <w:t xml:space="preserve">M. A. Poca</w:t>
+      </w:r>
+    </w:p>
+    <w:p>
+      <w:pPr>
+        <w:numPr>
+          <w:ilvl w:val="0"/>
+          <w:numId w:val="1012"/>
+        </w:numPr>
+      </w:pPr>
+      <w:r>
+        <w:t xml:space="preserve">Introducción a los sistemas telemétricos.</w:t>
+      </w:r>
+      <w:r>
+        <w:br/>
+      </w:r>
+      <w:r>
+        <w:rPr>
+          <w:b/>
+          <w:bCs/>
+        </w:rPr>
+        <w:t xml:space="preserve">M. Rivero</w:t>
+      </w:r>
+    </w:p>
+    <w:p>
+      <w:pPr>
+        <w:numPr>
+          <w:ilvl w:val="0"/>
+          <w:numId w:val="1012"/>
+        </w:numPr>
+      </w:pPr>
+      <w:r>
+        <w:t xml:space="preserve">Adquisición y filtrado básico de la señal de presión intracraneal.</w:t>
+      </w:r>
+      <w:r>
+        <w:br/>
+      </w:r>
+      <w:r>
+        <w:rPr>
+          <w:b/>
+          <w:bCs/>
+        </w:rPr>
+        <w:t xml:space="preserve">J. Sahuquillo</w:t>
+      </w:r>
+    </w:p>
+    <w:p>
+      <w:pPr>
+        <w:numPr>
+          <w:ilvl w:val="0"/>
+          <w:numId w:val="1012"/>
+        </w:numPr>
+      </w:pPr>
+      <w:r>
+        <w:t xml:space="preserve">Cómo analizar un registro de PIC. Características de un registro normal e introducción a los registros digitales.</w:t>
+      </w:r>
+      <w:r>
+        <w:br/>
+      </w:r>
+      <w:r>
+        <w:rPr>
+          <w:b/>
+          <w:bCs/>
+        </w:rPr>
+        <w:t xml:space="preserve">M. A. Poca</w:t>
+      </w:r>
+    </w:p>
+    <w:p>
+      <w:pPr>
+        <w:numPr>
+          <w:ilvl w:val="0"/>
+          <w:numId w:val="1012"/>
+        </w:numPr>
+      </w:pPr>
+      <w:r>
+        <w:t xml:space="preserve">Errores más frecuentes y artefactos en un registro de PIC.</w:t>
+      </w:r>
+      <w:r>
+        <w:br/>
+      </w:r>
+      <w:r>
+        <w:rPr>
+          <w:b/>
+          <w:bCs/>
+        </w:rPr>
+        <w:t xml:space="preserve">M. A. Poca</w:t>
+      </w:r>
+    </w:p>
+    <w:bookmarkStart w:id="21" w:name="actividades-complementarias-modulo-3"/>
+    <w:p>
+      <w:pPr>
+        <w:pStyle w:val="Heading3"/>
+      </w:pPr>
+      <w:r>
+        <w:t xml:space="preserve">8.1</w:t>
+      </w:r>
+      <w:r>
+        <w:t xml:space="preserve"> </w:t>
+      </w:r>
+      <w:r>
+        <w:rPr>
+          <w:b/>
+          <w:bCs/>
+        </w:rPr>
+        <w:t xml:space="preserve">Actividades complementarias Modulo 3</w:t>
+      </w:r>
+    </w:p>
+    <w:p>
+      <w:pPr>
+        <w:pStyle w:val="Compact"/>
+        <w:numPr>
+          <w:ilvl w:val="0"/>
+          <w:numId w:val="1013"/>
+        </w:numPr>
+      </w:pPr>
+      <w:r>
+        <w:rPr>
+          <w:b/>
+          <w:bCs/>
+        </w:rPr>
+        <w:t xml:space="preserve">Bibliografía recomendada</w:t>
+      </w:r>
+    </w:p>
+    <w:p>
+      <w:pPr>
+        <w:pStyle w:val="Compact"/>
+        <w:numPr>
+          <w:ilvl w:val="0"/>
+          <w:numId w:val="1013"/>
+        </w:numPr>
+      </w:pPr>
+      <w:r>
+        <w:rPr>
+          <w:b/>
+          <w:bCs/>
+        </w:rPr>
+        <w:t xml:space="preserve">Evaluación para créditos del Módulo 3</w:t>
+      </w:r>
+    </w:p>
+    <w:p>
+      <w:pPr>
+        <w:pStyle w:val="Compact"/>
+        <w:numPr>
+          <w:ilvl w:val="0"/>
+          <w:numId w:val="1013"/>
+        </w:numPr>
+      </w:pPr>
+      <w:r>
+        <w:rPr>
+          <w:b/>
+          <w:bCs/>
+        </w:rPr>
+        <w:t xml:space="preserve">Valoración del Módulo 3 (control de calidad)</w:t>
+      </w:r>
+    </w:p>
+    <w:bookmarkEnd w:id="21"/>
+    <w:bookmarkEnd w:id="22"/>
+    <w:bookmarkStart w:id="23" w:name="X459248256cd7a69739a1be48ecda294bf97960e"/>
+    <w:p>
+      <w:pPr>
+        <w:pStyle w:val="Heading2"/>
+      </w:pPr>
+      <w:r>
+        <w:t xml:space="preserve">9 Webinar 3 | Taller sobre el registro de PIC mediante un equipo digital (PowerLab 4SP y el programa LabChart 8).</w:t>
+      </w:r>
+    </w:p>
+    <w:p>
+      <w:pPr>
+        <w:pStyle w:val="Compact"/>
+        <w:numPr>
+          <w:ilvl w:val="0"/>
+          <w:numId w:val="1014"/>
+        </w:numPr>
+      </w:pPr>
+      <w:r>
+        <w:rPr>
+          <w:b/>
+          <w:bCs/>
+        </w:rPr>
+        <w:t xml:space="preserve">Fecha:</w:t>
+      </w:r>
+      <w:r>
+        <w:t xml:space="preserve"> </w:t>
+      </w:r>
+      <w:r>
+        <w:t xml:space="preserve">23 noviembre (19:00 a 21:00)</w:t>
+      </w:r>
+    </w:p>
+    <w:p>
+      <w:pPr>
+        <w:pStyle w:val="Compact"/>
+        <w:numPr>
+          <w:ilvl w:val="0"/>
+          <w:numId w:val="1014"/>
+        </w:numPr>
+      </w:pPr>
+      <w:r>
+        <w:rPr>
+          <w:b/>
+          <w:bCs/>
+        </w:rPr>
+        <w:t xml:space="preserve">Presentación:</w:t>
+      </w:r>
+      <w:r>
+        <w:t xml:space="preserve"> </w:t>
+      </w:r>
+      <w:r>
+        <w:t xml:space="preserve">M.A. Poca</w:t>
+      </w:r>
+    </w:p>
+    <w:p>
+      <w:pPr>
+        <w:pStyle w:val="Compact"/>
+        <w:numPr>
+          <w:ilvl w:val="0"/>
+          <w:numId w:val="1014"/>
+        </w:numPr>
+      </w:pPr>
+      <w:r>
+        <w:rPr>
+          <w:b/>
+          <w:bCs/>
+        </w:rPr>
+        <w:t xml:space="preserve">Moderación:</w:t>
+      </w:r>
+      <w:r>
+        <w:t xml:space="preserve"> </w:t>
+      </w:r>
+      <w:r>
+        <w:t xml:space="preserve">J. Sahuquillo</w:t>
+      </w:r>
+    </w:p>
+    <w:bookmarkEnd w:id="23"/>
+    <w:bookmarkStart w:id="25" w:name="X0c70ee34b2242b93d5561db0a787b63e9422971"/>
+    <w:p>
+      <w:pPr>
+        <w:pStyle w:val="Heading2"/>
+      </w:pPr>
+      <w:r>
+        <w:t xml:space="preserve">10 Módulo 4 | Métodos diagnósticos. Conceptos avanzados sobre presión intracraneal</w:t>
+      </w:r>
+    </w:p>
+    <w:p>
+      <w:pPr>
+        <w:numPr>
+          <w:ilvl w:val="0"/>
+          <w:numId w:val="1015"/>
+        </w:numPr>
+      </w:pPr>
+      <w:r>
+        <w:t xml:space="preserve">Evaluación preliminar de conocimientos (Finalidad docente, no puntuable).</w:t>
+      </w:r>
+    </w:p>
+    <w:p>
+      <w:pPr>
+        <w:numPr>
+          <w:ilvl w:val="0"/>
+          <w:numId w:val="1015"/>
+        </w:numPr>
+      </w:pPr>
+      <w:r>
+        <w:t xml:space="preserve">Introducción a la monografía de Lundberg.</w:t>
+      </w:r>
+      <w:r>
+        <w:br/>
+      </w:r>
+      <w:r>
+        <w:rPr>
+          <w:b/>
+          <w:bCs/>
+        </w:rPr>
+        <w:t xml:space="preserve">J. Sahuquillo</w:t>
+      </w:r>
+    </w:p>
+    <w:p>
+      <w:pPr>
+        <w:numPr>
+          <w:ilvl w:val="0"/>
+          <w:numId w:val="1015"/>
+        </w:numPr>
+      </w:pPr>
+      <w:r>
+        <w:t xml:space="preserve">Las ondas A o ‘plateau’.</w:t>
+      </w:r>
+      <w:r>
+        <w:br/>
+      </w:r>
+      <w:r>
+        <w:rPr>
+          <w:b/>
+          <w:bCs/>
+        </w:rPr>
+        <w:t xml:space="preserve">M. A. Poca</w:t>
+      </w:r>
+    </w:p>
+    <w:p>
+      <w:pPr>
+        <w:numPr>
+          <w:ilvl w:val="0"/>
+          <w:numId w:val="1015"/>
+        </w:numPr>
+      </w:pPr>
+      <w:r>
+        <w:t xml:space="preserve">Ondas B o beta.</w:t>
+      </w:r>
+      <w:r>
+        <w:br/>
+      </w:r>
+      <w:r>
+        <w:rPr>
+          <w:b/>
+          <w:bCs/>
+        </w:rPr>
+        <w:t xml:space="preserve">M. A. Poca</w:t>
+      </w:r>
+    </w:p>
+    <w:p>
+      <w:pPr>
+        <w:numPr>
+          <w:ilvl w:val="0"/>
+          <w:numId w:val="1015"/>
+        </w:numPr>
+      </w:pPr>
+      <w:r>
+        <w:t xml:space="preserve">Ondas C.</w:t>
+      </w:r>
+      <w:r>
+        <w:br/>
+      </w:r>
+      <w:r>
+        <w:rPr>
+          <w:b/>
+          <w:bCs/>
+        </w:rPr>
+        <w:t xml:space="preserve">J. Sahuquillo</w:t>
+      </w:r>
+    </w:p>
+    <w:p>
+      <w:pPr>
+        <w:numPr>
+          <w:ilvl w:val="0"/>
+          <w:numId w:val="1015"/>
+        </w:numPr>
+      </w:pPr>
+      <w:r>
+        <w:t xml:space="preserve">Deconstruyendo el registro de PIC: ondas cardiacas y respiratorias.</w:t>
+      </w:r>
+      <w:r>
+        <w:br/>
+      </w:r>
+      <w:r>
+        <w:rPr>
+          <w:b/>
+          <w:bCs/>
+        </w:rPr>
+        <w:t xml:space="preserve">J. Sahuquillo</w:t>
+      </w:r>
+    </w:p>
+    <w:p>
+      <w:pPr>
+        <w:numPr>
+          <w:ilvl w:val="0"/>
+          <w:numId w:val="1015"/>
+        </w:numPr>
+      </w:pPr>
+      <w:r>
+        <w:t xml:space="preserve">Características diferenciales de la monitorización de la PIC en la edad pediátrica.</w:t>
+      </w:r>
+      <w:r>
+        <w:br/>
+      </w:r>
+      <w:r>
+        <w:rPr>
+          <w:b/>
+          <w:bCs/>
+        </w:rPr>
+        <w:t xml:space="preserve">M. A. Poca</w:t>
+      </w:r>
+    </w:p>
+    <w:bookmarkStart w:id="24" w:name="actividades-complementarias-modulo-4"/>
+    <w:p>
+      <w:pPr>
+        <w:pStyle w:val="Heading3"/>
+      </w:pPr>
+      <w:r>
+        <w:t xml:space="preserve">10.1</w:t>
+      </w:r>
+      <w:r>
+        <w:t xml:space="preserve"> </w:t>
+      </w:r>
+      <w:r>
+        <w:rPr>
+          <w:b/>
+          <w:bCs/>
+        </w:rPr>
+        <w:t xml:space="preserve">Actividades complementarias Modulo 4</w:t>
+      </w:r>
+    </w:p>
+    <w:p>
+      <w:pPr>
+        <w:pStyle w:val="Compact"/>
+        <w:numPr>
+          <w:ilvl w:val="0"/>
+          <w:numId w:val="1016"/>
+        </w:numPr>
+      </w:pPr>
+      <w:r>
+        <w:rPr>
+          <w:b/>
+          <w:bCs/>
+        </w:rPr>
+        <w:t xml:space="preserve">Bibliografía recomendada</w:t>
+      </w:r>
+    </w:p>
+    <w:p>
+      <w:pPr>
+        <w:pStyle w:val="Compact"/>
+        <w:numPr>
+          <w:ilvl w:val="0"/>
+          <w:numId w:val="1016"/>
+        </w:numPr>
+      </w:pPr>
+      <w:r>
+        <w:rPr>
+          <w:b/>
+          <w:bCs/>
+        </w:rPr>
+        <w:t xml:space="preserve">Evaluación para créditos del Módulo 4</w:t>
+      </w:r>
+    </w:p>
+    <w:p>
+      <w:pPr>
+        <w:pStyle w:val="Compact"/>
+        <w:numPr>
+          <w:ilvl w:val="0"/>
+          <w:numId w:val="1016"/>
+        </w:numPr>
+      </w:pPr>
+      <w:r>
+        <w:rPr>
+          <w:b/>
+          <w:bCs/>
+        </w:rPr>
+        <w:t xml:space="preserve">Valoración del Módulo 4 (control de calidad)</w:t>
+      </w:r>
+    </w:p>
+    <w:bookmarkEnd w:id="24"/>
+    <w:bookmarkEnd w:id="25"/>
+    <w:bookmarkStart w:id="30" w:name="journal-club"/>
+    <w:p>
+      <w:pPr>
+        <w:pStyle w:val="Heading2"/>
+      </w:pPr>
+      <w:r>
+        <w:t xml:space="preserve">11</w:t>
+      </w:r>
+      <w:r>
+        <w:t xml:space="preserve"> </w:t>
+      </w:r>
+      <w:r>
+        <w:rPr>
+          <w:i/>
+          <w:iCs/>
+        </w:rPr>
+        <w:t xml:space="preserve">Journal Club</w:t>
+      </w:r>
+    </w:p>
+    <w:tbl>
+      <w:tblPr>
+        <w:tblStyle w:val="Table"/>
+        <w:tblLook w:firstRow="0" w:lastRow="0" w:firstColumn="0" w:lastColumn="0" w:noHBand="0" w:noVBand="0" w:val="0000"/>
+        <w:tblBorders>
+          <w:top w:val="single" w:sz="4" w:space="0" w:color="0758E5"/>
+          <w:left w:val="single" w:sz="24" w:space="0" w:color="0758E5"/>
+          <w:bottom w:val="single" w:sz="4" w:space="0" w:color="0758E5"/>
+          <w:right w:val="single" w:sz="4" w:space="0" w:color="0758E5"/>
+        </w:tblBorders>
+        <w:tblCellMar>
+          <w:left w:w="144" w:type="dxa"/>
+          <w:right w:w="144" w:type="dxa"/>
+        </w:tblCellMar>
+        <w:tblLook w:firstRow="0" w:lastRow="0" w:firstColumn="0" w:lastColumn="0" w:noHBand="0" w:noVBand="0" w:val="0000"/>
+      </w:tblPr>
+      <w:tr>
+        <w:trPr>
+          <w:cantSplit/>
+        </w:trPr>
+        <w:tc>
+          <w:tcPr>
+            <w:shd w:color="auto" w:fill="dae6fb" w:val="clear"/>
+            <w:tcMar>
+              <w:top w:w="92" w:type="dxa"/>
+              <w:bottom w:w="92" w:type="dxa"/>
+            </w:tcMar>
+          </w:tcPr>
+          <w:p>
+            <w:pPr>
+              <w:pStyle w:val="FirstParagraph"/>
+            </w:pPr>
+            <w:pPr>
+              <w:spacing w:before="0" w:after="0"/>
+              <w:textAlignment w:val="center"/>
+            </w:pPr>
+            <w:r>
+              <w:drawing>
+                <wp:inline>
+                  <wp:extent cx="152400" cy="152400"/>
+                  <wp:effectExtent b="0" l="0" r="0" t="0"/>
+                  <wp:docPr descr="" title="" id="27" name="Picture"/>
+                  <a:graphic>
+                    <a:graphicData uri="http://schemas.openxmlformats.org/drawingml/2006/picture">
+                      <pic:pic>
+                        <pic:nvPicPr>
+                          <pic:cNvPr descr="C:\Users\Sahuquillo\AppData\Local\Programs\Quarto\share\formats\docx\note.png" id="28" name="Picture"/>
+                          <pic:cNvPicPr>
+                            <a:picLocks noChangeArrowheads="1" noChangeAspect="1"/>
+                          </pic:cNvPicPr>
+                        </pic:nvPicPr>
+                        <pic:blipFill>
+                          <a:blip r:embed="rId26"/>
+                          <a:stretch>
+                            <a:fillRect/>
+                          </a:stretch>
+                        </pic:blipFill>
+                        <pic:spPr bwMode="auto">
+                          <a:xfrm>
+                            <a:off x="0" y="0"/>
+                            <a:ext cx="152400" cy="152400"/>
+                          </a:xfrm>
+                          <a:prstGeom prst="rect">
+                            <a:avLst/>
+                          </a:prstGeom>
+                          <a:noFill/>
+                          <a:ln w="9525">
+                            <a:noFill/>
+                            <a:headEnd/>
+                            <a:tailEnd/>
+                          </a:ln>
+                        </pic:spPr>
+                      </pic:pic>
+                    </a:graphicData>
+                  </a:graphic>
+                </wp:inline>
+              </w:drawing>
+            </w:r>
+            <w:r>
+              <w:t xml:space="preserve"> </w:t>
+            </w:r>
+            <w:r>
+              <w:t xml:space="preserve"> </w:t>
+            </w:r>
+            <w:r>
+              <w:t xml:space="preserve">Trabajo seleccionado</w:t>
+            </w:r>
+          </w:p>
+        </w:tc>
+      </w:tr>
+      <w:tr>
+        <w:trPr>
+          <w:cantSplit/>
+        </w:trPr>
+        <w:tc>
+          <w:tcPr>
+            <w:tcMar>
+              <w:top w:w="108" w:type="dxa"/>
+              <w:bottom w:w="108" w:type="dxa"/>
+            </w:tcMar>
+          </w:tcPr>
+          <w:p>
+            <w:pPr>
+              <w:pStyle w:val="Compact"/>
+              <w:numPr>
+                <w:ilvl w:val="0"/>
+                <w:numId w:val="1017"/>
+              </w:numPr>
+            </w:pPr>
+            <w:r>
+              <w:rPr>
+                <w:b/>
+                <w:bCs/>
+              </w:rPr>
+              <w:t xml:space="preserve">Espay AJ, Da Prat GA, Dwivedi AK, et al.</w:t>
+            </w:r>
+            <w:r>
+              <w:t xml:space="preserve"> </w:t>
+            </w:r>
+            <w:r>
+              <w:t xml:space="preserve">Deconstructing normal pressure hydrocephalus: Ventriculomegaly as early sign of neurodegeneration.</w:t>
+            </w:r>
+            <w:r>
+              <w:t xml:space="preserve"> </w:t>
+            </w:r>
+            <w:r>
+              <w:rPr>
+                <w:i/>
+                <w:iCs/>
+              </w:rPr>
+              <w:t xml:space="preserve">Annals of Neurology</w:t>
+            </w:r>
+            <w:r>
+              <w:t xml:space="preserve"> </w:t>
+            </w:r>
+            <w:r>
+              <w:t xml:space="preserve">2017;82(4):503–513; doi:</w:t>
+            </w:r>
+            <w:r>
+              <w:t xml:space="preserve"> </w:t>
+            </w:r>
+            <w:hyperlink r:id="rId29">
+              <w:r>
+                <w:rPr>
+                  <w:rStyle w:val="Hyperlink"/>
+                </w:rPr>
+                <w:t xml:space="preserve">10.1002/ana.25046</w:t>
+              </w:r>
+            </w:hyperlink>
+            <w:r>
+              <w:t xml:space="preserve">.</w:t>
+            </w:r>
+          </w:p>
+          <w:p/>
+        </w:tc>
+      </w:tr>
+    </w:tbl>
+    <w:p>
+      <w:pPr>
+        <w:pStyle w:val="Compact"/>
+        <w:numPr>
+          <w:ilvl w:val="0"/>
+          <w:numId w:val="1018"/>
+        </w:numPr>
+      </w:pPr>
+      <w:r>
+        <w:t xml:space="preserve">Articulo completo (formato PDF)</w:t>
+      </w:r>
+    </w:p>
+    <w:p>
+      <w:pPr>
+        <w:pStyle w:val="Compact"/>
+        <w:numPr>
+          <w:ilvl w:val="0"/>
+          <w:numId w:val="1018"/>
+        </w:numPr>
+      </w:pPr>
+      <w:r>
+        <w:t xml:space="preserve">Análisis resumen (Podcast generado por IA)</w:t>
+      </w:r>
+    </w:p>
+    <w:p>
+      <w:pPr>
+        <w:pStyle w:val="Compact"/>
+        <w:numPr>
+          <w:ilvl w:val="0"/>
+          <w:numId w:val="1018"/>
+        </w:numPr>
+      </w:pPr>
+      <w:r>
+        <w:t xml:space="preserve">Autoevaluación inicial del trabajo</w:t>
+      </w:r>
+    </w:p>
+    <w:p>
+      <w:pPr>
+        <w:pStyle w:val="Compact"/>
+        <w:numPr>
+          <w:ilvl w:val="0"/>
+          <w:numId w:val="1018"/>
+        </w:numPr>
+      </w:pPr>
+      <w:r>
+        <w:t xml:space="preserve">La opinión experta (video). Ponente: J. Sahuquillo</w:t>
+      </w:r>
+    </w:p>
+    <w:p>
+      <w:pPr>
+        <w:pStyle w:val="Compact"/>
+        <w:numPr>
+          <w:ilvl w:val="0"/>
+          <w:numId w:val="1018"/>
+        </w:numPr>
+      </w:pPr>
+      <w:r>
+        <w:t xml:space="preserve">Foro de discusión</w:t>
+      </w:r>
+    </w:p>
+    <w:bookmarkEnd w:id="30"/>
+    <w:bookmarkStart w:id="31" w:name="webinar-4-14-de-diciembre-1900-horas."/>
+    <w:p>
+      <w:pPr>
+        <w:pStyle w:val="Heading2"/>
+      </w:pPr>
+      <w:r>
+        <w:t xml:space="preserve">12 Webinar 4 | 14 de diciembre, 19:00 horas.</w:t>
+      </w:r>
+    </w:p>
+    <w:bookmarkEnd w:id="31"/>
+    <w:bookmarkStart w:id="32" w:name="el-mito-de-la-hipotensión-intracraneal"/>
+    <w:p>
+      <w:pPr>
+        <w:pStyle w:val="Heading2"/>
+      </w:pPr>
+      <w:r>
+        <w:t xml:space="preserve">13 El mito de la hipotensión intracraneal</w:t>
+      </w:r>
+    </w:p>
+    <w:p>
+      <w:pPr>
+        <w:numPr>
+          <w:ilvl w:val="0"/>
+          <w:numId w:val="1019"/>
         </w:numPr>
       </w:pPr>
       <w:r>
@@ -610,205 +1709,56 @@
         <w:t xml:space="preserve"> </w:t>
       </w:r>
       <w:r>
-        <w:rPr>
-          <w:b/>
-          <w:bCs/>
-        </w:rPr>
-        <w:t xml:space="preserve">Agnieszka Kazimierska</w:t>
-      </w:r>
-    </w:p>
-    <w:p>
-      <w:pPr>
-        <w:pStyle w:val="FirstParagraph"/>
-      </w:pPr>
-      <w:r>
-        <w:rPr>
-          <w:b/>
-          <w:bCs/>
-        </w:rPr>
-        <w:t xml:space="preserve">Department of Biomedical Engineering, Wroclaw University of Science and Technology, Wroclaw, Poland</w:t>
-      </w:r>
-      <w:r>
-        <w:t xml:space="preserve">.</w:t>
-      </w:r>
-    </w:p>
-    <w:p>
-      <w:pPr>
-        <w:pStyle w:val="Compact"/>
-        <w:numPr>
-          <w:ilvl w:val="0"/>
-          <w:numId w:val="1007"/>
-        </w:numPr>
-      </w:pPr>
-      <w:r>
-        <w:rPr>
-          <w:b/>
-          <w:bCs/>
-        </w:rPr>
-        <w:t xml:space="preserve">Moderadora:</w:t>
+        <w:t xml:space="preserve">M.A. Poca</w:t>
+      </w:r>
+    </w:p>
+    <w:p>
+      <w:pPr>
+        <w:numPr>
+          <w:ilvl w:val="0"/>
+          <w:numId w:val="1019"/>
+        </w:numPr>
+      </w:pPr>
+      <w:r>
+        <w:rPr>
+          <w:b/>
+          <w:bCs/>
+        </w:rPr>
+        <w:t xml:space="preserve">Moderador:</w:t>
       </w:r>
       <w:r>
         <w:t xml:space="preserve"> </w:t>
       </w:r>
       <w:r>
-        <w:t xml:space="preserve">M.A. Poca</w:t>
-      </w:r>
-    </w:p>
-    <w:bookmarkEnd w:id="16"/>
-    <w:bookmarkEnd w:id="17"/>
-    <w:bookmarkStart w:id="19" w:name="Xad5424579a5fb14dbdadef86cef5a64918800d8"/>
+        <w:t xml:space="preserve">J. Sahuquillo</w:t>
+      </w:r>
+    </w:p>
+    <w:p>
+      <w:pPr>
+        <w:numPr>
+          <w:ilvl w:val="0"/>
+          <w:numId w:val="1019"/>
+        </w:numPr>
+      </w:pPr>
+      <w:r>
+        <w:rPr>
+          <w:b/>
+          <w:bCs/>
+        </w:rPr>
+        <w:t xml:space="preserve">Sistema interactivo Vevox</w:t>
+      </w:r>
+      <w:r>
+        <w:br/>
+      </w:r>
+    </w:p>
+    <w:bookmarkEnd w:id="32"/>
+    <w:bookmarkStart w:id="33" w:name="X905bacab504cb9782e974405000004090d897af"/>
     <w:p>
       <w:pPr>
         <w:pStyle w:val="Heading2"/>
       </w:pPr>
       <w:r>
-        <w:t xml:space="preserve">6 Módulo 2 | Actualizaciones sobre los conceptos de hidrocefalia</w:t>
-      </w:r>
-    </w:p>
-    <w:p>
-      <w:pPr>
-        <w:numPr>
-          <w:ilvl w:val="0"/>
-          <w:numId w:val="1008"/>
-        </w:numPr>
-      </w:pPr>
-      <w:r>
-        <w:t xml:space="preserve">Evaluación preliminar de conocimientos (Finalidad docente, no puntuable)</w:t>
-      </w:r>
-    </w:p>
-    <w:p>
-      <w:pPr>
-        <w:numPr>
-          <w:ilvl w:val="0"/>
-          <w:numId w:val="1008"/>
-        </w:numPr>
-      </w:pPr>
-      <w:r>
-        <w:t xml:space="preserve">Definición y tipos de hidrocefalia.</w:t>
-      </w:r>
-      <w:r>
-        <w:br/>
-      </w:r>
-      <w:r>
-        <w:rPr>
-          <w:b/>
-          <w:bCs/>
-        </w:rPr>
-        <w:t xml:space="preserve">M. A. Poca</w:t>
-      </w:r>
-    </w:p>
-    <w:p>
-      <w:pPr>
-        <w:numPr>
-          <w:ilvl w:val="0"/>
-          <w:numId w:val="1008"/>
-        </w:numPr>
-      </w:pPr>
-      <w:r>
-        <w:t xml:space="preserve">Fisiopatología de la hidrocefalia.</w:t>
-      </w:r>
-      <w:r>
-        <w:br/>
-      </w:r>
-      <w:r>
-        <w:rPr>
-          <w:b/>
-          <w:bCs/>
-        </w:rPr>
-        <w:t xml:space="preserve">M. A. Poca</w:t>
-      </w:r>
-    </w:p>
-    <w:p>
-      <w:pPr>
-        <w:numPr>
-          <w:ilvl w:val="0"/>
-          <w:numId w:val="1008"/>
-        </w:numPr>
-      </w:pPr>
-      <w:r>
-        <w:t xml:space="preserve">Índices ventriculares. Parámetros más utilizados para cuantificar el tamaño ventricular en el niño y en el adulto.</w:t>
-      </w:r>
-      <w:r>
-        <w:br/>
-      </w:r>
-      <w:r>
-        <w:rPr>
-          <w:b/>
-          <w:bCs/>
-        </w:rPr>
-        <w:t xml:space="preserve">A. Rovira</w:t>
-      </w:r>
-    </w:p>
-    <w:p>
-      <w:pPr>
-        <w:numPr>
-          <w:ilvl w:val="0"/>
-          <w:numId w:val="1008"/>
-        </w:numPr>
-      </w:pPr>
-      <w:r>
-        <w:t xml:space="preserve">Fundamentos fisiopatológicos de la curva presión-volumen.</w:t>
-      </w:r>
-      <w:r>
-        <w:br/>
-      </w:r>
-      <w:r>
-        <w:rPr>
-          <w:b/>
-          <w:bCs/>
-        </w:rPr>
-        <w:t xml:space="preserve">J. Sahuquillo</w:t>
-      </w:r>
-    </w:p>
-    <w:p>
-      <w:pPr>
-        <w:numPr>
-          <w:ilvl w:val="0"/>
-          <w:numId w:val="1008"/>
-        </w:numPr>
-      </w:pPr>
-      <w:r>
-        <w:t xml:space="preserve">Introducción a los modelos matemáticos de dinámica del LCR. El modelo de Marmarou.</w:t>
-      </w:r>
-      <w:r>
-        <w:br/>
-      </w:r>
-      <w:r>
-        <w:rPr>
-          <w:b/>
-          <w:bCs/>
-        </w:rPr>
-        <w:t xml:space="preserve">J. Sahuquillo</w:t>
-      </w:r>
-    </w:p>
-    <w:p>
-      <w:pPr>
-        <w:numPr>
-          <w:ilvl w:val="0"/>
-          <w:numId w:val="1008"/>
-        </w:numPr>
-      </w:pPr>
-      <w:r>
-        <w:t xml:space="preserve">Introducción a los estudios de la dinámica del LCR.</w:t>
-      </w:r>
-      <w:r>
-        <w:br/>
-      </w:r>
-      <w:r>
-        <w:rPr>
-          <w:b/>
-          <w:bCs/>
-        </w:rPr>
-        <w:t xml:space="preserve">MA Poca o els de l’article</w:t>
-      </w:r>
-    </w:p>
-    <w:bookmarkStart w:id="18" w:name="actividades-complementarias-modulo-2"/>
-    <w:p>
-      <w:pPr>
-        <w:pStyle w:val="Heading3"/>
-      </w:pPr>
-      <w:r>
-        <w:t xml:space="preserve">6.1</w:t>
+        <w:t xml:space="preserve">14 -</w:t>
       </w:r>
       <w:r>
         <w:t xml:space="preserve"> </w:t>
@@ -818,725 +1768,10 @@
           <w:b/>
           <w:bCs/>
         </w:rPr>
-        <w:t xml:space="preserve">Actividades complementarias Modulo 2</w:t>
-      </w:r>
-    </w:p>
-    <w:p>
-      <w:pPr>
-        <w:pStyle w:val="Compact"/>
-        <w:numPr>
-          <w:ilvl w:val="0"/>
-          <w:numId w:val="1009"/>
-        </w:numPr>
-      </w:pPr>
-      <w:r>
-        <w:rPr>
-          <w:b/>
-          <w:bCs/>
-        </w:rPr>
-        <w:t xml:space="preserve">Bibliografía recomendada</w:t>
-      </w:r>
-    </w:p>
-    <w:p>
-      <w:pPr>
-        <w:pStyle w:val="Compact"/>
-        <w:numPr>
-          <w:ilvl w:val="0"/>
-          <w:numId w:val="1009"/>
-        </w:numPr>
-      </w:pPr>
-      <w:r>
-        <w:rPr>
-          <w:b/>
-          <w:bCs/>
-        </w:rPr>
-        <w:t xml:space="preserve">Evaluación para créditos del Módulo 2</w:t>
-      </w:r>
-    </w:p>
-    <w:p>
-      <w:pPr>
-        <w:pStyle w:val="Compact"/>
-        <w:numPr>
-          <w:ilvl w:val="0"/>
-          <w:numId w:val="1009"/>
-        </w:numPr>
-      </w:pPr>
-      <w:r>
-        <w:rPr>
-          <w:b/>
-          <w:bCs/>
-        </w:rPr>
-        <w:t xml:space="preserve">Valoración del Módulo 2 (control de calidad)</w:t>
-      </w:r>
-    </w:p>
-    <w:bookmarkEnd w:id="18"/>
-    <w:bookmarkEnd w:id="19"/>
-    <w:bookmarkStart w:id="20" w:name="webinar-2-9-de-noviembre-1900-horas"/>
-    <w:p>
-      <w:pPr>
-        <w:pStyle w:val="Heading2"/>
-      </w:pPr>
-      <w:r>
-        <w:t xml:space="preserve">7 Webinar 2 | 9 de noviembre, 19:00 horas</w:t>
-      </w:r>
-    </w:p>
-    <w:bookmarkEnd w:id="20"/>
-    <w:bookmarkStart w:id="21" w:name="xxxxx"/>
-    <w:p>
-      <w:pPr>
-        <w:pStyle w:val="Heading2"/>
-      </w:pPr>
-      <w:r>
-        <w:t xml:space="preserve">8 xxxxx</w:t>
-      </w:r>
-    </w:p>
-    <w:p>
-      <w:pPr>
-        <w:pStyle w:val="Compact"/>
-        <w:numPr>
-          <w:ilvl w:val="0"/>
-          <w:numId w:val="1010"/>
-        </w:numPr>
-      </w:pPr>
-      <w:r>
-        <w:rPr>
-          <w:b/>
-          <w:bCs/>
-        </w:rPr>
-        <w:t xml:space="preserve">Moderación:</w:t>
-      </w:r>
-      <w:r>
-        <w:t xml:space="preserve"> </w:t>
-      </w:r>
-      <w:r>
-        <w:t xml:space="preserve">J. Sahuquillo</w:t>
-      </w:r>
-    </w:p>
-    <w:bookmarkEnd w:id="21"/>
-    <w:bookmarkStart w:id="23" w:name="X407110b3c2f28434cf736affc93d0ca149c9d76"/>
-    <w:p>
-      <w:pPr>
-        <w:pStyle w:val="Heading2"/>
-      </w:pPr>
-      <w:r>
-        <w:t xml:space="preserve">9 Módulo 3 | Métodos diagnósticos. Conceptos básicos sobre la presión intracraneal.</w:t>
-      </w:r>
-    </w:p>
-    <w:p>
-      <w:pPr>
-        <w:numPr>
-          <w:ilvl w:val="0"/>
-          <w:numId w:val="1011"/>
-        </w:numPr>
-      </w:pPr>
-      <w:r>
-        <w:t xml:space="preserve">Evaluación preliminar de conocimientos (Finalidad docente, no puntuable).</w:t>
-      </w:r>
-    </w:p>
-    <w:p>
-      <w:pPr>
-        <w:numPr>
-          <w:ilvl w:val="0"/>
-          <w:numId w:val="1011"/>
-        </w:numPr>
-      </w:pPr>
-      <w:r>
-        <w:rPr>
-          <w:b/>
-          <w:bCs/>
-        </w:rPr>
-        <w:t xml:space="preserve">Conferencia invitada</w:t>
-      </w:r>
-      <w:r>
-        <w:t xml:space="preserve">. Lifelong implications in the diagnosis and management of Hydrocephalus.</w:t>
-      </w:r>
-      <w:r>
-        <w:t xml:space="preserve"> </w:t>
-      </w:r>
-      <w:r>
-        <w:rPr>
-          <w:b/>
-          <w:bCs/>
-        </w:rPr>
-        <w:t xml:space="preserve">P. M. Klinge</w:t>
-      </w:r>
-    </w:p>
-    <w:p>
-      <w:pPr>
-        <w:numPr>
-          <w:ilvl w:val="0"/>
-          <w:numId w:val="1011"/>
-        </w:numPr>
-      </w:pPr>
-      <w:r>
-        <w:t xml:space="preserve">Tipos de sensores de PIC. Ventajas e inconvenientes.</w:t>
-      </w:r>
-      <w:r>
-        <w:br/>
-      </w:r>
-      <w:r>
-        <w:rPr>
-          <w:b/>
-          <w:bCs/>
-        </w:rPr>
-        <w:t xml:space="preserve">M. A. Poca</w:t>
-      </w:r>
-    </w:p>
-    <w:p>
-      <w:pPr>
-        <w:numPr>
-          <w:ilvl w:val="0"/>
-          <w:numId w:val="1011"/>
-        </w:numPr>
-      </w:pPr>
-      <w:r>
-        <w:t xml:space="preserve">Los sensores epidurales aplicados al estudio de la hidrocefalia.</w:t>
-      </w:r>
-    </w:p>
-    <w:p>
-      <w:pPr>
-        <w:numPr>
-          <w:ilvl w:val="0"/>
-          <w:numId w:val="1000"/>
-        </w:numPr>
-      </w:pPr>
-      <w:r>
-        <w:rPr>
-          <w:b/>
-          <w:bCs/>
-        </w:rPr>
-        <w:t xml:space="preserve">M. A. Poca</w:t>
-      </w:r>
-    </w:p>
-    <w:p>
-      <w:pPr>
-        <w:numPr>
-          <w:ilvl w:val="0"/>
-          <w:numId w:val="1011"/>
-        </w:numPr>
-      </w:pPr>
-      <w:r>
-        <w:t xml:space="preserve">Introducción a los sistemas telemétricos.</w:t>
-      </w:r>
-      <w:r>
-        <w:br/>
-      </w:r>
-      <w:r>
-        <w:rPr>
-          <w:b/>
-          <w:bCs/>
-        </w:rPr>
-        <w:t xml:space="preserve">M. Rivero</w:t>
-      </w:r>
-    </w:p>
-    <w:p>
-      <w:pPr>
-        <w:numPr>
-          <w:ilvl w:val="0"/>
-          <w:numId w:val="1011"/>
-        </w:numPr>
-      </w:pPr>
-      <w:r>
-        <w:t xml:space="preserve">Adquisición y filtrado básico de la señal de presión intracraneal.</w:t>
-      </w:r>
-      <w:r>
-        <w:br/>
-      </w:r>
-      <w:r>
-        <w:rPr>
-          <w:b/>
-          <w:bCs/>
-        </w:rPr>
-        <w:t xml:space="preserve">J. Sahuquillo</w:t>
-      </w:r>
-    </w:p>
-    <w:p>
-      <w:pPr>
-        <w:numPr>
-          <w:ilvl w:val="0"/>
-          <w:numId w:val="1011"/>
-        </w:numPr>
-      </w:pPr>
-      <w:r>
-        <w:t xml:space="preserve">Cómo analizar un registro de PIC. Características de un registro normal e introducción a los registros digitales.</w:t>
-      </w:r>
-      <w:r>
-        <w:br/>
-      </w:r>
-      <w:r>
-        <w:rPr>
-          <w:b/>
-          <w:bCs/>
-        </w:rPr>
-        <w:t xml:space="preserve">M. A. Poca</w:t>
-      </w:r>
-    </w:p>
-    <w:p>
-      <w:pPr>
-        <w:numPr>
-          <w:ilvl w:val="0"/>
-          <w:numId w:val="1011"/>
-        </w:numPr>
-      </w:pPr>
-      <w:r>
-        <w:t xml:space="preserve">Errores mas frecuentes y artefactos en un registro de PIC.</w:t>
-      </w:r>
-      <w:r>
-        <w:br/>
-      </w:r>
-      <w:r>
-        <w:rPr>
-          <w:b/>
-          <w:bCs/>
-        </w:rPr>
-        <w:t xml:space="preserve">M. A. Poca</w:t>
-      </w:r>
-    </w:p>
-    <w:bookmarkStart w:id="22" w:name="actividades-complementarias-modulo-3"/>
-    <w:p>
-      <w:pPr>
-        <w:pStyle w:val="Heading3"/>
-      </w:pPr>
-      <w:r>
-        <w:t xml:space="preserve">9.1</w:t>
-      </w:r>
-      <w:r>
-        <w:t xml:space="preserve"> </w:t>
-      </w:r>
-      <w:r>
-        <w:rPr>
-          <w:b/>
-          <w:bCs/>
-        </w:rPr>
-        <w:t xml:space="preserve">Actividades complementarias Modulo 3</w:t>
-      </w:r>
-    </w:p>
-    <w:p>
-      <w:pPr>
-        <w:pStyle w:val="Compact"/>
-        <w:numPr>
-          <w:ilvl w:val="0"/>
-          <w:numId w:val="1012"/>
-        </w:numPr>
-      </w:pPr>
-      <w:r>
-        <w:rPr>
-          <w:b/>
-          <w:bCs/>
-        </w:rPr>
-        <w:t xml:space="preserve">Bibliografía recomendada</w:t>
-      </w:r>
-    </w:p>
-    <w:p>
-      <w:pPr>
-        <w:pStyle w:val="Compact"/>
-        <w:numPr>
-          <w:ilvl w:val="0"/>
-          <w:numId w:val="1012"/>
-        </w:numPr>
-      </w:pPr>
-      <w:r>
-        <w:rPr>
-          <w:b/>
-          <w:bCs/>
-        </w:rPr>
-        <w:t xml:space="preserve">Evaluación para créditos del Módulo 3</w:t>
-      </w:r>
-    </w:p>
-    <w:p>
-      <w:pPr>
-        <w:pStyle w:val="Compact"/>
-        <w:numPr>
-          <w:ilvl w:val="0"/>
-          <w:numId w:val="1012"/>
-        </w:numPr>
-      </w:pPr>
-      <w:r>
-        <w:rPr>
-          <w:b/>
-          <w:bCs/>
-        </w:rPr>
-        <w:t xml:space="preserve">Valoración del Módulo 3 (control de calidad)</w:t>
-      </w:r>
-    </w:p>
-    <w:bookmarkEnd w:id="22"/>
-    <w:bookmarkEnd w:id="23"/>
-    <w:bookmarkStart w:id="24" w:name="X459248256cd7a69739a1be48ecda294bf97960e"/>
-    <w:p>
-      <w:pPr>
-        <w:pStyle w:val="Heading2"/>
-      </w:pPr>
-      <w:r>
-        <w:t xml:space="preserve">10 Webinar 3 | Taller sobre el registro de PIC mediante un equipo digital (PowerLab 4SP y el programa LabChart 8).</w:t>
-      </w:r>
-    </w:p>
-    <w:p>
-      <w:pPr>
-        <w:pStyle w:val="Compact"/>
-        <w:numPr>
-          <w:ilvl w:val="0"/>
-          <w:numId w:val="1013"/>
-        </w:numPr>
-      </w:pPr>
-      <w:r>
-        <w:rPr>
-          <w:b/>
-          <w:bCs/>
-        </w:rPr>
-        <w:t xml:space="preserve">Fecha:</w:t>
-      </w:r>
-      <w:r>
-        <w:t xml:space="preserve"> </w:t>
-      </w:r>
-      <w:r>
-        <w:t xml:space="preserve">23 noviembre (19:00 a 21:00)</w:t>
-      </w:r>
-    </w:p>
-    <w:p>
-      <w:pPr>
-        <w:pStyle w:val="Compact"/>
-        <w:numPr>
-          <w:ilvl w:val="0"/>
-          <w:numId w:val="1013"/>
-        </w:numPr>
-      </w:pPr>
-      <w:r>
-        <w:rPr>
-          <w:b/>
-          <w:bCs/>
-        </w:rPr>
-        <w:t xml:space="preserve">Presentación:</w:t>
-      </w:r>
-      <w:r>
-        <w:t xml:space="preserve"> </w:t>
-      </w:r>
-      <w:r>
-        <w:t xml:space="preserve">M.A. Poca</w:t>
-      </w:r>
-    </w:p>
-    <w:p>
-      <w:pPr>
-        <w:pStyle w:val="Compact"/>
-        <w:numPr>
-          <w:ilvl w:val="0"/>
-          <w:numId w:val="1013"/>
-        </w:numPr>
-      </w:pPr>
-      <w:r>
-        <w:rPr>
-          <w:b/>
-          <w:bCs/>
-        </w:rPr>
-        <w:t xml:space="preserve">Moderación:</w:t>
-      </w:r>
-      <w:r>
-        <w:t xml:space="preserve"> </w:t>
-      </w:r>
-      <w:r>
-        <w:t xml:space="preserve">J. Sahuquillo</w:t>
-      </w:r>
-    </w:p>
-    <w:bookmarkEnd w:id="24"/>
-    <w:bookmarkStart w:id="26" w:name="X0c70ee34b2242b93d5561db0a787b63e9422971"/>
-    <w:p>
-      <w:pPr>
-        <w:pStyle w:val="Heading2"/>
-      </w:pPr>
-      <w:r>
-        <w:t xml:space="preserve">11 Módulo 4 | Métodos diagnósticos. Conceptos avanzados sobre presión intracraneal</w:t>
-      </w:r>
-    </w:p>
-    <w:p>
-      <w:pPr>
-        <w:numPr>
-          <w:ilvl w:val="0"/>
-          <w:numId w:val="1014"/>
-        </w:numPr>
-      </w:pPr>
-      <w:r>
-        <w:t xml:space="preserve">Evaluación preliminar de conocimientos (Finalidad docente, no puntuable).</w:t>
-      </w:r>
-    </w:p>
-    <w:p>
-      <w:pPr>
-        <w:numPr>
-          <w:ilvl w:val="0"/>
-          <w:numId w:val="1014"/>
-        </w:numPr>
-      </w:pPr>
-      <w:r>
-        <w:t xml:space="preserve">Introducción a la monografía de Lundberg.</w:t>
-      </w:r>
-      <w:r>
-        <w:br/>
-      </w:r>
-      <w:r>
-        <w:rPr>
-          <w:b/>
-          <w:bCs/>
-        </w:rPr>
-        <w:t xml:space="preserve">J. Sahuquillo</w:t>
-      </w:r>
-    </w:p>
-    <w:p>
-      <w:pPr>
-        <w:numPr>
-          <w:ilvl w:val="0"/>
-          <w:numId w:val="1014"/>
-        </w:numPr>
-      </w:pPr>
-      <w:r>
-        <w:t xml:space="preserve">Las ondas A o ‘plateau’.</w:t>
-      </w:r>
-      <w:r>
-        <w:br/>
-      </w:r>
-      <w:r>
-        <w:rPr>
-          <w:b/>
-          <w:bCs/>
-        </w:rPr>
-        <w:t xml:space="preserve">M. A. Poca</w:t>
-      </w:r>
-    </w:p>
-    <w:p>
-      <w:pPr>
-        <w:numPr>
-          <w:ilvl w:val="0"/>
-          <w:numId w:val="1014"/>
-        </w:numPr>
-      </w:pPr>
-      <w:r>
-        <w:t xml:space="preserve">Ondas B o beta.</w:t>
-      </w:r>
-      <w:r>
-        <w:br/>
-      </w:r>
-      <w:r>
-        <w:rPr>
-          <w:b/>
-          <w:bCs/>
-        </w:rPr>
-        <w:t xml:space="preserve">M. A. Poca</w:t>
-      </w:r>
-    </w:p>
-    <w:p>
-      <w:pPr>
-        <w:numPr>
-          <w:ilvl w:val="0"/>
-          <w:numId w:val="1014"/>
-        </w:numPr>
-      </w:pPr>
-      <w:r>
-        <w:t xml:space="preserve">Ondas C.</w:t>
-      </w:r>
-      <w:r>
-        <w:br/>
-      </w:r>
-      <w:r>
-        <w:rPr>
-          <w:b/>
-          <w:bCs/>
-        </w:rPr>
-        <w:t xml:space="preserve">J. Sahuquillo</w:t>
-      </w:r>
-    </w:p>
-    <w:p>
-      <w:pPr>
-        <w:numPr>
-          <w:ilvl w:val="0"/>
-          <w:numId w:val="1014"/>
-        </w:numPr>
-      </w:pPr>
-      <w:r>
-        <w:t xml:space="preserve">Deconstruyendo el registro de PIC: ondas cardiacas y respiratorias.</w:t>
-      </w:r>
-      <w:r>
-        <w:br/>
-      </w:r>
-      <w:r>
-        <w:rPr>
-          <w:b/>
-          <w:bCs/>
-        </w:rPr>
-        <w:t xml:space="preserve">J. Sahuquillo</w:t>
-      </w:r>
-    </w:p>
-    <w:p>
-      <w:pPr>
-        <w:numPr>
-          <w:ilvl w:val="0"/>
-          <w:numId w:val="1014"/>
-        </w:numPr>
-      </w:pPr>
-      <w:r>
-        <w:t xml:space="preserve">Características diferenciales de la monitorización de la PIC en la edad pediátrica.</w:t>
-      </w:r>
-      <w:r>
-        <w:br/>
-      </w:r>
-      <w:r>
-        <w:rPr>
-          <w:b/>
-          <w:bCs/>
-        </w:rPr>
-        <w:t xml:space="preserve">M. A. Poca</w:t>
-      </w:r>
-    </w:p>
-    <w:bookmarkStart w:id="25" w:name="actividades-complementarias-modulo-4"/>
-    <w:p>
-      <w:pPr>
-        <w:pStyle w:val="Heading3"/>
-      </w:pPr>
-      <w:r>
-        <w:t xml:space="preserve">11.1</w:t>
-      </w:r>
-      <w:r>
-        <w:t xml:space="preserve"> </w:t>
-      </w:r>
-      <w:r>
-        <w:rPr>
-          <w:b/>
-          <w:bCs/>
-        </w:rPr>
-        <w:t xml:space="preserve">Actividades complementarias Modulo 4</w:t>
-      </w:r>
-    </w:p>
-    <w:p>
-      <w:pPr>
-        <w:pStyle w:val="Compact"/>
-        <w:numPr>
-          <w:ilvl w:val="0"/>
-          <w:numId w:val="1015"/>
-        </w:numPr>
-      </w:pPr>
-      <w:r>
-        <w:rPr>
-          <w:b/>
-          <w:bCs/>
-        </w:rPr>
-        <w:t xml:space="preserve">Bibliografía recomendada</w:t>
-      </w:r>
-    </w:p>
-    <w:p>
-      <w:pPr>
-        <w:pStyle w:val="Compact"/>
-        <w:numPr>
-          <w:ilvl w:val="0"/>
-          <w:numId w:val="1015"/>
-        </w:numPr>
-      </w:pPr>
-      <w:r>
-        <w:rPr>
-          <w:b/>
-          <w:bCs/>
-        </w:rPr>
-        <w:t xml:space="preserve">Evaluación para créditos del Módulo 4</w:t>
-      </w:r>
-    </w:p>
-    <w:p>
-      <w:pPr>
-        <w:pStyle w:val="Compact"/>
-        <w:numPr>
-          <w:ilvl w:val="0"/>
-          <w:numId w:val="1015"/>
-        </w:numPr>
-      </w:pPr>
-      <w:r>
-        <w:rPr>
-          <w:b/>
-          <w:bCs/>
-        </w:rPr>
-        <w:t xml:space="preserve">Valoración del Módulo 4 (control de calidad)</w:t>
-      </w:r>
-    </w:p>
-    <w:bookmarkEnd w:id="25"/>
-    <w:bookmarkEnd w:id="26"/>
-    <w:bookmarkStart w:id="28" w:name="X51157c34193020887994a2a88bb7804a6b0c895"/>
-    <w:p>
-      <w:pPr>
-        <w:pStyle w:val="Heading2"/>
-      </w:pPr>
-      <w:r>
-        <w:t xml:space="preserve">12 Webinar 4 | 14 de diciembre, 19:00 horas. Valoración de casos clínicos y registros de PIC.</w:t>
-      </w:r>
-    </w:p>
-    <w:p>
-      <w:pPr>
-        <w:pStyle w:val="Compact"/>
-        <w:numPr>
-          <w:ilvl w:val="0"/>
-          <w:numId w:val="1016"/>
-        </w:numPr>
-      </w:pPr>
-      <w:r>
-        <w:t xml:space="preserve">D. López-Bermeo</w:t>
-      </w:r>
-    </w:p>
-    <w:p>
-      <w:pPr>
-        <w:pStyle w:val="Compact"/>
-        <w:numPr>
-          <w:ilvl w:val="0"/>
-          <w:numId w:val="1016"/>
-        </w:numPr>
-      </w:pPr>
-      <w:r>
-        <w:t xml:space="preserve">J. Sahuquillo</w:t>
-      </w:r>
-    </w:p>
-    <w:p>
-      <w:pPr>
-        <w:pStyle w:val="FirstParagraph"/>
-      </w:pPr>
-      <w:r>
-        <w:rPr>
-          <w:b/>
-          <w:bCs/>
-        </w:rPr>
-        <w:t xml:space="preserve">Moderación:</w:t>
-      </w:r>
-      <w:r>
-        <w:t xml:space="preserve"> </w:t>
-      </w:r>
-      <w:r>
-        <w:t xml:space="preserve">M.A. Poca</w:t>
-      </w:r>
-      <w:r>
-        <w:br/>
-      </w:r>
-      <w:r>
-        <w:rPr>
-          <w:b/>
-          <w:bCs/>
-        </w:rPr>
-        <w:t xml:space="preserve">Sistema interactivo Vevox</w:t>
-      </w:r>
-      <w:r>
-        <w:br/>
-      </w:r>
-    </w:p>
-    <w:bookmarkStart w:id="27" w:name="X905bacab504cb9782e974405000004090d897af"/>
-    <w:p>
-      <w:pPr>
-        <w:pStyle w:val="Heading3"/>
-      </w:pPr>
-      <w:r>
-        <w:t xml:space="preserve">12.1 -</w:t>
-      </w:r>
-      <w:r>
-        <w:t xml:space="preserve"> </w:t>
-      </w:r>
-      <w:r>
-        <w:rPr>
-          <w:b/>
-          <w:bCs/>
-        </w:rPr>
         <w:t xml:space="preserve">Encuesta control calidad: Valoración global final del curso SC-H1-v2026</w:t>
       </w:r>
     </w:p>
-    <w:bookmarkEnd w:id="27"/>
-    <w:bookmarkEnd w:id="28"/>
+    <w:bookmarkEnd w:id="33"/>
     <w:sectPr>
       <w:footnotePr>
         <w:numRestart w:val="eachSect"/>
@@ -1748,6 +1983,91 @@
       <w:rPr>
         <w:rFonts w:ascii="Wingdings" w:hAnsi="Wingdings" w:cs="Wingdings" w:hint="default"/>
       </w:rPr>
+    </w:lvl>
+  </w:abstractNum>
+  <w:abstractNum w:abstractNumId="99411">
+    <w:nsid w:val="00A99411"/>
+    <w:multiLevelType w:val="multilevel"/>
+    <w:lvl w:ilvl="0">
+      <w:start w:val="1"/>
+      <w:numFmt w:val="decimal"/>
+      <w:lvlText w:val="%1."/>
+      <w:lvlJc w:val="left"/>
+      <w:pPr>
+        <w:ind w:left="720" w:hanging="360"/>
+      </w:pPr>
+    </w:lvl>
+    <w:lvl w:ilvl="1">
+      <w:start w:val="1"/>
+      <w:numFmt w:val="decimal"/>
+      <w:lvlText w:val="%2."/>
+      <w:lvlJc w:val="left"/>
+      <w:pPr>
+        <w:ind w:left="1440" w:hanging="360"/>
+      </w:pPr>
+    </w:lvl>
+    <w:lvl w:ilvl="2">
+      <w:start w:val="1"/>
+      <w:numFmt w:val="decimal"/>
+      <w:lvlText w:val="%3."/>
+      <w:lvlJc w:val="left"/>
+      <w:pPr>
+        <w:ind w:left="2160" w:hanging="360"/>
+      </w:pPr>
+    </w:lvl>
+    <w:lvl w:ilvl="3">
+      <w:start w:val="1"/>
+      <w:numFmt w:val="decimal"/>
+      <w:lvlText w:val="%4."/>
+      <w:lvlJc w:val="left"/>
+      <w:pPr>
+        <w:ind w:left="2880" w:hanging="360"/>
+      </w:pPr>
+    </w:lvl>
+    <w:lvl w:ilvl="4">
+      <w:start w:val="1"/>
+      <w:numFmt w:val="decimal"/>
+      <w:lvlText w:val="%5."/>
+      <w:lvlJc w:val="left"/>
+      <w:pPr>
+        <w:ind w:left="3600" w:hanging="360"/>
+      </w:pPr>
+    </w:lvl>
+    <w:lvl w:ilvl="5">
+      <w:start w:val="1"/>
+      <w:numFmt w:val="decimal"/>
+      <w:lvlText w:val="%6."/>
+      <w:lvlJc w:val="left"/>
+      <w:pPr>
+        <w:ind w:left="4320" w:hanging="360"/>
+      </w:pPr>
+    </w:lvl>
+    <w:lvl w:ilvl="6">
+      <w:start w:val="1"/>
+      <w:numFmt w:val="decimal"/>
+      <w:lvlText w:val="%7."/>
+      <w:lvlJc w:val="left"/>
+      <w:pPr>
+        <w:ind w:left="5040" w:hanging="360"/>
+      </w:pPr>
+    </w:lvl>
+    <w:lvl w:ilvl="7">
+      <w:start w:val="1"/>
+      <w:numFmt w:val="decimal"/>
+      <w:lvlText w:val="%8."/>
+      <w:lvlJc w:val="left"/>
+      <w:pPr>
+        <w:ind w:left="5760" w:hanging="360"/>
+      </w:pPr>
+    </w:lvl>
+    <w:lvl w:ilvl="8">
+      <w:start w:val="1"/>
+      <w:numFmt w:val="decimal"/>
+      <w:lvlText w:val="%9."/>
+      <w:lvlJc w:val="left"/>
+      <w:pPr>
+        <w:ind w:left="6480" w:hanging="360"/>
+      </w:pPr>
     </w:lvl>
   </w:abstractNum>
   <w:num w:numId="1000">
@@ -1799,6 +2119,42 @@
     <w:abstractNumId w:val="991"/>
   </w:num>
   <w:num w:numId="1016">
+    <w:abstractNumId w:val="991"/>
+  </w:num>
+  <w:num w:numId="1017">
+    <w:abstractNumId w:val="99411"/>
+    <w:lvlOverride w:ilvl="0">
+      <w:startOverride w:val="1"/>
+    </w:lvlOverride>
+    <w:lvlOverride w:ilvl="1">
+      <w:startOverride w:val="1"/>
+    </w:lvlOverride>
+    <w:lvlOverride w:ilvl="2">
+      <w:startOverride w:val="1"/>
+    </w:lvlOverride>
+    <w:lvlOverride w:ilvl="3">
+      <w:startOverride w:val="1"/>
+    </w:lvlOverride>
+    <w:lvlOverride w:ilvl="4">
+      <w:startOverride w:val="1"/>
+    </w:lvlOverride>
+    <w:lvlOverride w:ilvl="5">
+      <w:startOverride w:val="1"/>
+    </w:lvlOverride>
+    <w:lvlOverride w:ilvl="6">
+      <w:startOverride w:val="1"/>
+    </w:lvlOverride>
+    <w:lvlOverride w:ilvl="7">
+      <w:startOverride w:val="1"/>
+    </w:lvlOverride>
+    <w:lvlOverride w:ilvl="8">
+      <w:startOverride w:val="1"/>
+    </w:lvlOverride>
+  </w:num>
+  <w:num w:numId="1018">
+    <w:abstractNumId w:val="991"/>
+  </w:num>
+  <w:num w:numId="1019">
     <w:abstractNumId w:val="991"/>
   </w:num>
 </w:numbering>

--- a/docs/Programa_H1_v2026.docx
+++ b/docs/Programa_H1_v2026.docx
@@ -314,7 +314,7 @@
           <w:b/>
           <w:bCs/>
         </w:rPr>
-        <w:t xml:space="preserve">C. Mezza</w:t>
+        <w:t xml:space="preserve">E. Benages</w:t>
       </w:r>
     </w:p>
     <w:p>
@@ -1459,10 +1459,10 @@
         <w:tblStyle w:val="Table"/>
         <w:tblLook w:firstRow="0" w:lastRow="0" w:firstColumn="0" w:lastColumn="0" w:noHBand="0" w:noVBand="0" w:val="0000"/>
         <w:tblBorders>
-          <w:top w:val="single" w:sz="4" w:space="0" w:color="0758E5"/>
-          <w:left w:val="single" w:sz="24" w:space="0" w:color="0758E5"/>
-          <w:bottom w:val="single" w:sz="4" w:space="0" w:color="0758E5"/>
-          <w:right w:val="single" w:sz="4" w:space="0" w:color="0758E5"/>
+          <w:top w:val="single" w:sz="4" w:space="0" w:color="CC1914"/>
+          <w:left w:val="single" w:sz="24" w:space="0" w:color="CC1914"/>
+          <w:bottom w:val="single" w:sz="4" w:space="0" w:color="CC1914"/>
+          <w:right w:val="single" w:sz="4" w:space="0" w:color="CC1914"/>
         </w:tblBorders>
         <w:tblCellMar>
           <w:left w:w="144" w:type="dxa"/>
@@ -1476,7 +1476,7 @@
         </w:trPr>
         <w:tc>
           <w:tcPr>
-            <w:shd w:color="auto" w:fill="dae6fb" w:val="clear"/>
+            <w:shd w:color="auto" w:fill="f7dddc" w:val="clear"/>
             <w:tcMar>
               <w:top w:w="92" w:type="dxa"/>
               <w:bottom w:w="92" w:type="dxa"/>
@@ -1500,7 +1500,7 @@
                     <a:graphicData uri="http://schemas.openxmlformats.org/drawingml/2006/picture">
                       <pic:pic>
                         <pic:nvPicPr>
-                          <pic:cNvPr descr="C:\Users\Sahuquillo\AppData\Local\Programs\Quarto\share\formats\docx\note.png" id="28" name="Picture"/>
+                          <pic:cNvPr descr="C:\Users\Sahuquillo\AppData\Local\Programs\Quarto\share\formats\docx\important.png" id="28" name="Picture"/>
                           <pic:cNvPicPr>
                             <a:picLocks noChangeArrowheads="1" noChangeAspect="1"/>
                           </pic:cNvPicPr>

--- a/docs/Programa_H1_v2026.docx
+++ b/docs/Programa_H1_v2026.docx
@@ -1682,13 +1682,13 @@
       </w:r>
     </w:p>
     <w:bookmarkEnd w:id="31"/>
-    <w:bookmarkStart w:id="32" w:name="el-mito-de-la-hipotensión-intracraneal"/>
+    <w:bookmarkStart w:id="32" w:name="X55b05c5ba180de1313506cb01642fe997e82b8c"/>
     <w:p>
       <w:pPr>
         <w:pStyle w:val="Heading2"/>
       </w:pPr>
       <w:r>
-        <w:t xml:space="preserve">13 El mito de la hipotensión intracraneal</w:t>
+        <w:t xml:space="preserve">13 Utilidad de la monitorización de la presión intracraneal en la hipotensión licuoral y las fístulas de LCR</w:t>
       </w:r>
     </w:p>
     <w:p>

--- a/docs/Programa_H1_v2026.docx
+++ b/docs/Programa_H1_v2026.docx
@@ -304,7 +304,7 @@
         </w:numPr>
       </w:pPr>
       <w:r>
-        <w:t xml:space="preserve">Anatomía del sistema ventricular y de los espacios subaracnoideo.</w:t>
+        <w:t xml:space="preserve">Anatomía del sistema ventricular y de los espacios subaracnoideos.</w:t>
       </w:r>
       <w:r>
         <w:br/>
